--- a/원고_3장.docx
+++ b/원고_3장.docx
@@ -7,7 +7,7 @@
         <w:pStyle w:val="Title"/>
       </w:pPr>
       <w:r>
-        <w:t>3장 — 이론적 연구: 디자인 사고와 감응의 디자인 〔학술판 초고〕</w:t>
+        <w:t>3장 — 이론적 연구: 디자인 사고와 감응의 디자인 〔학술판 초고 v2·확장〕</w:t>
       </w:r>
     </w:p>
     <w:p>
@@ -21,7 +21,73 @@
         <w:rPr>
           <w:color w:val="404040"/>
         </w:rPr>
-        <w:t>집필 원칙: 2장이 사실을 복원했다면, 3장은 그 사실을 두 층위의 이론으로 해석한다. 3.1은 기존의 디자인 사고(design thinking) 이론으로 이건희의 결정을 읽고, 3.2는 그 이론이 답하지 못하는 '발생 조건'을 세포·공간·몸을 관통하는 '감응의 디자인'으로 규명한다. 인용은 다음 자료에 근거한다. 김재범·장영중, 「포스트 잡스 시대에 필요한 사고방식, 디자인 씽킹」(이하 『포스트 잡스』); 장영중, 「이건희 회장의 창의혁신 경영」(2025, 이하 장영중 2025); 장영중, 「형태는 기능의 시공간 통계를 따른다」(이하 시공간 통계 이론); Roger Martin(2009); Roberto Verganti(2009). 저작권상 직접 인용은 최소화하고 논지를 재서술하되, 원문 표현이 논증에 필요한 경우 따옴표로 표시하고 출처를 밝힌다.</w:t>
+        <w:t xml:space="preserve">이 장은 두 이론으로 이건희의 사례를 해석한다. </w:t>
+      </w:r>
+      <w:r>
+        <w:rPr>
+          <w:b/>
+          <w:color w:val="404040"/>
+        </w:rPr>
+        <w:t>3.1 디자인 사고</w:t>
+      </w:r>
+      <w:r>
+        <w:rPr>
+          <w:color w:val="404040"/>
+        </w:rPr>
+        <w:t xml:space="preserve">는 로베르토 베르간티(Verganti)에서 시작해 </w:t>
+      </w:r>
+      <w:r>
+        <w:rPr>
+          <w:b/>
+          <w:color w:val="404040"/>
+        </w:rPr>
+        <w:t>장영중</w:t>
+      </w:r>
+      <w:r>
+        <w:rPr>
+          <w:color w:val="404040"/>
+        </w:rPr>
+        <w:t xml:space="preserve">이 완성한 이론이며, 무엇이 일어났는가(균형·상생·중재)를 밝힌다. </w:t>
+      </w:r>
+      <w:r>
+        <w:rPr>
+          <w:b/>
+          <w:color w:val="404040"/>
+        </w:rPr>
+        <w:t>3.2 감응의 디자인</w:t>
+      </w:r>
+      <w:r>
+        <w:rPr>
+          <w:color w:val="404040"/>
+        </w:rPr>
+        <w:t xml:space="preserve">은 </w:t>
+      </w:r>
+      <w:r>
+        <w:rPr>
+          <w:b/>
+          <w:color w:val="404040"/>
+        </w:rPr>
+        <w:t>김재준</w:t>
+      </w:r>
+      <w:r>
+        <w:rPr>
+          <w:color w:val="404040"/>
+        </w:rPr>
+        <w:t>의 이론(「형태는 기능의 시공간 통계를 따른다」, 그리고 그 바탕인 「감응의 존재론」·'감응의 도시'·'유효의미 경제학')으로, 그 균형이 언제·왜 발생하는가(발생 조건)를 규명한다.</w:t>
+      </w:r>
+    </w:p>
+    <w:p>
+      <w:pPr>
+        <w:ind w:left="432"/>
+        <w:pBdr>
+          <w:left w:val="single" w:sz="18" w:space="8" w:color="8EAADB"/>
+        </w:pBdr>
+      </w:pPr>
+      <w:r>
+        <w:rPr>
+          <w:color w:val="404040"/>
+        </w:rPr>
+        <w:t>인용 자료: Roberto Verganti(2009); Roger Martin(2009); 김재범·장영중, 「포스트 잡스 시대에 필요한 사고방식, 디자인 씽킹」(이하 『포스트 잡스』); 장영중, 「이건희 회장의 창의혁신 경영」(2025, 이하 장영중 2025); 김재준, 「형태는 기능의 시공간 통계를 따른다」(이하 시공간 통계 이론)·「감응의 존재론」·'감응의 도시'·'유효의미 경제학'. 저작권을 고려해 직접 인용은 최소화하고 논지를 재서술하되, 원문 표현이 논증에 필요하면 따옴표와 출처로 표시한다.</w:t>
       </w:r>
     </w:p>
     <w:p>
@@ -36,7 +102,7 @@
         <w:pStyle w:val="Heading2"/>
       </w:pPr>
       <w:r>
-        <w:t>3.1 디자인 사고(Design Thinking) — 교차로의 논리</w:t>
+        <w:t>3.1 디자인 사고(Design Thinking) — 베르간티에서 시작해 장영중이 완성하다</w:t>
       </w:r>
     </w:p>
     <w:p>
@@ -44,26 +110,79 @@
         <w:pStyle w:val="Heading3"/>
       </w:pPr>
       <w:r>
-        <w:t>3.1.1 하나의 역설: "아무것도 창조하지 않은 창조자"</w:t>
+        <w:t>3.1.1 계보의 두 기둥</w:t>
       </w:r>
     </w:p>
     <w:p>
       <w:r>
-        <w:t>디자인 사고의 문을 여는 가장 좋은 열쇠는 스티브 잡스를 둘러싼 하나의 역설이다. 『포스트 잡스』의 저자들은 이렇게 묻는다. 잡스는 뛰어난 컴퓨터 기술자도, 뛰어난 디자이너도 아니었다. 애플의 기술은 사들이거나 빌린 것이었고, 제품의 형태는 조너선 아이브(Jonathan Ive)의 손에서 나왔다. 그렇다면 그는 무엇을 창조했는가. 전통적 관점 — 기술을 만들거나 디자인을 개발해야 창조자라는 관점 — 에서 잡스는 창조자가 아니다. 그러나 저자들은 이 부정 자체에 포스트 잡스 시대를 이해하는 열쇠가 있다고 본다. 융합의 관점에서 보면, 곧 창조를 '무언가를 교차시키는 일'로 정의하면, 잡스는 명백한 창조자다.</w:t>
-      </w:r>
-    </w:p>
-    <w:p>
-      <w:r>
-        <w:t xml:space="preserve">잡스 자신이 이 정의를 제시했다. 2011년 애플의 DNA를 설명하는 자리에서 그는 두 거리 이름이 교차하는 표지판을 띄웠다. 'Technology'와 'Liberal Arts'. 새로운 것을 만드는 것이 아니라 </w:t>
+        <w:t xml:space="preserve">디자인 사고를 하나의 완성된 경영 이론으로 세우는 데에는 두 기둥이 필요했다. 하나는 </w:t>
       </w:r>
       <w:r>
         <w:rPr>
           <w:b/>
         </w:rPr>
-        <w:t>기술과 인문학(예술)을 교차시킬 때</w:t>
+        <w:t>로베르토 베르간티(2009)</w:t>
       </w:r>
       <w:r>
-        <w:t xml:space="preserve"> 창조가 일어난다는 것이다. 『포스트 잡스』의 저자들은 경영의 언어가 잡스의 이 '교차로'를 부르는 이름이 곧 </w:t>
+        <w:t xml:space="preserve"> 가 놓은 출발점이고, 다른 하나는 </w:t>
+      </w:r>
+      <w:r>
+        <w:rPr>
+          <w:b/>
+        </w:rPr>
+        <w:t>장영중</w:t>
+      </w:r>
+      <w:r>
+        <w:t>이 그 위에 세운 완성이다. 베르간티는 디자인을 '무엇을 예쁘게 만드는가'의 문제에서 '무엇을 의미하게 만드는가'의 문제로 옮겨 놓음으로써 디자인 사고에 이론적 대상을 부여했고, 장영중은 여기에 로저 마틴(2009)의 인지 모델을 통합하고 한국의 사례(이건희폰·나는 가수다)와 이건희·잡스 비교를 더해 하나의 작동하는 경영 이론으로 완성했다. 이 절은 이 계보를 따라 디자인 사고를 재구성한다.</w:t>
+      </w:r>
+    </w:p>
+    <w:p>
+      <w:pPr>
+        <w:pStyle w:val="Heading3"/>
+      </w:pPr>
+      <w:r>
+        <w:t>3.1.2 출발점 ― 베르간티: 의미의 혁신과 중재자</w:t>
+      </w:r>
+    </w:p>
+    <w:p>
+      <w:r>
+        <w:t xml:space="preserve">베르간티의 핵심 명제는 혁신을 두 축으로 나눈 데 있다. 기술(technology)의 축과 </w:t>
+      </w:r>
+      <w:r>
+        <w:rPr>
+          <w:b/>
+        </w:rPr>
+        <w:t>의미(meaning)</w:t>
+      </w:r>
+      <w:r>
+        <w:t xml:space="preserve"> 의 축이다. 통상의 혁신 담론은 기술의 성능 향상(더 빠른, 더 작은, 더 싼)에 집중한다. 그러나 베르간티는 제품이 사용자에게 '무엇을 뜻하는가' — 그것이 삶에서 차지하는 의미 — 를 바꾸는 혁신이 별도로 존재하며, 그것이야말로 파괴적 도약의 원천이라고 보았다. 기술과 의미가 만나되 상생에 실패하면 평범한 진화에 머물고, 상생에 성공하면 파괴적 혁신으로 이어진다(장영중 2025의 요약).</w:t>
+      </w:r>
+    </w:p>
+    <w:p>
+      <w:r>
+        <w:t xml:space="preserve">베르간티 모델에서 이 책이 이론적 척추로 삼는 개념이 </w:t>
+      </w:r>
+      <w:r>
+        <w:rPr>
+          <w:b/>
+        </w:rPr>
+        <w:t>'중재자(mediator, 해석자interpreter)'</w:t>
+      </w:r>
+      <w:r>
+        <w:t xml:space="preserve"> 다. 기술의 논리와 의미의 논리는 저절로 결합하지 않는다. 둘은 서로 다른 언어를 쓰고, 서로 다른 시간 지평 — 기술(신뢰성)은 지금 여기의 성능을, 의미(유효성)는 아직 오지 않은 문화적 값을 향한다 — 을 갖기 때문이다. 이 둘을 한 제품 안에 상생시키려면 두 진영 사이에서 번역하고 조정하며 결합을 강제하는 중재자가 결정적이다. 베르간티가 디자인 담론(design discourse)의 해석자 네트워크로 사고한 이 중재 기능은, 3.2에서 세포 수준의 문자적 '샤페론(chaperone)'으로 되돌아오며, 이 책의 두 이론을 잇는 다리가 된다.</w:t>
+      </w:r>
+    </w:p>
+    <w:p>
+      <w:pPr>
+        <w:pStyle w:val="Heading3"/>
+      </w:pPr>
+      <w:r>
+        <w:t>3.1.3 완성 ― 장영중: 잡스의 교차로와 신뢰성·유효성의 균형</w:t>
+      </w:r>
+    </w:p>
+    <w:p>
+      <w:r>
+        <w:t xml:space="preserve">장영중은 베르간티의 '의미'를 스티브 잡스의 유명한 표지판 — 'Technology'와 'Liberal Arts'가 만나는 교차로 — 위에 겹쳐 놓는다. 『포스트 잡스』에서 그는 하나의 역설로 논의를 연다. 잡스는 뛰어난 기술자도 디자이너도 아니었고, 애플의 기술은 사들이거나 빌린 것이었으며 형태는 조너선 아이브의 손에서 나왔다. 그렇다면 그는 무엇을 창조했는가. 전통적 관점에서 잡스는 "아무것도 창조하지 않은 창조자"다. 그러나 창조를 '교차시키는 일'로 재정의하면, 곧 융합의 관점에서 보면 그는 명백한 창조자다. 잡스 자신이 2011년 애플의 DNA를 설명하며 "새로운 시대의 창조자는 교차로에 서 있는 자"라고 선언했다. 장영중은 경영이 이 교차로를 부르는 이름이 곧 </w:t>
       </w:r>
       <w:r>
         <w:rPr>
@@ -77,29 +196,16 @@
     </w:p>
     <w:p>
       <w:r>
-        <w:t>이 규정은 이 책 전체의 논지와 정확히 맞물린다. 서론에서 우리는 이건희의 혁신을 효율(엔지니어의 논리)과 의미(디자이너의 논리)를 한 사물에 접는 형식으로 규정했다. 잡스의 교차로와 이건희의 접힘은 같은 구조의 두 표현이며, 장영중(2025)이 "이건희의 혁신은 잡스와 거의 동일한 궤적을 그렸다"고 본 근거가 여기 있다.</w:t>
-      </w:r>
-    </w:p>
-    <w:p>
-      <w:pPr>
-        <w:pStyle w:val="Heading3"/>
-      </w:pPr>
-      <w:r>
-        <w:t>3.1.2 디자인 사고의 정의: 신뢰성과 유효성의 50 대 50</w:t>
-      </w:r>
-    </w:p>
-    <w:p>
-      <w:r>
-        <w:t xml:space="preserve">디자인 사고에 이론적 골격을 부여한 것은 토론토 경영대학원의 로저 마틴(Roger Martin, 2009)이다. 그의 정의를 『포스트 잡스』는 이렇게 요약한다. </w:t>
+        <w:t xml:space="preserve">이 교차로에 인지적 골격을 부여하기 위해 장영중은 로저 마틴(2009)을 통합한다. 마틴에게 디자인 사고란 </w:t>
       </w:r>
       <w:r>
         <w:rPr>
           <w:b/>
         </w:rPr>
-        <w:t>디자인 사고란 분석적 사고와 직관적 사고의 균형이다.</w:t>
+        <w:t>분석적 사고와 직관적 사고의 균형</w:t>
       </w:r>
       <w:r>
-        <w:t xml:space="preserve"> 한쪽 극에는 </w:t>
+        <w:t xml:space="preserve">이다. 한 극에는 검증된 방법으로 반복 가능한 결과를 산출하는 </w:t>
       </w:r>
       <w:r>
         <w:rPr>
@@ -108,7 +214,7 @@
         <w:t>신뢰성(reliability)</w:t>
       </w:r>
       <w:r>
-        <w:t xml:space="preserve"> 이 있다. 검증된 방법으로 반복 가능한 결과를 산출하는 능력, 곧 '활용(exploitation)'의 논리다. 다른 쪽 극에는 </w:t>
+        <w:t xml:space="preserve">, 곧 '활용(exploitation)'의 논리가 있고, 다른 극에는 아직 검증되지 않았으나 미래에 값을 낳을 가능성을 향하는 </w:t>
       </w:r>
       <w:r>
         <w:rPr>
@@ -117,26 +223,21 @@
         <w:t>유효성(validity)</w:t>
       </w:r>
       <w:r>
-        <w:t xml:space="preserve"> 이 있다. 아직 검증되지 않았으나 미래에 값을 낳을 가능성을 향해 나아가는 능력, 곧 '탐색(exploration)'의 논리다.</w:t>
-      </w:r>
-    </w:p>
-    <w:p>
-      <w:r>
-        <w:t xml:space="preserve">마틴의 통찰은 이 둘이 택일의 대상이 아니라는 데 있다. 분석만으로 모든 것을 해결하려는 조직은 이미 아는 것의 우물에 갇히고, 직관만으로 내달리는 조직은 근거 없는 선언에 그친다. 최적의 접근은 둘 중 하나를 고르는 것이 아니라 </w:t>
+        <w:t xml:space="preserve">, 곧 '탐색(exploration)'의 논리가 있다. 마틴의 통찰은 이 둘이 택일의 대상이 아니라는 데 있다. 분석만으로는 이미 아는 것의 우물에 갇히고, 직관만으로는 근거 없는 선언에 그친다. 최적의 접근은 둘 중 하나를 고르는 것이 아니라 양자의 균형을 추구하는 것이며, 신뢰성 100%도 유효성 100%도 아닌 </w:t>
       </w:r>
       <w:r>
         <w:rPr>
           <w:b/>
         </w:rPr>
-        <w:t>양자의 균형을 추구하는 것</w:t>
+        <w:t>50 대 50의 혼합</w:t>
       </w:r>
       <w:r>
-        <w:t>이며, 그 균형점 — 신뢰성 100%도 유효성 100%도 아닌 50 대 50의 혼합 — 이 디자인 사고다(Martin, 2009). 이는 분석적 사고의 종형 곡선과 직관적 사고의 종형 곡선이 겹치는 가운데 영역으로 도해된다.</w:t>
+        <w:t>이 디자인 사고다(Martin, 2009). 도해로는 분석적 사고의 종형 곡선과 직관적 사고의 종형 곡선이 겹치는 가운데 영역이 그것이다.</w:t>
       </w:r>
     </w:p>
     <w:p>
       <w:r>
-        <w:t>여기서 한 가지 오해를 정리할 필요가 있다. 디자인 사고는 디자이너만의 것이 아니다. 그것은 불확실성 아래에서 결정을 내리는 모든 주체 — 경영자, 정책결정자, 예술기획자 — 의 사고 양식이다. 디자인 사고가 '디자이너에게 필요한 기술'로 축소될 때, 우리는 그것이 가진 힘을 놓친다.</w:t>
+        <w:t>여기서 베르간티와 마틴은 하나로 맞물린다. 베르간티의 '기술'은 마틴의 '신뢰성'(현재 지향)에, 베르간티의 '의미'는 마틴의 '유효성'(미래 지향)에 대응한다. 장영중의 완성은 이 대응을 명시화하고, 그것을 하나의 좌표(3.1.5의 교차로 모델)로 통합한 데 있다. 아울러 그는 디자인 사고가 디자이너만의 것이 아니라 불확실성 아래에서 결정하는 모든 주체 — 경영자·정책결정자·예술기획자 — 의 사고 양식임을 분명히 한다.</w:t>
       </w:r>
     </w:p>
     <w:p>
@@ -144,72 +245,58 @@
         <w:pStyle w:val="Heading3"/>
       </w:pPr>
       <w:r>
-        <w:t>3.1.3 두 개의 한국적 사례: '나는 가수다'와 아이폰</w:t>
+        <w:t>3.1.4 두 개의 한국적 사례: '나는 가수다'와 아이폰</w:t>
       </w:r>
     </w:p>
     <w:p>
       <w:r>
-        <w:t>『포스트 잡스』가 이 추상적 균형을 설명하기 위해 드는 사례는 학술적으로도 유용하다. 하나는 텔레비전 프로그램 '나는 가수다'다.</w:t>
+        <w:t>장영중이 이 추상적 균형을 입증하기 위해 드는 사례는 이 이론을 한국의 경험 위에 착지시킨다. 첫째는 텔레비전 프로그램 '나는 가수다'다.</w:t>
       </w:r>
     </w:p>
     <w:p>
       <w:r>
-        <w:t>신뢰성의 관점, 곧 분석적 사고만으로 판단하면 이 기획은 사장될 수밖에 없었다. 저자들은 세 가지 부정적 근거를 든다. 첫째, 아마추어 관객 평가단이 이미 가창력을 인정받은 프로 가수의 순위를 매긴다는 설정의 정당성 결여. 둘째, 경연에서 나쁜 결과를 감수하면서까지 출연할 가수를 섭외하기 어렵다는 현실. 셋째, 주류 트렌드(아이돌)에 정면으로 도전한다는 위험. 검증된 성공 공식(활용)의 잣대로는 어느 하나 통과하기 어렵다. 그럼에도 '나는 가수다'는 그 위험을 안고 출발해 성공했다. 검증되지 않은 형식의 값을 향해 나아간 유효성의 도박이 관철된 것이다.</w:t>
-      </w:r>
-    </w:p>
-    <w:p>
-      <w:r>
-        <w:t xml:space="preserve">저자들은 이 구조가 아이폰과 동일하다고 본다. 아이폰 이전, 기존의 성공 모델(활용)을 따랐다면 애플은 노키아·삼성처럼 피처폰으로 승부했어야 했다. 그러나 애플은 사용자의 본질적 필요로 되돌아가 새로운 형식을 내놓았고, 판도를 바꾸었다. '나는 가수다'가 가요 시청자의 본질적 필요로 되돌아가 새 형식을 만든 것과 같은 논리다. 두 사례 모두 </w:t>
+        <w:t xml:space="preserve">신뢰성의 관점, 곧 분석적 사고만으로 판단하면 이 기획은 사장될 수밖에 없었다. 장영중은 세 가지 부정적 근거를 든다. </w:t>
       </w:r>
       <w:r>
         <w:rPr>
           <w:b/>
         </w:rPr>
-        <w:t>신뢰성(검증된 노하우)과 유효성(창조적 직관)의 균형</w:t>
+        <w:t>첫째</w:t>
       </w:r>
       <w:r>
-        <w:t>에서, 특히 유효성 쪽으로 과감히 기운 도박에서 파괴적 혁신이 나왔음을 보여준다.</w:t>
-      </w:r>
-    </w:p>
-    <w:p>
-      <w:r>
-        <w:t>이 사례들은 서론의 가설을 예증한다. 검증된 공식에 대한 특화(신뢰성 극단)는 안정된 환경에서는 최적이지만 판도가 이동할 때 정체로 굳는다. 판도를 바꾸는 것은 언제나 유효성 쪽으로 균형을 옮길 줄 아는 결정이다.</w:t>
-      </w:r>
-    </w:p>
-    <w:p>
-      <w:pPr>
-        <w:pStyle w:val="Heading3"/>
-      </w:pPr>
-      <w:r>
-        <w:t>3.1.4 베르간티: 의미의 혁신과 '중재자'</w:t>
-      </w:r>
-    </w:p>
-    <w:p>
-      <w:r>
-        <w:t xml:space="preserve">로저 마틴이 디자인 사고의 내적 균형(신뢰성-유효성)을 밝혔다면, 로베르토 베르간티(Roberto Verganti, 2009)는 그 균형이 산출하는 결과물의 성격을 밝힌다. 베르간티의 디자인 주도 혁신(design-driven innovation) 모델에서, 성공의 핵심은 </w:t>
+        <w:t xml:space="preserve">, 아마추어 관객 평가단이 이미 가창력을 인정받은 프로 가수의 순위를 매긴다는 설정의 정당성 결여 — 음악을 배운 적 없는 비전문가가 심사하는 콩쿠르의 권위를 누가 인정하겠는가. </w:t>
       </w:r>
       <w:r>
         <w:rPr>
           <w:b/>
         </w:rPr>
-        <w:t>기술(technology)과 의미(meaning)의 상생</w:t>
+        <w:t>둘째</w:t>
       </w:r>
       <w:r>
-        <w:t>이다. 기술과 의미가 만나되 상생에 실패하면 평범한 진화에 머물고, 상생에 성공하면 파괴적 혁신으로 도약한다(장영중 2025의 요약).</w:t>
-      </w:r>
-    </w:p>
-    <w:p>
-      <w:r>
-        <w:t xml:space="preserve">베르간티 모델에서 이 책이 특히 주목하는 것은 </w:t>
+        <w:t xml:space="preserve">, 경연에서 나쁜 결과를 감수하면서까지 출연할 프로 가수를 섭외하기 어렵다는 현실 — 실제로 이 이유로 출연을 고사한 가수들이 있었다. </w:t>
       </w:r>
       <w:r>
         <w:rPr>
           <w:b/>
         </w:rPr>
-        <w:t>'중재자(mediator)'</w:t>
+        <w:t>셋째</w:t>
       </w:r>
       <w:r>
-        <w:t xml:space="preserve"> 의 존재다. 기술의 논리와 의미의 논리는 저절로 결합하지 않는다. 둘은 서로 다른 언어를 쓰고 서로 다른 시간 지평(신뢰성은 현재 지향, 유효성은 미래 지향)을 갖기 때문이다. 이 둘을 한 제품 안에 상생시키기 위해서는, 두 진영 사이에서 번역하고 조정하며 결합을 강제하는 중재자가 결정적이다. 3.2에서 보겠지만, 이 '중재자'는 이 책의 이론적 척추 가운데 하나로, 세포 수준에서는 문자 그대로 '샤페론(chaperone)'이라는 이름으로 되돌아온다.</w:t>
+        <w:t xml:space="preserve">, 주류 트렌드(아이돌)에 정면으로 도전한다는 위험. 검증된 성공 공식(활용)의 잣대로는 어느 하나 통과하기 어렵다. 그럼에도 '나는 가수다'는 그 위험을 안고 출발해 성공했다. 검증되지 않은 형식의 값을 향해 나아간 </w:t>
+      </w:r>
+      <w:r>
+        <w:rPr>
+          <w:b/>
+        </w:rPr>
+        <w:t>유효성의 도박</w:t>
+      </w:r>
+      <w:r>
+        <w:t>이 관철된 것이다.</w:t>
+      </w:r>
+    </w:p>
+    <w:p>
+      <w:r>
+        <w:t>장영중은 이 구조가 아이폰과 동일하다고 본다. 아이폰 이전, 기존 성공 모델(활용)을 따랐다면 애플은 노키아·삼성처럼 피처폰으로 승부했어야 했다. 그러나 애플은 사용자의 본질적 필요로 되돌아가 새로운 형식을 내놓았고 판도를 바꾸었다. '나는 가수다'가 가요 시청자의 본질적 필요로 되돌아가 새 형식을 만든 것과 같은 논리다. 두 사례 모두 신뢰성(검증된 노하우)과 유효성(창조적 직관)의 균형에서, 특히 유효성 쪽으로 과감히 기운 결정에서 파괴적 혁신이 나왔음을 보여준다. 이 사례들은 서론의 가설을 예증한다. 검증된 공식에 대한 특화(신뢰성 극단)는 안정된 환경에서는 최적이지만 판도가 이동할 때 정체로 굳으며, 판도를 바꾸는 것은 언제나 유효성 쪽으로 균형을 옮길 줄 아는 결정이다.</w:t>
       </w:r>
     </w:p>
     <w:p>
@@ -222,7 +309,7 @@
     </w:p>
     <w:p>
       <w:r>
-        <w:t xml:space="preserve">이제 이 도구들로 이건희의 사례를 읽는다. 장영중(2025)은 이건희 리더십을 스티브 잡스의 리더십과 근사(近似)한 것으로 놓고(이건희 ≒ Jobs), 그 성공을 베르간티 모델로 설명한다. SGH-T100(이건희폰)의 개발은 기술과 의미가 충돌한 대표 사례였다. 유선형 클램셸 외형은 기존 부품과 호환되지 않았고 설계팀에게 낯설었으며, 따라서 디자인팀의 요청만으로는 추진될 수 없었다(2장 2.7 참조). 이 교착을 푼 것이 사용자 경험에서 출발한 이건희의 개입 — 곧 </w:t>
+        <w:t xml:space="preserve">장영중(2025)은 이 완성된 이론으로 이건희를 읽는다. 그는 이건희 리더십을 스티브 잡스의 리더십과 근사한 것(이건희 ≒ Jobs)으로 놓고, 그 성공을 베르간티 모델로 설명한다. SGH-T100(이건희폰)의 개발은 기술과 의미가 충돌한 대표 사례였다. 유선형 클램셸 외형은 기존 부품과 호환되지 않았고 설계팀에게 낯설었으며, 따라서 디자인팀의 요청만으로는 추진될 수 없었다(2장 2.7). 이 교착을 푼 것이 사용자 경험에서 출발한 이건희의 개입, 곧 </w:t>
       </w:r>
       <w:r>
         <w:rPr>
@@ -231,12 +318,12 @@
         <w:t>중재자로서의 오너 리더십</w:t>
       </w:r>
       <w:r>
-        <w:t xml:space="preserve"> — 이었다. 장영중(2025)은 이를 삼성 특유의 '일등주의' 문화, 곧 결과 지향점을 명확히 제시하는 기업문화가 오너의 현장 리더십과 결합한 "매우 한국적인 창조적 혁신"으로 규정한다.</w:t>
+        <w:t>이었다. 장영중(2025)은 이를 삼성 특유의 '일등주의' 문화 — 결과 지향점을 명확히 제시하는 기업문화 — 가 오너의 현장 리더십과 결합한 "매우 한국적인 창조적 혁신"으로 규정한다. 그의 도식에서 이건희 리더십과 삼성의 결과 중심 기업문화가 만나면 포용력(비효율적 요소)이 증가하고, 바로 그 비효율의 여백에서 혁신적 성공 제품이 탄생한다.</w:t>
       </w:r>
     </w:p>
     <w:p>
       <w:r>
-        <w:t xml:space="preserve">장영중(2025)이 제시한 </w:t>
+        <w:t xml:space="preserve">장영중(2025)의 </w:t>
       </w:r>
       <w:r>
         <w:rPr>
@@ -245,7 +332,7 @@
         <w:t>'파괴적 혁신 교차로 모델'</w:t>
       </w:r>
       <w:r>
-        <w:t xml:space="preserve"> 은 마틴과 베르간티를 하나의 좌표로 통합한다. 가로축에 신뢰성(현재 지향), 세로축에 유효성(미래 지향)을 놓으면, 둘 사이에는 넘기 어려운 </w:t>
+        <w:t xml:space="preserve"> 은 마틴과 베르간티를 하나의 좌표로 통합한다. 가로축에 신뢰성(현재 지향), 세로축에 유효성(미래 지향)을 놓으면 둘 사이에 넘기 어려운 </w:t>
       </w:r>
       <w:r>
         <w:rPr>
@@ -254,7 +341,16 @@
         <w:t>상충의 벽(trade-off wall)</w:t>
       </w:r>
       <w:r>
-        <w:t xml:space="preserve"> 이 선다. 이 벽을 넘지 못하면 점진적 진화에 머물고, 넘으면 파괴적 혁신에 도달한다. 이 좌표 위에서 장영중은 리더십을 하나의 '원(圓)'으로 그린다. </w:t>
+        <w:t xml:space="preserve"> 이 선다. 이 벽을 넘지 못하면 점진적 진화에, 넘으면 파괴적 혁신에 이른다. 이 좌표 위에서 그는 리더십을 하나의 </w:t>
+      </w:r>
+      <w:r>
+        <w:rPr>
+          <w:b/>
+        </w:rPr>
+        <w:t>'원(圓)'</w:t>
+      </w:r>
+      <w:r>
+        <w:t xml:space="preserve"> 으로 그린다. </w:t>
       </w:r>
       <w:r>
         <w:rPr>
@@ -263,7 +359,7 @@
         <w:t>이건희의 원</w:t>
       </w:r>
       <w:r>
-        <w:t>은 효율보다 성공에 집중하고 경험적·가추적(abductive) 논리로 벽을 넘어 파괴적 혁신(이건희폰·보르도TV)에 도달한다. 반면 포용력과 비용 최소화, 귀납적 논리에 무게를 둔 원은 벽 앞에서 점진적 진화에 머문다. 장영중은 이 대비를 이건희와 이재용, 그리고 스티브 잡스(조너선 아이브 발탁)와 팀 쿡(조너선 아이브 퇴사)의 대비로 확장한다. ⚠️ 이 대비의 구체적 사례 판단(예: 특정 사업의 성패를 점진적 진화의 증거로 드는 것)은 저자의 해석이며, 사실 주장과 구분해 인용해야 한다.</w:t>
+        <w:t>은 효율보다 성공에 집중하고 경험적·가추적(abductive) 논리로 벽을 넘어 파괴적 혁신(이건희폰·보르도TV)에 도달한다. 반면 포용력과 비용 최소화, 귀납적 논리에 무게를 둔 원은 벽 앞에서 점진적 진화에 머문다. 장영중은 이 대비를 이건희와 이재용, 그리고 스티브 잡스(조너선 아이브 발탁)와 팀 쿡(조너선 아이브 퇴사)의 대비로 확장한다. ⚠️ 이 대비의 개별 사례 판단은 저자의 해석이며 사실 주장과 구분해 인용한다.</w:t>
       </w:r>
     </w:p>
     <w:p>
@@ -276,7 +372,7 @@
     </w:p>
     <w:p>
       <w:r>
-        <w:t xml:space="preserve">디자인 사고 이론은 이건희의 사례에서 </w:t>
+        <w:t xml:space="preserve">베르간티가 열고 장영중이 완성한 디자인 사고 이론은 이건희의 사례에서 </w:t>
       </w:r>
       <w:r>
         <w:rPr>
@@ -285,7 +381,7 @@
         <w:t>무엇이 일어났는가</w:t>
       </w:r>
       <w:r>
-        <w:t xml:space="preserve">를 정확히 포착한다. 효율과 의미의 충돌, 그 균형, 중재자의 개입, 상충의 벽을 넘는 도약. 그러나 이 이론에는 답하지 못하는 물음이 남는다. </w:t>
+        <w:t xml:space="preserve">를 정확히 포착한다. 기술과 의미의 충돌, 신뢰성과 유효성의 균형, 중재자의 개입, 상충의 벽을 넘는 도약. 그러나 이 이론에는 답하지 못하는 물음이 남는다. </w:t>
       </w:r>
       <w:r>
         <w:rPr>
@@ -294,7 +390,7 @@
         <w:t>왜 하필 그때, 그 형식이 발생했는가.</w:t>
       </w:r>
       <w:r>
-        <w:t xml:space="preserve"> 왜 어떤 조직은 벽을 넘고 어떤 조직은 넘지 못하는가. 왜 이건희가 실현한 도약은 반복되기 어려운가(2장 2.8). 디자인 사고는 균형의 '상태'를 기술하지만, 그 균형이 선택되는 '조건'을 말하지 않는다. 그 조건을 규명하려면, 경영의 사례를 넘어 형태와 환경의 관계 그 자체로 내려가야 한다. 그것이 3.2의 과제다.</w:t>
+        <w:t xml:space="preserve"> 왜 어떤 조직은 벽을 넘고 어떤 조직은 넘지 못하는가. 왜 이건희가 실현한 도약은 반복되기 어려운가(2장 2.8). 디자인 사고는 균형의 '상태'를 기술하지만 그 균형이 선택되는 '조건'을 말하지 않는다. 그 조건을 규명하려면 경영의 사례를 넘어 형태와 환경의 관계 자체로 내려가야 한다. 그것이 김재준의 감응의 디자인이며, 3.2의 과제다.</w:t>
       </w:r>
     </w:p>
     <w:p>
@@ -309,7 +405,7 @@
         <w:pStyle w:val="Heading2"/>
       </w:pPr>
       <w:r>
-        <w:t>3.2 감응의 디자인 — 「형태는 기능의 시공간 통계를 따른다」</w:t>
+        <w:t>3.2 감응의 디자인 — 김재준의 이론</w:t>
       </w:r>
     </w:p>
     <w:p>
@@ -323,7 +419,20 @@
         <w:rPr>
           <w:color w:val="404040"/>
         </w:rPr>
-        <w:t>이 절은 장영중의 통합 디자인 이론(시공간 통계 이론)을 학술적으로 재구성한다. 이 이론은 대장균의 분자(생물학 논문 「Two trade-offs in cellular resource allocation」), 건축의 공간, 6만 명의 신체(「감응의 존재론」)를 하나의 형식으로 꿰며, 3.1이 남긴 '발생 조건'의 물음에 답한다.</w:t>
+        <w:t xml:space="preserve">이 절은 </w:t>
+      </w:r>
+      <w:r>
+        <w:rPr>
+          <w:b/>
+          <w:color w:val="404040"/>
+        </w:rPr>
+        <w:t>김재준</w:t>
+      </w:r>
+      <w:r>
+        <w:rPr>
+          <w:color w:val="404040"/>
+        </w:rPr>
+        <w:t>의 이론을 학술적으로 재구성한다. 그 정점은 「형태는 기능의 시공간 통계를 따른다」(시공간 통계 이론)이며, 그 존재론적 바탕은 「감응의 존재론」, 문명·도시로의 응용은 '감응의 도시'와 '유효의미 경제학'이다. 이 이론은 대장균의 분자(생물학 논문 「Two trade-offs in cellular resource allocation」)와 건축의 공간, 6만 명의 신체를 하나의 형식으로 꿰며, 3.1이 남긴 '발생 조건'의 물음에 답한다.</w:t>
       </w:r>
     </w:p>
     <w:p>
@@ -331,12 +440,84 @@
         <w:pStyle w:val="Heading3"/>
       </w:pPr>
       <w:r>
-        <w:t>3.2.0 세 개의 증언과 하나의 명제</w:t>
+        <w:t>3.2.1 존재론적 바탕: 감응(感應)이란 무엇인가</w:t>
       </w:r>
     </w:p>
     <w:p>
       <w:r>
-        <w:t>서로를 모르는 세 목소리가 같은 말을 한다. 이 척도 불변성(scale invariance)이 이 이론의 출발점이자 증거다.</w:t>
+        <w:t xml:space="preserve">김재준의 출발점은 존재론이다. 「감응의 존재론」의 중심 명제는 이렇게 요약된다. "존재는 공(空) 속에서 감응으로 발생하며, 그 감응은 축적되어 구조를 형성한다." 여기서 </w:t>
+      </w:r>
+      <w:r>
+        <w:rPr>
+          <w:b/>
+        </w:rPr>
+        <w:t>감응</w:t>
+      </w:r>
+      <w:r>
+        <w:t xml:space="preserve">은 인간의 감정이 아니라 존재의 근원적 양식이다. 그것은 대상이 무엇이든 무관하게 작동한다. 2019년 은평의 진오귀굿과 2023년 잠실의 K-pop 콘서트는, 하나는 죽음의 의례이고 하나는 상업적 공연이지만, 동일한 구조를 낳는다 — 개인 경계의 용해, 공간의 밀도화, 설명 불가능한 순간의 도래. 김재준은 감응을 네 가지 역사적 형태로 구분한다. 통제 불가능한 </w:t>
+      </w:r>
+      <w:r>
+        <w:rPr>
+          <w:b/>
+        </w:rPr>
+        <w:t>사건적 감응</w:t>
+      </w:r>
+      <w:r>
+        <w:t xml:space="preserve">(무속), 관계의 필연적 진동으로 구조화된 </w:t>
+      </w:r>
+      <w:r>
+        <w:rPr>
+          <w:b/>
+        </w:rPr>
+        <w:t>구조적 감응</w:t>
+      </w:r>
+      <w:r>
+        <w:t xml:space="preserve">(성리학의 기), '모심'을 통해 윤리로 내면화된 </w:t>
+      </w:r>
+      <w:r>
+        <w:rPr>
+          <w:b/>
+        </w:rPr>
+        <w:t>내재적 감응</w:t>
+      </w:r>
+      <w:r>
+        <w:t xml:space="preserve">(동학의 인내천), 그리고 조직화되고 반복 가능해진 </w:t>
+      </w:r>
+      <w:r>
+        <w:rPr>
+          <w:b/>
+        </w:rPr>
+        <w:t>설계된 감응</w:t>
+      </w:r>
+      <w:r>
+        <w:t>(K-pop). 마지막 형태 — 감응이 설계의 대상이 된다는 것 — 이 디자인 이론과 경영을 향한 문을 연다.</w:t>
+      </w:r>
+    </w:p>
+    <w:p>
+      <w:r>
+        <w:t>감응의 존재론은 방법론에서도 이 책과 공명한다. 김재준은 동양(무속→주자→수운)과 서양(스피노자의 정동→메를로퐁티의 살→들뢰즈의 생성)이 서로를 모른 채 같은 별에 도달했다고 본다. 서로 무관한 계보가 같은 구조에 이르는 반복은 우연이 아니라 실재하는 형식의 흔적이라는 것이다. 이 방법이 곧 서론의 '핼리 혜성' 논법이며, 3.2 전체가 세포·공간·몸이라는 세 계보의 수렴으로 전개되는 근거다.</w:t>
+      </w:r>
+    </w:p>
+    <w:p>
+      <w:pPr>
+        <w:pStyle w:val="Heading3"/>
+      </w:pPr>
+      <w:r>
+        <w:t>3.2.2 세 개의 증언과 명제</w:t>
+      </w:r>
+    </w:p>
+    <w:p>
+      <w:r>
+        <w:t xml:space="preserve">김재준의 시공간 통계 이론은 서로를 모르는 세 목소리가 같은 말을 한다는 관찰에서 출발한다. 이 </w:t>
+      </w:r>
+      <w:r>
+        <w:rPr>
+          <w:b/>
+        </w:rPr>
+        <w:t>척도 불변성(scale invariance)</w:t>
+      </w:r>
+      <w:r>
+        <w:t xml:space="preserve"> 이 이론의 출발점이자 증거다.</w:t>
       </w:r>
     </w:p>
     <w:p>
@@ -350,16 +531,7 @@
         <w:t>세포</w:t>
       </w:r>
       <w:r>
-        <w:t xml:space="preserve">다. 대장균은 열에서도 냉에서도 단백질을 접는 이중기능 샤페로닌 GroES-EL을 가진다. 그런데 진화는 이 양가적 분자를 아무 환경에서나 증폭시키지 않는다. 온도가 일정하면(정지) 한 방향으로 충분하므로 증폭하지 않고, 무작위로 요동치면(혼돈) 어떤 방향도 신뢰할 수 없으므로 증폭하지 않는다. 오직 </w:t>
-      </w:r>
-      <w:r>
-        <w:rPr>
-          <w:b/>
-        </w:rPr>
-        <w:t>규칙적으로 변동할 때(리듬)</w:t>
-      </w:r>
-      <w:r>
-        <w:t xml:space="preserve"> — 변동하되 예측 가능할 때 — 네 개의 독립된 집단에서 평행하게 그 분자가 증폭된다. 생물학 논문은 이 선택을 헤징 프리미엄(hedging premium)이 환경의 분산과 자기상관의 곱에 비례한다는 명제로 정식화하고, χ²=4×10⁻¹¹의 통계로 뒷받침한다.</w:t>
+        <w:t>다. 대장균은 열에서도 냉에서도 단백질을 접는 이중기능 샤페로닌 GroES-EL을 가진다. 진화는 이 양가적 분자를 아무 환경에서나 증폭시키지 않는다. 온도가 일정하면(정지) 한 방향으로 충분하므로, 무작위로 요동치면(혼돈) 어떤 방향도 신뢰할 수 없으므로 증폭하지 않는다. 오직 규칙적으로 변동할 때 — 변동하되 예측 가능할 때 — 네 개의 독립된 집단에서 평행하게 증폭된다. 생물학 논문은 이 선택을 헤징 프리미엄이 환경의 분산과 자기상관의 곱에 비례한다는 명제로 정식화하고 χ²=4×10⁻¹¹로 뒷받침한다.</w:t>
       </w:r>
     </w:p>
     <w:p>
@@ -373,16 +545,7 @@
         <w:t>공간</w:t>
       </w:r>
       <w:r>
-        <w:t xml:space="preserve">이다. 무게를 받으며 동시에 공간을 여는 기둥, 침실이자 서재인 방, 안이면서 밖인 툇마루, 낮에는 가게이고 밤에는 집인 상가주택. 모더니즘은 이 이중성을 명료성의 실패로 읽었다. 그러나 사용의 분산이 크고 자기상관이 높을 때, 곧 리듬적으로 변동하는 사용 환경에서 </w:t>
-      </w:r>
-      <w:r>
-        <w:rPr>
-          <w:b/>
-        </w:rPr>
-        <w:t>이중기능의 형태가 통계적으로 최적</w:t>
-      </w:r>
-      <w:r>
-        <w:t>이 된다. 공간이 실제로 점유할 여러 상태에 헤지하기 때문이다.</w:t>
+        <w:t>이다. 하중을 받으며 동시에 공간을 여는 기둥, 침실이자 서재인 방, 안이면서 밖인 툇마루, 낮에는 가게이고 밤에는 집인 상가주택. 모더니즘은 이 이중성을 명료성의 실패로 읽었으나, 사용의 분산이 크고 자기상관이 높은 리듬적 환경에서는 이중기능의 형태가 통계적으로 최적이 된다. 공간이 실제로 점유할 여러 상태에 헤지하기 때문이다.</w:t>
       </w:r>
     </w:p>
     <w:p>
@@ -396,7 +559,7 @@
         <w:t>몸</w:t>
       </w:r>
       <w:r>
-        <w:t xml:space="preserve">이다. 2023년 잠실의 6만 관중이 부르는 떼창은 결코 완벽한 유니즌이 아니다. 음정이 어긋나고, 뒷좌석의 소리가 몇 분의 일 초 늦게 도달하며, 누군가는 콧노래로 따라 부른다. 이 </w:t>
+        <w:t xml:space="preserve">이다. 잠실의 6만 떼창은 완벽한 유니즌이 아니다. 음정이 어긋나고 뒷좌석의 소리가 늦게 도달하며 누군가는 콧노래로 따라 부른다. 이 </w:t>
       </w:r>
       <w:r>
         <w:rPr>
@@ -405,7 +568,7 @@
         <w:t>불완전한 겹침이 두께를 만든다.</w:t>
       </w:r>
       <w:r>
-        <w:t xml:space="preserve"> 메를로퐁티가 에카르(écart)라 부른 것 — 만지는 손과 만져지는 손 사이의 미세한 어긋남 — 이 없으면 지각도 없다. 차이가 없으면 감응도 없다.</w:t>
+        <w:t xml:space="preserve"> 메를로퐁티가 에카르(écart)라 부른 미세한 어긋남이 없으면 지각도 감응도 없다.</w:t>
       </w:r>
     </w:p>
     <w:p>
@@ -419,13 +582,13 @@
         <w:t>리듬과 양가성.</w:t>
       </w:r>
       <w:r>
-        <w:t xml:space="preserve"> 세포는 리듬 있는 환경에서만 양가적 분자를 만들고, 공간은 리듬 있는 사용에서만 이중기능 형태를 최적으로 삼으며, 몸은 완전한 합일이 아니라 리듬적으로 어긋난 겹침에서만 감응한다. 척도가 세 번 뛰는데 같은 형식이 세 번 되돌아온다. 이 되돌아옴은 시적 유비가 아니라 — 셋 다 리듬 있는 변동 아래에서 양가적 형태로 헤지하는 물질이며 그 헤지의 수학이 셋에서 동일하기에 — 하나의 이론을 요구한다. 그 명제가 이 이론의 제목이다. </w:t>
+        <w:t xml:space="preserve"> 척도가 세 번 뛰는데 같은 형식이 세 번 되돌아온다. 이 되돌아옴은 유비가 아니라 — 셋 다 리듬 있는 변동 아래에서 양가적 형태로 헤지하는 물질이며 그 헤지의 수학이 동일하기에 — 하나의 이론을 요구한다. 그 명제가 이론의 제목이다. </w:t>
       </w:r>
       <w:r>
         <w:rPr>
           <w:b/>
         </w:rPr>
-        <w:t>형태는 되어감(becoming)의 시공간 통계를 따른다. 그리고 가장 강인하고 가장 아름다운 형태는, 리듬의 자리에서 발생하는 양가적 형태다.</w:t>
+        <w:t>형태는 되어감(becoming)의 시공간 통계를 따른다. 가장 강인하고 가장 아름다운 형태는 리듬의 자리에서 발생하는 양가적 형태다.</w:t>
       </w:r>
     </w:p>
     <w:p>
@@ -433,7 +596,7 @@
         <w:pStyle w:val="Heading3"/>
       </w:pPr>
       <w:r>
-        <w:t>3.2.1 제1법칙 — 디자인의 자리는 정지와 혼돈 사이의 리듬</w:t>
+        <w:t>3.2.3 제1법칙 — 디자인의 자리는 정지와 혼돈 사이의 리듬</w:t>
       </w:r>
     </w:p>
     <w:p>
@@ -447,7 +610,7 @@
         <w:t>정지(stasis)</w:t>
       </w:r>
       <w:r>
-        <w:t xml:space="preserve"> 는 변동이 없는 곳이다. 하나의 정답을 향한 완성된 형태 — 그리스 조각의 정지, 공항의 표준 평면 — 가 여기 산다. 아름답지만 아무 일도 일어나지 않으며, 평균은 언제나 이상점(異常點)을 지운다. </w:t>
+        <w:t xml:space="preserve"> 는 변동이 없는 곳이다. 하나의 정답을 향한 완성된 형태(그리스 조각, 공항의 표준 평면)가 여기 산다. 아름답지만 아무 일도 일어나지 않으며, 평균은 언제나 이상점을 지운다. </w:t>
       </w:r>
       <w:r>
         <w:rPr>
@@ -456,7 +619,7 @@
         <w:t>혼돈(chaos)</w:t>
       </w:r>
       <w:r>
-        <w:t xml:space="preserve"> 은 변동은 있으나 패턴이 없는 곳이다. 형태 없는 노이즈, 정보 없는 흐름. 살아 있으나 형태가 없다. </w:t>
+        <w:t xml:space="preserve"> 은 변동은 있으나 패턴이 없는 곳, 형태 없는 노이즈다. </w:t>
       </w:r>
       <w:r>
         <w:rPr>
@@ -465,12 +628,7 @@
         <w:t>리듬(rhythm)</w:t>
       </w:r>
       <w:r>
-        <w:t xml:space="preserve"> 은 변동과 패턴이 함께 있는 곳이다. 오직 여기서만 양가적 자산이 선택되고, 오직 여기서만 형태가 발생한다. 음악의 박절이 메트로놈도 노이즈도 아닌 자리에서 태어나듯이.</w:t>
-      </w:r>
-    </w:p>
-    <w:p>
-      <w:r>
-        <w:t>형식적으로, 헤지의 가치는 변동성과 예측 가능성의 곱에 비례한다.</w:t>
+        <w:t xml:space="preserve"> 은 변동과 패턴이 함께 있는 곳이다. 오직 여기서만 양가적 자산이 선택되고 형태가 발생한다. 음악의 박절이 메트로놈도 노이즈도 아닌 자리에서 태어나듯이.</w:t>
       </w:r>
     </w:p>
     <w:p>
@@ -480,7 +638,7 @@
     </w:p>
     <w:p>
       <w:r>
-        <w:t>어느 한쪽이 0이면 곱도 0이다. 변동이 없으면(정지) 헤지할 것이 없고, 예측이 없으면(혼돈) 헤지할 방법이 없다. 서론의 한일 비교가 이 곱 위에 정확히 놓인다. 전후 일본은 낮은 σ²의 안정된 환경에서 특화(신뢰성 극단)를 최적화했고, 압축근대의 한국은 높은 σ²의 격변을 겪었다. 다만 격변만으로는 부족하다. 이건희가 한 일은 그 격변에 방향과 박자(ρ)를 부여해 혼돈을 리듬으로 전환한 것이었다(2장 2.5). 곧 그는 σ²와 ρ를 함께 키워 헤지 — 곧 디자인 — 의 값을 극대화했다.</w:t>
+        <w:t>헤지의 가치는 변동성(σ²)과 예측 가능성(ρ)의 곱에 비례하며, 어느 한쪽이 0이면 곱도 0이다. 변동이 없으면(정지) 헤지할 것이 없고, 예측이 없으면(혼돈) 헤지할 방법이 없다. 서론의 한일 비교가 이 곱 위에 정확히 놓인다. 전후 일본은 낮은 σ²의 안정된 환경에서 특화(신뢰성 극단)를 최적화했고, 압축근대의 한국은 높은 σ²의 격변을 겪었다. 다만 격변만으로는 부족하다. 이건희가 한 일은 그 격변에 방향과 박자(ρ)를 부여해 혼돈을 리듬으로 전환한 것이었다(2장 2.5). 곧 그는 σ²와 ρ를 함께 키워 헤지 — 곧 디자인 — 의 값을 극대화했다. 여기서 3.1의 마틴과 3.2의 김재준이 만난다. 마틴의 신뢰성/유효성 균형이 '무엇을' 섞을지를 말한다면, 김재준의 σ²×ρ는 '언제' 그 혼합이 값을 갖는지를 말한다.</w:t>
       </w:r>
     </w:p>
     <w:p>
@@ -488,21 +646,21 @@
         <w:pStyle w:val="Heading3"/>
       </w:pPr>
       <w:r>
-        <w:t>3.2.2 제2법칙 — 양가성은 리듬의 자식이며, 회복력은 곧 아름다움</w:t>
+        <w:t>3.2.4 제2법칙 — 양가성은 리듬의 자식이며, 회복력은 곧 아름다움</w:t>
       </w:r>
     </w:p>
     <w:p>
       <w:r>
-        <w:t xml:space="preserve">리듬의 자리에서 형태가 내놓는 답은 언제나 같은 꼴을 가진다. </w:t>
+        <w:t xml:space="preserve">리듬의 자리에서 형태가 내놓는 답은 언제나 </w:t>
       </w:r>
       <w:r>
         <w:rPr>
           <w:b/>
         </w:rPr>
-        <w:t>양가성.</w:t>
+        <w:t>양가성</w:t>
       </w:r>
       <w:r>
-        <w:t xml:space="preserve"> 두 기능, 두 방향, 두 의미를 한 형태 안에 보존하는 것. 이것을 낭비로 오해해서는 안 된다. 양가성은 타협이 아니라 통계가 명령하는 정답이다. GroES-EL이 두 방향으로 접히는 것, 기둥이 하중과 공간을 함께 감당하는 것, 이건희폰이 엔지니어의 효율과 디자이너의 의미를 함께 품는 것은 모두 리듬적으로 변동하는 미래에 대한 헤지다.</w:t>
+        <w:t>이다. 두 기능·두 방향·두 의미를 한 형태에 보존하는 것. 이것은 낭비가 아니라 통계가 명령하는 정답, 곧 리듬적으로 변동하는 미래에 대한 헤지다. GroES-EL이 두 방향으로 접히는 것, 기둥이 하중과 공간을 함께 감당하는 것, 이건희폰이 엔지니어의 효율과 디자이너의 의미를 함께 품는 것이 모두 그러하다.</w:t>
       </w:r>
     </w:p>
     <w:p>
@@ -525,12 +683,7 @@
         <w:t>통계적으로 최적인 형태가, 우리가 아름답다고 느끼는 바로 그 형태다.</w:t>
       </w:r>
       <w:r>
-        <w:t xml:space="preserve"> 회복력(resilience)과 아름다움은 두 개의 다른 사실이 아니라 한 형식의 두 해석이다. 효율성은 결정의 목적이고 형태적 질서는 결정의 형식이며, 칸트가 '목적 없는 합목적성(purposiveness without purpose)'이라 부른 것이 바로 이 구조적 동일성이다 — 목적은 확정되지 않지만 목적적 구조는 있다. 비극이 영광과 몰락을 동시에 품을 때 비극이고, 건축이 하중과 공간을 동시에 감당할 때 건축인 것처럼, 미학사 전체가 리듬과 양가성이라는 두 단어를 다른 이름으로 반복해 왔다(생물학 에세이 「세포 리듬의 미학」).</w:t>
-      </w:r>
-    </w:p>
-    <w:p>
-      <w:r>
-        <w:t>이 정리는 이건희의 밀라노 선언에 새로운 근거를 준다. "성능은 평준화되고 승부는 디자인에서 갈린다"는 그의 예측은, 물성의 변별력(신뢰성)이 소진된 자리에서 형태의 잉여(양가성)만이 값을 갖는다는 통계적 진술로 번역된다. 디자인이 '최후의 승부처'인 것은 수사가 아니라, 회복력과 아름다움이 하나인 형식의 필연이다.</w:t>
+        <w:t xml:space="preserve"> 회복력과 아름다움은 두 개의 다른 사실이 아니라 한 형식의 두 해석이다. 효율성은 결정의 목적이고 형태적 질서는 결정의 형식이며, 칸트의 '목적 없는 합목적성(purposiveness without purpose)'이 바로 이 구조적 동일성을 가리킨다. 이 정리는 이건희의 밀라노 선언에 새로운 근거를 준다. "성능은 평준화되고 승부는 디자인에서 갈린다"는 예측은, 물성의 변별력(신뢰성)이 소진된 자리에서 형태의 잉여(양가성)만이 값을 갖는다는 통계적 진술로 번역된다. 디자인이 '최후의 승부처'인 것은 수사가 아니라 회복력과 아름다움이 하나인 형식의 필연이다.</w:t>
       </w:r>
     </w:p>
     <w:p>
@@ -553,7 +706,7 @@
         <w:pStyle w:val="Heading3"/>
       </w:pPr>
       <w:r>
-        <w:t>3.2.3 제3법칙 — 디자인은 형태가 아니라 매개(媒介)를 짓는다</w:t>
+        <w:t>3.2.5 제3법칙 — 디자인은 형태가 아니라 매개(媒介)를 짓는다</w:t>
       </w:r>
     </w:p>
     <w:p>
@@ -567,27 +720,18 @@
         <w:t>매개(媒介).</w:t>
       </w:r>
       <w:r>
-        <w:t xml:space="preserve"> 감응은 직접적이지 않다. 한 사람의 감정이 다른 사람에게 곧바로 이행하는 텔레파시는 없다. 언제나 사이에 어떤 물질이 있다 — 굿판의 북, 콘서트의 공기 진동, 일상의 목소리 톤. 그리고 매개는 도구와 다르다. 도구는 대체 가능하지만(망치를 돌로 바꿀 수 있다), 매개는 대체 불가능하다(북을 장구로 바꾸면 리듬이, 감응의 속도가, 사건 자체가 달라진다). </w:t>
+        <w:t xml:space="preserve"> 감응은 직접적이지 않다. 텔레파시는 없다. 언제나 사이에 어떤 물질이 있다 — 굿판의 북, 콘서트의 공기 진동, 일상의 목소리 톤. 그리고 매개는 도구와 다르다. 도구는 대체 가능하지만(망치를 돌로 바꿀 수 있다) 매개는 대체 불가능하다(북을 장구로 바꾸면 리듬이, 감응의 속도가, 사건 자체가 달라진다). </w:t>
       </w:r>
       <w:r>
         <w:rPr>
           <w:b/>
         </w:rPr>
-        <w:t>매개가 감정을 전달하는 것이 아니라, 매개가 감정을 생성한다.</w:t>
+        <w:t>매개가 감정을 전달하는 것이 아니라 매개가 감정을 생성한다.</w:t>
       </w:r>
     </w:p>
     <w:p>
       <w:r>
-        <w:t xml:space="preserve">이 통찰이 디자인의 대상을 재정의한다. 디자이너는 사용을 직접 설계할 수 없고 감응을 직접 만들 수 없다. 디자이너가 짓는 것은 </w:t>
-      </w:r>
-      <w:r>
-        <w:rPr>
-          <w:b/>
-        </w:rPr>
-        <w:t>매개</w:t>
-      </w:r>
-      <w:r>
-        <w:t xml:space="preserve"> — 사용과 감응이 그 안에서 발생하고 축적되는 조건이다. 건물은 완성된 형태가 아니라 하나의 사전확률(prior)이고, 사용이 그것을 갱신하며, 리노베이션은 사후확률이다. 그리고 매개는 과거를 품는다. 이것이 </w:t>
+        <w:t xml:space="preserve">이 통찰이 디자인의 대상을 재정의한다. 디자이너는 사용을 직접 설계할 수 없고 감응을 직접 만들 수 없다. 디자이너가 짓는 것은 매개 — 사용과 감응이 그 안에서 발생하고 축적되는 조건이다. 건물은 완성된 형태가 아니라 하나의 사전확률(prior)이고, 사용이 그것을 갱신하며, 리노베이션은 사후확률이다. 그리고 매개는 과거를 품는다. 이것이 </w:t>
       </w:r>
       <w:r>
         <w:rPr>
@@ -596,7 +740,7 @@
         <w:t>축적</w:t>
       </w:r>
       <w:r>
-        <w:t xml:space="preserve">이다. 새 굿당에서는 판을 열려면 북을 서른 번 쳐야 하지만 삼십 년 된 굿당에서는 세 번이면 열린다. 물리적으로 변한 것이 없는데 그 공간에 축적된 감응이 새 감응을 돕는다. 오래된 바이올린이 더 좋은 음색을 내는 것과 같다. 축적된 감응이 임계 밀도를 넘으면 그것은 더 이상 배경이 아니라 행위자가 되며, 「감응의 존재론」은 이 축적체를 </w:t>
+        <w:t xml:space="preserve">이다. 새 굿당에서는 판을 열려면 북을 서른 번 쳐야 하지만 삼십 년 된 굿당에서는 세 번이면 열린다. 축적된 감응이 임계 밀도를 넘으면 배경이 아니라 행위자가 되며, 김재준은 이 축적체를 </w:t>
       </w:r>
       <w:r>
         <w:rPr>
@@ -610,7 +754,7 @@
     </w:p>
     <w:p>
       <w:r>
-        <w:t xml:space="preserve">이 법칙은 이건희 경영의 심층 구조를 드러낸다. 이건희가 지은 것은 텔레비전이나 휴대전화라는 형태가 아니었다. 그는 "결과만 요구하고 과정은 전문가에게 맡긴다"는 원칙으로, 형태가 태어날 </w:t>
+        <w:t xml:space="preserve">이 법칙이 이건희 경영의 심층을 드러낸다. 이건희가 지은 것은 텔레비전이나 휴대전화라는 형태가 아니었다. 그는 "결과만 요구하고 과정은 전문가에게 맡긴다"는 원칙으로 형태가 태어날 </w:t>
       </w:r>
       <w:r>
         <w:rPr>
@@ -619,7 +763,7 @@
         <w:t>조건</w:t>
       </w:r>
       <w:r>
-        <w:t xml:space="preserve"> — 질문, 위기의식, 결과 지향, 권한 위임 — 을 지었다. 보르도 TV의 와인잔을 그가 떠올린 것이 아니라, 그가 지은 매개 안에서 11명의 팀이 그것을 낳았다(2장 2.6). '123자 메시지'가 액자가 되어 디자인 조직의 벽에 걸린 것(2장 2.4)은 이 매개의 소박하고 문자적인 사례다. 하나의 문장이 물질이 되어 조직 공간에 축적되었다. </w:t>
+        <w:t xml:space="preserve"> — 질문·위기의식·결과 지향·권한 위임 — 을 지었다. 보르도 TV의 와인잔을 그가 떠올린 것이 아니라, 그가 지은 매개 안에서 11명의 팀이 그것을 낳았다(2장 2.6). '123자 메시지'가 액자가 되어 디자인 조직의 벽에 걸린 것(2장 2.4)은 이 매개의 문자적 사례다. 하나의 문장이 물질이 되어 조직 공간에 축적되었다. </w:t>
       </w:r>
       <w:r>
         <w:rPr>
@@ -627,23 +771,21 @@
         </w:rPr>
         <w:t>이건희는 형태의 설계자가 아니라 매개의 설계자였다.</w:t>
       </w:r>
+      <w:r>
+        <w:t xml:space="preserve"> 이 명제는 3.1이 '중재자'로 포착한 그의 역할을, 한층 근원적인 층위 — 감응이 축적되는 조건을 짓는 자 — 로 옮겨 놓는다.</w:t>
+      </w:r>
     </w:p>
     <w:p>
       <w:pPr>
         <w:pStyle w:val="Heading3"/>
       </w:pPr>
       <w:r>
-        <w:t>3.2.4 제4법칙 — 축적하되 고착되지 말라: 공(空)을 남기고 꼬리를 향하라</w:t>
+        <w:t>3.2.6 제4법칙 — 축적하되 고착되지 말라: 공(空)을 남기고 꼬리를 향하라</w:t>
       </w:r>
     </w:p>
     <w:p>
       <w:r>
-        <w:t>그러나 축적에는 함정이 있다. 축적이 고착되면 죽는다. 유리관에 봉인된 토기는 형식적 아름다움은 남기지만 더는 만져지지 않고 새 감응을 받지 못한다 — 죽은 귀신, 귀신의 화석이다. 절차가 된 의례, 교리로 굳은 사상, 관광 상품이 된 전통이 모두 이 화석이다.</w:t>
-      </w:r>
-    </w:p>
-    <w:p>
-      <w:r>
-        <w:t xml:space="preserve">디자인에서도 같다. 오늘의 사용 분포에 완벽히 최적화한 형태 — 모든 애매함을 제거하고 모든 쓰임을 미리 결정한 형태 — 는 내일 반드시 틀린다. 사용의 분포는 </w:t>
+        <w:t xml:space="preserve">축적에는 함정이 있다. 고착되면 죽는다. 유리관에 봉인된 토기는 형식적 아름다움은 남기나 더는 만져지지 않고 새 감응을 받지 못한다 — 죽은 귀신, 귀신의 화석이다. 절차가 된 의례, 교리로 굳은 사상, 관광 상품이 된 전통이 그러하다. 디자인에서도 같다. 오늘의 사용 분포에 완벽히 최적화한 형태 — 모든 애매함을 제거하고 모든 쓰임을 미리 결정한 형태 — 는 내일 반드시 틀린다. 사용의 분포는 </w:t>
       </w:r>
       <w:r>
         <w:rPr>
@@ -652,7 +794,12 @@
         <w:t>비정상(non-stationary) 시계열</w:t>
       </w:r>
       <w:r>
-        <w:t xml:space="preserve">이기 때문이다. 유아방은 서재가 되고 병실이 되며, 콜로세움은 요새가 되고 채석장이 되고 폐허가 되고 기념물이 된다. 그러므로 살아 있으려면 축적과 비고정성이 동시에 필요하다. 「감응의 존재론」은 이 여백을 </w:t>
+        <w:t>이기 때문이다. 유아방은 서재가 되고 병실이 되며, 콜로세움은 요새가 되고 채석장이 되고 폐허가 되고 기념물이 된다.</w:t>
+      </w:r>
+    </w:p>
+    <w:p>
+      <w:r>
+        <w:t xml:space="preserve">그러므로 살아 있으려면 축적과 비고정성이 동시에 필요하다. 김재준은 이 여백을 </w:t>
       </w:r>
       <w:r>
         <w:rPr>
@@ -661,12 +808,7 @@
         <w:t>공(空)</w:t>
       </w:r>
       <w:r>
-        <w:t xml:space="preserve"> 이라 부른다 — 축적은 있되 어떤 것도 최종적으로 결정하지 않는 열림.</w:t>
-      </w:r>
-    </w:p>
-    <w:p>
-      <w:r>
-        <w:t xml:space="preserve">그리고 공을 남긴 형태가 진짜로 응답해야 하는 것은 평균이 아니라 </w:t>
+        <w:t xml:space="preserve"> 이라 부른다 — 축적은 있되 어떤 것도 최종적으로 결정하지 않는 열림. 그리고 공을 남긴 형태가 응답해야 하는 것은 평균이 아니라 </w:t>
       </w:r>
       <w:r>
         <w:rPr>
@@ -686,7 +828,7 @@
     </w:p>
     <w:p>
       <w:r>
-        <w:t>이 법칙은 2장 2.8의 물음에 답한다. 이건희가 실현한 도약이 왜 반복되기 어려운가. 성공은 변동성(σ²)을 줄이고, 줄어든 변동성은 리듬을 정지로 되돌리며, 정지에 최적화된 조직은 공을 잃고 오늘의 분포에 고착된다. 후쿠다가 30년 뒤에도 "리셋하라"고 말해야 했던 이유(2장 2.8), 장영중(2025)이 이재용의 원을 점진적 진화로 그린 이유가 여기 있다. 도약을 지속하려면 성공의 정점에서 스스로 공을 남기고 다시 꼬리를 향해야 한다 — 이것이 밀라노에서 이건희가 한 일의 이론적 이름이다.</w:t>
+        <w:t>이 법칙이 2장 2.8의 물음에 답한다. 이건희가 실현한 도약이 왜 반복되기 어려운가. 성공은 변동성(σ²)을 줄이고, 줄어든 변동성은 리듬을 정지로 되돌리며, 정지에 최적화된 조직은 공을 잃고 오늘의 분포에 고착된다. 후쿠다가 30년 뒤에도 "리셋하라"고 말해야 했던 이유, 장영중(2025)이 이재용의 원을 점진적 진화로 그린 이유가 여기 있다. 도약을 지속하려면 성공의 정점에서 스스로 공을 남기고 다시 꼬리를 향해야 한다 — 이것이 밀라노에서 이건희가 한 일의 이론적 이름이다. 그는 성취의 정점(정지의 유혹)에서 "아직 1.5류"라는 인위적 변동을 주입해 조직을 다시 리듬으로 되돌렸다.</w:t>
       </w:r>
     </w:p>
     <w:p>
@@ -694,7 +836,7 @@
         <w:pStyle w:val="Heading3"/>
       </w:pPr>
       <w:r>
-        <w:t>3.2.5 제2법칙 = 제4법칙: 빈틈의 원리</w:t>
+        <w:t>3.2.7 제2법칙 = 제4법칙: 빈틈의 원리</w:t>
       </w:r>
     </w:p>
     <w:p>
@@ -713,16 +855,16 @@
     </w:p>
     <w:p>
       <w:r>
-        <w:t xml:space="preserve">칸트의 '목적 없는 합목적성'은 이 빈틈을 완성된 대상 안에 정지시킨 것이고(공시적 빈틈), 공은 그 봉인을 시간 속으로 푼 것이다(통시적 빈틈). 미학을 '의식의 발명'에서 '생명의 형식'으로 옮긴다는 것은 정확히, 칸트의 정지된 빈틈을 진화의 시간·축적의 시간 속으로 풀어놓는다는 뜻이다. 그리하여 네 법칙은 하나로 접힌다. </w:t>
+        <w:t xml:space="preserve">칸트의 '목적 없는 합목적성'은 이 빈틈을 완성된 대상 안에 정지시킨 것(공시적 빈틈)이고, 공은 그 봉인을 시간 속으로 푼 것(통시적 빈틈)이다. 미학을 '의식의 발명'에서 '생명의 형식'으로 옮긴다는 것은 정확히 칸트의 정지된 빈틈을 진화의 시간·축적의 시간 속으로 풀어놓는다는 뜻이다. 그리하여 네 법칙이 하나로 접힌다. </w:t>
       </w:r>
       <w:r>
         <w:rPr>
           <w:b/>
         </w:rPr>
-        <w:t>형태는 빈틈을 품을 때 살아 있고 아름답다. 리듬(제1법칙)은 그 빈틈을 살아 있게 유지하는 조건이고, 매개(제3법칙)는 그 빈틈이 축적되는 자리다.</w:t>
+        <w:t>형태는 빈틈을 품을 때 살아 있고 아름답다.</w:t>
       </w:r>
       <w:r>
-        <w:t xml:space="preserve"> 디자인이란 리듬의 자리에서, 매개를 통해, 빈틈을 품은 형태를 짓고 그것이 닫히지 않도록 지키는 일이다.</w:t>
+        <w:t xml:space="preserve"> 리듬(제1법칙)은 그 빈틈을 살아 있게 유지하는 조건이고, 매개(제3법칙)는 그 빈틈이 축적되는 자리다. 디자인이란 리듬의 자리에서 매개를 통해 빈틈을 품은 형태를 짓고, 그것이 닫히지 않도록 지키는 일이다.</w:t>
       </w:r>
     </w:p>
     <w:p>
@@ -730,22 +872,35 @@
         <w:pStyle w:val="Heading3"/>
       </w:pPr>
       <w:r>
-        <w:t>3.2.6 척도 불변성, 어두운 판본, 그리고 문명</w:t>
+        <w:t>3.2.8 문명 척도: '감응의 도시'와 '유효의미 경제학'</w:t>
       </w:r>
     </w:p>
     <w:p>
       <w:r>
-        <w:t>이 네 법칙이 세포·공간·몸에서 같은 꼴로 성립한다는 척도 불변성은, 그 자체가 이론의 증거다. 하나의 유사성은 우연일 수 있으나 세 척도에서 같은 구조가 반복되는 것은 우연의 영역을 벗어난다. 이로써 디자인 이론은 기능주의(형태=f(기능))와 형식주의(형태의 자율) 사이의 오랜 택일을 넘어선다. 제3의 자리 — 형태는 되어감의 통계적 구조를 따른다 — 가 모든 척도에서 성립하기 때문이다.</w:t>
+        <w:t>김재준은 이 네 법칙을 가장 큰 척도로 확대해 문명론으로 전개한다. 문명은 제도·도시·인프라·의례로 이루어진 하나의 거대한 매개다. 평균에 최적화된 문명(청사진의 도시)은 분산을 흡수하지 못해 부서지고, 리듬에 걸쳐 양가적으로 헤지하는 문명은 표류를 살아낸다. 서론의 한국이 이 증례다. 압축근대는 극단적 비정상성의 다른 이름이며, 그런 사회에서 살아남은 형태는 하나의 기능에 특화될 수 없어 이중적이어야 했고 꼬리의 사건(광장의 촛불, 무대의 3분)에 응답해야 했다. 굿판과 K-pop 콘서트가 규모와 속도만 다를 뿐 같은 감응 구조인 까닭이다.</w:t>
       </w:r>
     </w:p>
     <w:p>
       <w:r>
-        <w:t>그러나 이 이론에는 어두운 판본이 있고, 정직을 위해 그것을 봉인하지 않는다. "누구의 통계이고 누구의 리듬인가." 사용의 분포는 누가 그 자리를 쓰도록 허락되는가에 따라 결정되며, 여기에 젠트리피케이션의 정치가 있다. 감시로 포획된 행동만을 셈하는 스마트시티, 뇌 반응을 스캔해 충동구매를 설계하는 신경마케팅, 감응 패턴을 학습해 중독을 설계하는 알고리즘은 이 이론의 가장 어두운 판본 — 매개 설계 능력이 감응 착취로 전락한 자리다. 이 어둠으로부터 이론을 지키는 것이 바로 제4법칙의 공, 곧 측정되지 않고 빠져나가는 것을 위한 여백이다. 이 윤리적 물음은 4장에서 이건희의 화형식 — 각성과 공포가 겹친 그 불길 — 을 다시 심문하는 자리로 이어진다.</w:t>
+        <w:t xml:space="preserve">이 문명 척도에서 김재준의 두 개념이 작동한다. </w:t>
       </w:r>
-    </w:p>
-    <w:p>
       <w:r>
-        <w:t>가장 큰 척도로 확대하면 이 이론은 문명론이 된다. 문명은 제도와 도시와 인프라와 의례로 이루어진 하나의 거대한 매개다. 평균에 최적화된 문명(청사진의 도시)은 분산을 흡수하지 못해 부서지고, 리듬에 걸쳐 양가적으로 헤지하는 문명은 표류를 살아낸다. 서론의 한국이 바로 이 증례다. 압축근대는 극단적 비정상성의 다른 이름이며, 그런 사회에서 살아남은 형태는 하나의 기능에 특화될 수 없어 이중적이어야 했고 꼬리의 사건(광장의 촛불, 무대의 3분)에 응답해야 했다. 굿판과 K-pop 콘서트가 규모와 속도만 다를 뿐 같은 감응 구조인 까닭이다. 이 문명 척도의 응용에서 이 이론은 김재준의 '감응의 도시'와 '유효의미 경제학' 개념과 만난다 — 표류하는 분포의 꼬리에서 터지는 정동을 실시간으로 읽고 응답하는 문명의 기관, 그리고 그 응답이 헛되지 않도록 의미의 분포를 셈하는 회계로서. ⚠️ 김재준 개념의 정확한 정의는 원전 확인 후 정밀화한다.</w:t>
+        <w:rPr>
+          <w:b/>
+        </w:rPr>
+        <w:t>'감응의 도시'</w:t>
+      </w:r>
+      <w:r>
+        <w:t xml:space="preserve"> 는 표류하는 분포의 꼬리에서 터지는 정동을 실시간으로 읽고 응답하는 문명의 기관이며, </w:t>
+      </w:r>
+      <w:r>
+        <w:rPr>
+          <w:b/>
+        </w:rPr>
+        <w:t>'유효의미 경제학'</w:t>
+      </w:r>
+      <w:r>
+        <w:t xml:space="preserve"> 은 그 응답이 헛되지 않도록 의미의 분포를 셈하는 회계다. 곧 감응의 도시가 '무엇에 응답할 것인가(꼬리의 정동)'를 묻는다면, 유효의미 경제학은 '그 응답이 값을 갖는가(의미의 분포)'를 계산한다. 두 개념은 제3법칙(매개)과 제2법칙(양가성의 값)을 도시·경제의 층위로 옮긴 것으로 읽을 수 있다. ⚠️ 두 개념의 정밀한 정의와 형식화는 김재준의 원전에 따라 확정하며, 본 절은 그 골격을 소개하는 데 그친다.</w:t>
       </w:r>
     </w:p>
     <w:p>
@@ -753,7 +908,20 @@
         <w:pStyle w:val="Heading3"/>
       </w:pPr>
       <w:r>
-        <w:t>3.2.7 종합: 따른다에서 연다로</w:t>
+        <w:t>3.2.9 어두운 판본: 감응의 착취</w:t>
+      </w:r>
+    </w:p>
+    <w:p>
+      <w:r>
+        <w:t>정직을 위해 이 이론의 어두운 판본을 봉인하지 않는다. "누구의 통계이고 누구의 리듬인가." 사용의 분포는 누가 그 자리를 쓰도록 허락되는가에 따라 결정되며, 여기에 젠트리피케이션의 정치가 있다. 감시로 포획된 행동만을 셈하는 스마트시티, 뇌 반응을 스캔해 충동구매를 설계하는 신경마케팅, 감응 패턴을 학습해 중독을 설계하는 알고리즘은 이 이론의 가장 어두운 판본 — 매개 설계 능력이 감응 착취로 전락한 자리다. 「감응의 존재론」이 거짓말·착취·폭력을 감응 능력의 파괴, 곧 자기 파괴로 규정하고, 동학의 인내천을 '타인은 공명 가능성을 지닌 감응의 활동체이며 그 가능성을 닫는 것이 죄'라는 윤리로 읽는 까닭이 여기 있다. 이 어둠으로부터 이론을 지키는 것이 제4법칙의 공, 곧 측정되지 않고 빠져나가는 것을 위한 여백이다. 이 물음은 4장에서 이건희의 화형식 — 각성과 공포가 겹친 불길 — 을 다시 심문하는 자리로 이어진다.</w:t>
+      </w:r>
+    </w:p>
+    <w:p>
+      <w:pPr>
+        <w:pStyle w:val="Heading3"/>
+      </w:pPr>
+      <w:r>
+        <w:t>3.2.10 종합: 따른다에서 연다로</w:t>
       </w:r>
     </w:p>
     <w:p>
@@ -790,7 +958,7 @@
         <w:t>빈틈의 엶</w:t>
       </w:r>
       <w:r>
-        <w:t>은 아직 세어지지 않은 삶을 위해 자리를 비워두는 것이다. 정당한 엶은 거리를 둔 설계자의 특권이 아니라, 매개를 짓는 자가 아직 오지 않은 사용에 자신을 여는 항복이며, 그 항복이 최고의 통제다. 이 대목에서 3.2는 3.1을 넘어선다. 디자인 사고가 '균형을 잡는 주체'를 상정한다면, 감응의 디자인은 그 주체마저 빈틈 안에 놓는다.</w:t>
+        <w:t>은 아직 세어지지 않은 삶을 위해 자리를 비워두는 것이다. 정당한 엶은 거리를 둔 설계자의 특권이 아니라, 매개를 짓는 자가 아직 오지 않은 사용에 자신을 여는 항복이며, 그 항복이 최고의 통제다. 이 대목에서 감응의 디자인은 디자인 사고를 넘어선다. 디자인 사고가 '균형을 잡는 주체'를 상정한다면, 감응의 디자인은 그 주체마저 빈틈 안에 놓는다.</w:t>
       </w:r>
     </w:p>
     <w:p>
@@ -798,12 +966,12 @@
         <w:pStyle w:val="Heading3"/>
       </w:pPr>
       <w:r>
-        <w:t>3.2.8 소결: 디자인 사고에서 감응의 디자인으로</w:t>
+        <w:t>3.2.11 소결: 두 이론의 관계</w:t>
       </w:r>
     </w:p>
     <w:p>
       <w:r>
-        <w:t xml:space="preserve">3.1의 디자인 사고는 이건희의 결정에서 신뢰성과 유효성의 균형, 기술과 의미의 상생, 중재자의 개입을 읽어냈다. 3.2의 감응의 디자인은 그 균형이 </w:t>
+        <w:t xml:space="preserve">3.1의 디자인 사고(베르간티→장영중)는 이건희의 결정에서 신뢰성과 유효성의 균형, 기술과 의미의 상생, 중재자의 개입을 읽어냈다. 3.2의 감응의 디자인(김재준)은 그 균형이 </w:t>
       </w:r>
       <w:r>
         <w:rPr>
@@ -812,7 +980,25 @@
         <w:t>언제·왜</w:t>
       </w:r>
       <w:r>
-        <w:t xml:space="preserve"> 선택되는지를 답한다. 그것은 정지도 혼돈도 아닌 리듬의 자리에서, 매개를 통해, 빈틈을 품은 양가적 형태로 발생한다. 이건희는 이 조건을 우연에 맡기지 않고 설계했다 — 위기로 변동성을, 일등주의로 예측 가능성을, 위임으로 매개를 지었다. 세포와 건축과 도시와 이건희가 이 점에서 동형이다. 그리고 바로 이 동형성이, 서론이 던진 물음 — 한국은 어떻게, 그리고 왜 앞섰는가 — 에 대한 이 책의 최종 답변의 형식을 마련한다. 그 답변과 그것이 요구하는 윤리를, 이제 4장이 맡는다.</w:t>
+        <w:t xml:space="preserve"> 선택되는지를 답한다 — 정지도 혼돈도 아닌 리듬의 자리에서, 매개를 통해, 빈틈을 품은 양가적 형태로. 두 이론은 경쟁하지 않고 층위를 이룬다. 디자인 사고가 결정의 </w:t>
+      </w:r>
+      <w:r>
+        <w:rPr>
+          <w:b/>
+        </w:rPr>
+        <w:t>인지적 구조</w:t>
+      </w:r>
+      <w:r>
+        <w:t xml:space="preserve">(무엇을 어떻게 섞는가)를 밝힌다면, 감응의 디자인은 그 결정의 </w:t>
+      </w:r>
+      <w:r>
+        <w:rPr>
+          <w:b/>
+        </w:rPr>
+        <w:t>존재론적·통계적 조건</w:t>
+      </w:r>
+      <w:r>
+        <w:t>(어떤 환경에서 그 섞임이 값을 갖는가)을 밝힌다. 그리고 두 이론이 만나는 지점에 이건희가 있다. 그는 디자인 사고의 '중재자'이자 감응의 디자인의 '매개 설계자'로서, 격변을 리듬으로 바꾸어 이중기능적 도약을 설계했다. 세포와 건축과 도시와 이건희가 이 점에서 동형이며, 바로 이 동형성이 서론의 물음 — 한국은 어떻게, 그리고 왜 앞섰는가 — 에 대한 이 책의 최종 답변의 형식을 마련한다. 그 답변과 그것이 요구하는 윤리를 이제 4장이 맡는다.</w:t>
       </w:r>
     </w:p>
     <w:p>
@@ -833,7 +1019,33 @@
         <w:rPr>
           <w:color w:val="404040"/>
         </w:rPr>
-        <w:t>〔편집 노트〕 본 3장 초고는 3.1(디자인 사고)과 3.2(감응의 디자인)를 학술 서술체로 작성했다. 출판용으로는 ①Martin(2009)·Verganti(2009) 원저 서지의 정밀 표기, ②『포스트 잡스』(김재범·장영중) 인용 페이지 명기와 직접 인용 범위의 저작권 확인, ③3.2의 수식(H∝σ²×ρ, Specificity∝1/H)에 대한 각주 해설, ④김재준 '감응의 도시·유효의미 경제학' 원전 정의 확정 후 3.2.6 보정이 필요하다.</w:t>
+        <w:t xml:space="preserve">〔편집 노트〕 본 v2는 귀속을 정정·명시했다. </w:t>
+      </w:r>
+      <w:r>
+        <w:rPr>
+          <w:b/>
+          <w:color w:val="404040"/>
+        </w:rPr>
+        <w:t>디자인 사고 = 베르간티(시작)→장영중(완성)</w:t>
+      </w:r>
+      <w:r>
+        <w:rPr>
+          <w:color w:val="404040"/>
+        </w:rPr>
+        <w:t xml:space="preserve">, </w:t>
+      </w:r>
+      <w:r>
+        <w:rPr>
+          <w:b/>
+          <w:color w:val="404040"/>
+        </w:rPr>
+        <w:t>감응의 디자인 = 김재준</w:t>
+      </w:r>
+      <w:r>
+        <w:rPr>
+          <w:color w:val="404040"/>
+        </w:rPr>
+        <w:t>. 출판용으로는 ①Verganti(2009)·Martin(2009) 원저 서지 및 『포스트 잡스』 인용 페이지 명기, ②김재준의 「감응의 존재론」·시공간 통계 이론·'감응의 도시'·'유효의미 경제학' 서지의 정본 확정, ③3.2.8 두 개념의 형식적 정의 보정, ④수식(H∝σ²×ρ, Specificity∝1/H)의 각주 해설이 필요하다.</w:t>
       </w:r>
     </w:p>
     <w:sectPr>

--- a/원고_3장.docx
+++ b/원고_3장.docx
@@ -7,7 +7,7 @@
         <w:pStyle w:val="Title"/>
       </w:pPr>
       <w:r>
-        <w:t>3장 — 이론적 연구: 디자인 사고와 감응의 디자인 〔학술판 초고 v2·확장〕</w:t>
+        <w:t>3장 — 이론적 연구: 디자인 사고와 감응의 디자인 〔학술판 초고 v3·정교화〕</w:t>
       </w:r>
     </w:p>
     <w:p>
@@ -21,59 +21,7 @@
         <w:rPr>
           <w:color w:val="404040"/>
         </w:rPr>
-        <w:t xml:space="preserve">이 장은 두 이론으로 이건희의 사례를 해석한다. </w:t>
-      </w:r>
-      <w:r>
-        <w:rPr>
-          <w:b/>
-          <w:color w:val="404040"/>
-        </w:rPr>
-        <w:t>3.1 디자인 사고</w:t>
-      </w:r>
-      <w:r>
-        <w:rPr>
-          <w:color w:val="404040"/>
-        </w:rPr>
-        <w:t xml:space="preserve">는 로베르토 베르간티(Verganti)에서 시작해 </w:t>
-      </w:r>
-      <w:r>
-        <w:rPr>
-          <w:b/>
-          <w:color w:val="404040"/>
-        </w:rPr>
-        <w:t>장영중</w:t>
-      </w:r>
-      <w:r>
-        <w:rPr>
-          <w:color w:val="404040"/>
-        </w:rPr>
-        <w:t xml:space="preserve">이 완성한 이론이며, 무엇이 일어났는가(균형·상생·중재)를 밝힌다. </w:t>
-      </w:r>
-      <w:r>
-        <w:rPr>
-          <w:b/>
-          <w:color w:val="404040"/>
-        </w:rPr>
-        <w:t>3.2 감응의 디자인</w:t>
-      </w:r>
-      <w:r>
-        <w:rPr>
-          <w:color w:val="404040"/>
-        </w:rPr>
-        <w:t xml:space="preserve">은 </w:t>
-      </w:r>
-      <w:r>
-        <w:rPr>
-          <w:b/>
-          <w:color w:val="404040"/>
-        </w:rPr>
-        <w:t>김재준</w:t>
-      </w:r>
-      <w:r>
-        <w:rPr>
-          <w:color w:val="404040"/>
-        </w:rPr>
-        <w:t>의 이론(「형태는 기능의 시공간 통계를 따른다」, 그리고 그 바탕인 「감응의 존재론」·'감응의 도시'·'유효의미 경제학')으로, 그 균형이 언제·왜 발생하는가(발생 조건)를 규명한다.</w:t>
+        <w:t>v3의 개정 방향: (1) 논리적 비약을 바로잡고 각 주장의 '지위'(사실/해석/은유)를 명시한다. (2) 전문 용어는 처음 나올 때 평이하게 풀고, 밀도가 높은 대목마다 "쉽게 말하면"으로 재진술한다. (3) 각 개념에 현실 사례를 붙인다. (4) 이론의 한계를 별도 절(3.3)로 정직하게 모은다.</w:t>
       </w:r>
     </w:p>
     <w:p>
@@ -87,7 +35,33 @@
         <w:rPr>
           <w:color w:val="404040"/>
         </w:rPr>
-        <w:t>인용 자료: Roberto Verganti(2009); Roger Martin(2009); 김재범·장영중, 「포스트 잡스 시대에 필요한 사고방식, 디자인 씽킹」(이하 『포스트 잡스』); 장영중, 「이건희 회장의 창의혁신 경영」(2025, 이하 장영중 2025); 김재준, 「형태는 기능의 시공간 통계를 따른다」(이하 시공간 통계 이론)·「감응의 존재론」·'감응의 도시'·'유효의미 경제학'. 저작권을 고려해 직접 인용은 최소화하고 논지를 재서술하되, 원문 표현이 논증에 필요하면 따옴표와 출처로 표시한다.</w:t>
+        <w:t xml:space="preserve">귀속: </w:t>
+      </w:r>
+      <w:r>
+        <w:rPr>
+          <w:b/>
+          <w:color w:val="404040"/>
+        </w:rPr>
+        <w:t>디자인 사고</w:t>
+      </w:r>
+      <w:r>
+        <w:rPr>
+          <w:color w:val="404040"/>
+        </w:rPr>
+        <w:t xml:space="preserve"> = 베르간티(시작)→장영중(완성). </w:t>
+      </w:r>
+      <w:r>
+        <w:rPr>
+          <w:b/>
+          <w:color w:val="404040"/>
+        </w:rPr>
+        <w:t>감응의 디자인</w:t>
+      </w:r>
+      <w:r>
+        <w:rPr>
+          <w:color w:val="404040"/>
+        </w:rPr>
+        <w:t xml:space="preserve"> = 김재준. 인용 자료는 v2와 동일.</w:t>
       </w:r>
     </w:p>
     <w:p>
@@ -102,7 +76,7 @@
         <w:pStyle w:val="Heading2"/>
       </w:pPr>
       <w:r>
-        <w:t>3.1 디자인 사고(Design Thinking) — 베르간티에서 시작해 장영중이 완성하다</w:t>
+        <w:t>3.1 디자인 사고(Design Thinking) — 균형의 논리</w:t>
       </w:r>
     </w:p>
     <w:p>
@@ -110,30 +84,21 @@
         <w:pStyle w:val="Heading3"/>
       </w:pPr>
       <w:r>
-        <w:t>3.1.1 계보의 두 기둥</w:t>
+        <w:t>3.1.1 무엇을 설명하려는가</w:t>
       </w:r>
     </w:p>
     <w:p>
       <w:r>
-        <w:t xml:space="preserve">디자인 사고를 하나의 완성된 경영 이론으로 세우는 데에는 두 기둥이 필요했다. 하나는 </w:t>
+        <w:t xml:space="preserve">2장에서 이건희는 두 종류의 사람을 한 프로젝트에 묶었다. 성능과 원가를 따지는 엔지니어와, 형태와 의미를 좇는 디자이너다. 이 둘은 자주 충돌한다(SGH-T100의 유선형 외형을 둘러싼 설계팀과 디자인팀의 대립이 그 예다, 2장 2.7). 디자인 사고 이론은 이 충돌이 </w:t>
       </w:r>
       <w:r>
         <w:rPr>
           <w:b/>
         </w:rPr>
-        <w:t>로베르토 베르간티(2009)</w:t>
-      </w:r>
-      <w:r>
-        <w:t xml:space="preserve"> 가 놓은 출발점이고, 다른 하나는 </w:t>
-      </w:r>
-      <w:r>
-        <w:rPr>
-          <w:b/>
-        </w:rPr>
-        <w:t>장영중</w:t>
-      </w:r>
-      <w:r>
-        <w:t>이 그 위에 세운 완성이다. 베르간티는 디자인을 '무엇을 예쁘게 만드는가'의 문제에서 '무엇을 의미하게 만드는가'의 문제로 옮겨 놓음으로써 디자인 사고에 이론적 대상을 부여했고, 장영중은 여기에 로저 마틴(2009)의 인지 모델을 통합하고 한국의 사례(이건희폰·나는 가수다)와 이건희·잡스 비교를 더해 하나의 작동하는 경영 이론으로 완성했다. 이 절은 이 계보를 따라 디자인 사고를 재구성한다.</w:t>
+        <w:t>왜 생기고 어떻게 풀리는가</w:t>
+      </w:r>
+      <w:r>
+        <w:t>를 설명하는 도구다. 이 절은 두 학자 — 베르간티와, 그를 이어받아 이론을 완성한 장영중 — 를 따라 그 도구를 조립한다.</w:t>
       </w:r>
     </w:p>
     <w:p>
@@ -141,35 +106,58 @@
         <w:pStyle w:val="Heading3"/>
       </w:pPr>
       <w:r>
-        <w:t>3.1.2 출발점 ― 베르간티: 의미의 혁신과 중재자</w:t>
+        <w:t>3.1.2 베르간티: 혁신에는 두 종류가 있다</w:t>
       </w:r>
     </w:p>
     <w:p>
       <w:r>
-        <w:t xml:space="preserve">베르간티의 핵심 명제는 혁신을 두 축으로 나눈 데 있다. 기술(technology)의 축과 </w:t>
+        <w:t xml:space="preserve">로베르토 베르간티(2009)의 출발점은 단순하다. </w:t>
       </w:r>
       <w:r>
         <w:rPr>
           <w:b/>
         </w:rPr>
-        <w:t>의미(meaning)</w:t>
-      </w:r>
-      <w:r>
-        <w:t xml:space="preserve"> 의 축이다. 통상의 혁신 담론은 기술의 성능 향상(더 빠른, 더 작은, 더 싼)에 집중한다. 그러나 베르간티는 제품이 사용자에게 '무엇을 뜻하는가' — 그것이 삶에서 차지하는 의미 — 를 바꾸는 혁신이 별도로 존재하며, 그것이야말로 파괴적 도약의 원천이라고 보았다. 기술과 의미가 만나되 상생에 실패하면 평범한 진화에 머물고, 상생에 성공하면 파괴적 혁신으로 이어진다(장영중 2025의 요약).</w:t>
-      </w:r>
-    </w:p>
-    <w:p>
-      <w:r>
-        <w:t xml:space="preserve">베르간티 모델에서 이 책이 이론적 척추로 삼는 개념이 </w:t>
+        <w:t>혁신에는 두 종류가 있다.</w:t>
+      </w:r>
+      <w:r>
+        <w:t xml:space="preserve"> 하나는 '더 잘 만드는' 혁신이다 — 더 빠른 칩, 더 오래가는 배터리. 이를 </w:t>
       </w:r>
       <w:r>
         <w:rPr>
           <w:b/>
         </w:rPr>
-        <w:t>'중재자(mediator, 해석자interpreter)'</w:t>
-      </w:r>
-      <w:r>
-        <w:t xml:space="preserve"> 다. 기술의 논리와 의미의 논리는 저절로 결합하지 않는다. 둘은 서로 다른 언어를 쓰고, 서로 다른 시간 지평 — 기술(신뢰성)은 지금 여기의 성능을, 의미(유효성)는 아직 오지 않은 문화적 값을 향한다 — 을 갖기 때문이다. 이 둘을 한 제품 안에 상생시키려면 두 진영 사이에서 번역하고 조정하며 결합을 강제하는 중재자가 결정적이다. 베르간티가 디자인 담론(design discourse)의 해석자 네트워크로 사고한 이 중재 기능은, 3.2에서 세포 수준의 문자적 '샤페론(chaperone)'으로 되돌아오며, 이 책의 두 이론을 잇는 다리가 된다.</w:t>
+        <w:t>기술 혁신</w:t>
+      </w:r>
+      <w:r>
+        <w:t xml:space="preserve">이라 부른다. 다른 하나는 '다른 뜻을 갖게 하는' 혁신이다 — 같은 물건이 사용자의 삶에서 뜻하는 바를 바꾸는 것. 이를 </w:t>
+      </w:r>
+      <w:r>
+        <w:rPr>
+          <w:b/>
+        </w:rPr>
+        <w:t>의미(meaning) 혁신</w:t>
+      </w:r>
+      <w:r>
+        <w:t>이라 부른다.</w:t>
+      </w:r>
+    </w:p>
+    <w:p>
+      <w:r>
+        <w:t>예를 들어보자. 닌텐도 Wii는 경쟁사보다 그래픽 성능이 떨어졌다. 기술 경쟁에서는 진 셈이다. 그러나 Wii는 게임기의 '뜻'을 바꾸었다 — 혼자 몰입하는 물건에서 온 가족이 거실에서 함께 몸을 움직이는 물건으로. 성능이 아니라 의미에서 이긴 것이다. 베르간티는 이런 의미의 전환이 파괴적 혁신의 진짜 원천이라고 보았다.</w:t>
+      </w:r>
+    </w:p>
+    <w:p>
+      <w:r>
+        <w:t xml:space="preserve">그런데 기술과 의미는 저절로 결합하지 않는다. 성능을 높이는 논리와 뜻을 바꾸는 논리는 말이 다르고 목표가 다르기 때문이다. 그래서 베르간티는 둘을 이어 붙이는 </w:t>
+      </w:r>
+      <w:r>
+        <w:rPr>
+          <w:b/>
+        </w:rPr>
+        <w:t>중재자(해석자)</w:t>
+      </w:r>
+      <w:r>
+        <w:t xml:space="preserve"> 의 역할을 강조했다. 〔쉽게 말하면〕 기술자와 인문학자는 서로 다른 언어를 쓰는 두 부족이고, 그 사이에서 통역하며 억지로라도 손을 잡게 하는 사람이 있어야 새로운 것이 나온다는 것이다. 이 '중재자'는 3.2에서 세포 속 단백질의 이름(샤페론)으로 다시 등장하며, 이 책의 두 이론을 잇는 고리가 된다.</w:t>
       </w:r>
     </w:p>
     <w:p>
@@ -177,35 +165,31 @@
         <w:pStyle w:val="Heading3"/>
       </w:pPr>
       <w:r>
-        <w:t>3.1.3 완성 ― 장영중: 잡스의 교차로와 신뢰성·유효성의 균형</w:t>
+        <w:t>3.1.3 장영중: 잡스의 교차로와 '두 사고의 균형'</w:t>
       </w:r>
     </w:p>
     <w:p>
       <w:r>
-        <w:t xml:space="preserve">장영중은 베르간티의 '의미'를 스티브 잡스의 유명한 표지판 — 'Technology'와 'Liberal Arts'가 만나는 교차로 — 위에 겹쳐 놓는다. 『포스트 잡스』에서 그는 하나의 역설로 논의를 연다. 잡스는 뛰어난 기술자도 디자이너도 아니었고, 애플의 기술은 사들이거나 빌린 것이었으며 형태는 조너선 아이브의 손에서 나왔다. 그렇다면 그는 무엇을 창조했는가. 전통적 관점에서 잡스는 "아무것도 창조하지 않은 창조자"다. 그러나 창조를 '교차시키는 일'로 재정의하면, 곧 융합의 관점에서 보면 그는 명백한 창조자다. 잡스 자신이 2011년 애플의 DNA를 설명하며 "새로운 시대의 창조자는 교차로에 서 있는 자"라고 선언했다. 장영중은 경영이 이 교차로를 부르는 이름이 곧 </w:t>
+        <w:t>장영중은 베르간티의 통찰을 스티브 잡스의 이미지 위에 겹치고, 여기에 로저 마틴(2009)의 인지 모델을 더해 하나의 완성된 이론으로 만든다.</w:t>
+      </w:r>
+    </w:p>
+    <w:p>
+      <w:r>
+        <w:t xml:space="preserve">먼저 잡스다. 잡스는 뛰어난 기술자도 디자이너도 아니었다. 애플의 기술은 사거나 빌린 것이었고 형태는 조너선 아이브가 만들었다. 그렇다면 그는 무엇을 창조했는가? 장영중의 답은 이렇다. 잡스는 무언가를 새로 만든 것이 아니라 </w:t>
       </w:r>
       <w:r>
         <w:rPr>
           <w:b/>
         </w:rPr>
-        <w:t>디자인 사고</w:t>
-      </w:r>
-      <w:r>
-        <w:t>라고 규정한다.</w:t>
+        <w:t>기술과 인문학을 교차시켰다.</w:t>
+      </w:r>
+      <w:r>
+        <w:t xml:space="preserve"> 잡스 자신이 2011년 "새로운 시대의 창조자는 교차로에 서 있는 자"라고 말했다. 경영이 이 교차로를 부르는 이름이 곧 디자인 사고다.</w:t>
       </w:r>
     </w:p>
     <w:p>
       <w:r>
-        <w:t xml:space="preserve">이 교차로에 인지적 골격을 부여하기 위해 장영중은 로저 마틴(2009)을 통합한다. 마틴에게 디자인 사고란 </w:t>
-      </w:r>
-      <w:r>
-        <w:rPr>
-          <w:b/>
-        </w:rPr>
-        <w:t>분석적 사고와 직관적 사고의 균형</w:t>
-      </w:r>
-      <w:r>
-        <w:t xml:space="preserve">이다. 한 극에는 검증된 방법으로 반복 가능한 결과를 산출하는 </w:t>
+        <w:t xml:space="preserve">다음은 로저 마틴이다. 마틴은 사고를 두 극으로 나눈다. 한쪽은 </w:t>
       </w:r>
       <w:r>
         <w:rPr>
@@ -214,7 +198,7 @@
         <w:t>신뢰성(reliability)</w:t>
       </w:r>
       <w:r>
-        <w:t xml:space="preserve">, 곧 '활용(exploitation)'의 논리가 있고, 다른 극에는 아직 검증되지 않았으나 미래에 값을 낳을 가능성을 향하는 </w:t>
+        <w:t xml:space="preserve"> — 검증된 방법으로 확실한 결과를 내는 능력, 곧 '이미 아는 것을 잘 써먹기(활용)'다. 다른 쪽은 </w:t>
       </w:r>
       <w:r>
         <w:rPr>
@@ -223,21 +207,96 @@
         <w:t>유효성(validity)</w:t>
       </w:r>
       <w:r>
-        <w:t xml:space="preserve">, 곧 '탐색(exploration)'의 논리가 있다. 마틴의 통찰은 이 둘이 택일의 대상이 아니라는 데 있다. 분석만으로는 이미 아는 것의 우물에 갇히고, 직관만으로는 근거 없는 선언에 그친다. 최적의 접근은 둘 중 하나를 고르는 것이 아니라 양자의 균형을 추구하는 것이며, 신뢰성 100%도 유효성 100%도 아닌 </w:t>
+        <w:t xml:space="preserve"> — 아직 증명되지 않았지만 미래에 통할 가능성을 좇는 능력, 곧 '새것을 찾아 나서기(탐색)'다. 마틴의 핵심은 </w:t>
       </w:r>
       <w:r>
         <w:rPr>
           <w:b/>
         </w:rPr>
-        <w:t>50 대 50의 혼합</w:t>
-      </w:r>
-      <w:r>
-        <w:t>이 디자인 사고다(Martin, 2009). 도해로는 분석적 사고의 종형 곡선과 직관적 사고의 종형 곡선이 겹치는 가운데 영역이 그것이다.</w:t>
+        <w:t>둘 중 하나만으로는 안 된다</w:t>
+      </w:r>
+      <w:r>
+        <w:t xml:space="preserve">는 것이다. 신뢰성만 좇으면 이미 아는 것의 우물에 갇히고, 유효성만 좇으면 근거 없는 도박이 된다. 그래서 디자인 사고란 이 둘을 </w:t>
+      </w:r>
+      <w:r>
+        <w:rPr>
+          <w:b/>
+        </w:rPr>
+        <w:t>반반씩 섞는 것(50 대 50)</w:t>
+      </w:r>
+      <w:r>
+        <w:t xml:space="preserve"> 이다(Martin, 2009).</w:t>
       </w:r>
     </w:p>
     <w:p>
       <w:r>
-        <w:t>여기서 베르간티와 마틴은 하나로 맞물린다. 베르간티의 '기술'은 마틴의 '신뢰성'(현재 지향)에, 베르간티의 '의미'는 마틴의 '유효성'(미래 지향)에 대응한다. 장영중의 완성은 이 대응을 명시화하고, 그것을 하나의 좌표(3.1.5의 교차로 모델)로 통합한 데 있다. 아울러 그는 디자인 사고가 디자이너만의 것이 아니라 불확실성 아래에서 결정하는 모든 주체 — 경영자·정책결정자·예술기획자 — 의 사고 양식임을 분명히 한다.</w:t>
+        <w:t>〔쉽게 말하면〕 디자인 사고는 '검증된 것'과 '아직 검증 안 된 것' 사이에서 균형을 잡는 사고다. 회계사처럼만 생각하면 새것이 안 나오고, 예언자처럼만 생각하면 사고를 친다. 좋은 결정은 그 가운데 어딘가에 있다.</w:t>
+      </w:r>
+    </w:p>
+    <w:p>
+      <w:pPr>
+        <w:ind w:left="432"/>
+        <w:pBdr>
+          <w:left w:val="single" w:sz="18" w:space="8" w:color="8EAADB"/>
+        </w:pBdr>
+      </w:pPr>
+      <w:r>
+        <w:rPr>
+          <w:color w:val="404040"/>
+        </w:rPr>
+        <w:t xml:space="preserve">⚠️ </w:t>
+      </w:r>
+      <w:r>
+        <w:rPr>
+          <w:b/>
+          <w:color w:val="404040"/>
+        </w:rPr>
+        <w:t>논리적 유의(오류 A의 교정):</w:t>
+      </w:r>
+      <w:r>
+        <w:rPr>
+          <w:color w:val="404040"/>
+        </w:rPr>
+        <w:t xml:space="preserve"> 베르간티의 '기술 대 의미'와 마틴의 '신뢰성 대 유효성'은 </w:t>
+      </w:r>
+      <w:r>
+        <w:rPr>
+          <w:b/>
+          <w:color w:val="404040"/>
+        </w:rPr>
+        <w:t>같은 축이 아니다.</w:t>
+      </w:r>
+      <w:r>
+        <w:rPr>
+          <w:color w:val="404040"/>
+        </w:rPr>
+        <w:t xml:space="preserve"> 앞의 것은 </w:t>
+      </w:r>
+      <w:r>
+        <w:rPr>
+          <w:i/>
+          <w:color w:val="404040"/>
+        </w:rPr>
+        <w:t>혁신의 대상</w:t>
+      </w:r>
+      <w:r>
+        <w:rPr>
+          <w:color w:val="404040"/>
+        </w:rPr>
+        <w:t xml:space="preserve">(성능이냐 뜻이냐)을 가르고, 뒤의 것은 </w:t>
+      </w:r>
+      <w:r>
+        <w:rPr>
+          <w:i/>
+          <w:color w:val="404040"/>
+        </w:rPr>
+        <w:t>지식의 성격</w:t>
+      </w:r>
+      <w:r>
+        <w:rPr>
+          <w:color w:val="404040"/>
+        </w:rPr>
+        <w:t>(검증되었냐 아니냐)을 가른다. 둘을 겹쳐 쓰는 것은 편의적 유비이며, 엄밀히는 "의미 혁신은 대개 검증되지 않은 유효성의 영역에서 일어나므로 두 축이 실무에서 자주 겹친다"고 말해야 옳다. 본 절은 이 겹침을 이용하되, 동일시하지는 않는다.</w:t>
       </w:r>
     </w:p>
     <w:p>
@@ -245,58 +304,44 @@
         <w:pStyle w:val="Heading3"/>
       </w:pPr>
       <w:r>
-        <w:t>3.1.4 두 개의 한국적 사례: '나는 가수다'와 아이폰</w:t>
+        <w:t>3.1.4 현실 사례: '나는 가수다', 그리고 넷플릭스와 노키아</w:t>
       </w:r>
     </w:p>
     <w:p>
       <w:r>
-        <w:t>장영중이 이 추상적 균형을 입증하기 위해 드는 사례는 이 이론을 한국의 경험 위에 착지시킨다. 첫째는 텔레비전 프로그램 '나는 가수다'다.</w:t>
+        <w:t>장영중이 드는 사례는 이 균형을 눈에 보이게 한다. 텔레비전 프로그램 '나는 가수다'다. 신뢰성(검증된 공식)의 잣대로만 보면 이 기획은 통과할 수 없었다. ① 아마추어가 프로의 순위를 매긴다는 설정의 정당성 결여, ② 나쁜 결과를 감수할 프로 가수 섭외의 어려움, ③ 주류(아이돌)에 정면으로 맞선다는 위험. 세 근거 모두 "검증된 적 없으니 위험하다"는 신뢰성의 논리다. 그럼에도 이 기획은 유효성 쪽으로 과감히 기울어 성공했다.</w:t>
       </w:r>
     </w:p>
     <w:p>
       <w:r>
-        <w:t xml:space="preserve">신뢰성의 관점, 곧 분석적 사고만으로 판단하면 이 기획은 사장될 수밖에 없었다. 장영중은 세 가지 부정적 근거를 든다. </w:t>
+        <w:t xml:space="preserve">이 구조는 다른 사례로도 확인된다. </w:t>
       </w:r>
       <w:r>
         <w:rPr>
           <w:b/>
         </w:rPr>
-        <w:t>첫째</w:t>
-      </w:r>
-      <w:r>
-        <w:t xml:space="preserve">, 아마추어 관객 평가단이 이미 가창력을 인정받은 프로 가수의 순위를 매긴다는 설정의 정당성 결여 — 음악을 배운 적 없는 비전문가가 심사하는 콩쿠르의 권위를 누가 인정하겠는가. </w:t>
+        <w:t>넷플릭스</w:t>
+      </w:r>
+      <w:r>
+        <w:t xml:space="preserve">는 DVD 우편 대여로 이미 성공한 회사였다(신뢰성). 그런데 그 성공 모델을 스스로 버리고 검증되지 않은 스트리밍으로 옮겨 갔다(유효성). 반대의 사례가 </w:t>
       </w:r>
       <w:r>
         <w:rPr>
           <w:b/>
         </w:rPr>
-        <w:t>둘째</w:t>
-      </w:r>
-      <w:r>
-        <w:t xml:space="preserve">, 경연에서 나쁜 결과를 감수하면서까지 출연할 프로 가수를 섭외하기 어렵다는 현실 — 실제로 이 이유로 출연을 고사한 가수들이 있었다. </w:t>
+        <w:t>노키아</w:t>
+      </w:r>
+      <w:r>
+        <w:t xml:space="preserve">다. 노키아는 세계 1위 휴대폰 회사였고 그 성공 공식(견고한 피처폰)에 특화했다(신뢰성 극단). 스마트폰이라는 유효성의 판돈에 늦게 응했고, 균형을 잃은 채 몰락했다. 〔요점〕 판도를 바꾸는 것은 언제나 </w:t>
       </w:r>
       <w:r>
         <w:rPr>
           <w:b/>
         </w:rPr>
-        <w:t>셋째</w:t>
-      </w:r>
-      <w:r>
-        <w:t xml:space="preserve">, 주류 트렌드(아이돌)에 정면으로 도전한다는 위험. 검증된 성공 공식(활용)의 잣대로는 어느 하나 통과하기 어렵다. 그럼에도 '나는 가수다'는 그 위험을 안고 출발해 성공했다. 검증되지 않은 형식의 값을 향해 나아간 </w:t>
-      </w:r>
-      <w:r>
-        <w:rPr>
-          <w:b/>
-        </w:rPr>
-        <w:t>유효성의 도박</w:t>
-      </w:r>
-      <w:r>
-        <w:t>이 관철된 것이다.</w:t>
-      </w:r>
-    </w:p>
-    <w:p>
-      <w:r>
-        <w:t>장영중은 이 구조가 아이폰과 동일하다고 본다. 아이폰 이전, 기존 성공 모델(활용)을 따랐다면 애플은 노키아·삼성처럼 피처폰으로 승부했어야 했다. 그러나 애플은 사용자의 본질적 필요로 되돌아가 새로운 형식을 내놓았고 판도를 바꾸었다. '나는 가수다'가 가요 시청자의 본질적 필요로 되돌아가 새 형식을 만든 것과 같은 논리다. 두 사례 모두 신뢰성(검증된 노하우)과 유효성(창조적 직관)의 균형에서, 특히 유효성 쪽으로 과감히 기운 결정에서 파괴적 혁신이 나왔음을 보여준다. 이 사례들은 서론의 가설을 예증한다. 검증된 공식에 대한 특화(신뢰성 극단)는 안정된 환경에서는 최적이지만 판도가 이동할 때 정체로 굳으며, 판도를 바꾸는 것은 언제나 유효성 쪽으로 균형을 옮길 줄 아는 결정이다.</w:t>
+        <w:t>유효성 쪽으로 균형을 옮길 줄 아는 결정</w:t>
+      </w:r>
+      <w:r>
+        <w:t>이며, 검증된 공식에만 특화하면 환경이 바뀔 때 무너진다. 이 관찰은 서론의 한일 비교(특화한 일본 vs 적응한 한국)와 정확히 같은 구조다.</w:t>
       </w:r>
     </w:p>
     <w:p>
@@ -304,53 +349,44 @@
         <w:pStyle w:val="Heading3"/>
       </w:pPr>
       <w:r>
-        <w:t>3.1.5 이건희에의 적용: 교차로 모델과 두 개의 원</w:t>
+        <w:t>3.1.5 이건희에 적용하기</w:t>
       </w:r>
     </w:p>
     <w:p>
       <w:r>
-        <w:t xml:space="preserve">장영중(2025)은 이 완성된 이론으로 이건희를 읽는다. 그는 이건희 리더십을 스티브 잡스의 리더십과 근사한 것(이건희 ≒ Jobs)으로 놓고, 그 성공을 베르간티 모델로 설명한다. SGH-T100(이건희폰)의 개발은 기술과 의미가 충돌한 대표 사례였다. 유선형 클램셸 외형은 기존 부품과 호환되지 않았고 설계팀에게 낯설었으며, 따라서 디자인팀의 요청만으로는 추진될 수 없었다(2장 2.7). 이 교착을 푼 것이 사용자 경험에서 출발한 이건희의 개입, 곧 </w:t>
+        <w:t xml:space="preserve">장영중(2025)은 이 도구로 이건희를 읽는다. 그는 이건희의 리더십을 잡스의 리더십에 비유하고(이건희 ≒ 잡스), 그 성공을 베르간티 모델로 설명한다. SGH-T100에서 기술(설계팀의 효율)과 의미(디자이너의 형태)가 충돌했을 때, 이건희는 </w:t>
       </w:r>
       <w:r>
         <w:rPr>
           <w:b/>
         </w:rPr>
-        <w:t>중재자로서의 오너 리더십</w:t>
-      </w:r>
-      <w:r>
-        <w:t>이었다. 장영중(2025)은 이를 삼성 특유의 '일등주의' 문화 — 결과 지향점을 명확히 제시하는 기업문화 — 가 오너의 현장 리더십과 결합한 "매우 한국적인 창조적 혁신"으로 규정한다. 그의 도식에서 이건희 리더십과 삼성의 결과 중심 기업문화가 만나면 포용력(비효율적 요소)이 증가하고, 바로 그 비효율의 여백에서 혁신적 성공 제품이 탄생한다.</w:t>
+        <w:t>중재자</w:t>
+      </w:r>
+      <w:r>
+        <w:t>로 개입해 둘을 한 제품에 묶었다(2장 2.7). 장영중은 이를 삼성의 '일등주의'(결과를 분명히 제시하는 문화)와 오너의 현장 리더십이 결합한 "한국적 창조 혁신"이라 부른다.</w:t>
       </w:r>
     </w:p>
     <w:p>
       <w:r>
-        <w:t xml:space="preserve">장영중(2025)의 </w:t>
+        <w:t xml:space="preserve">그는 이를 하나의 그림 — </w:t>
       </w:r>
       <w:r>
         <w:rPr>
           <w:b/>
         </w:rPr>
-        <w:t>'파괴적 혁신 교차로 모델'</w:t>
-      </w:r>
-      <w:r>
-        <w:t xml:space="preserve"> 은 마틴과 베르간티를 하나의 좌표로 통합한다. 가로축에 신뢰성(현재 지향), 세로축에 유효성(미래 지향)을 놓으면 둘 사이에 넘기 어려운 </w:t>
+        <w:t>'교차로 모델'</w:t>
+      </w:r>
+      <w:r>
+        <w:t xml:space="preserve"> — 으로 요약한다. 가로축에 신뢰성, 세로축에 유효성을 놓으면 둘 사이에 넘기 힘든 </w:t>
       </w:r>
       <w:r>
         <w:rPr>
           <w:b/>
         </w:rPr>
-        <w:t>상충의 벽(trade-off wall)</w:t>
-      </w:r>
-      <w:r>
-        <w:t xml:space="preserve"> 이 선다. 이 벽을 넘지 못하면 점진적 진화에, 넘으면 파괴적 혁신에 이른다. 이 좌표 위에서 그는 리더십을 하나의 </w:t>
-      </w:r>
-      <w:r>
-        <w:rPr>
-          <w:b/>
-        </w:rPr>
-        <w:t>'원(圓)'</w:t>
-      </w:r>
-      <w:r>
-        <w:t xml:space="preserve"> 으로 그린다. </w:t>
+        <w:t>벽(trade-off wall)</w:t>
+      </w:r>
+      <w:r>
+        <w:t xml:space="preserve"> 이 있고, 이 벽을 넘으면 파괴적 혁신, 못 넘으면 점진적 진화다. 그는 리더십을 이 좌표 위의 '원(圓)'으로 그려, 효율보다 성공에 집중한 </w:t>
       </w:r>
       <w:r>
         <w:rPr>
@@ -359,7 +395,47 @@
         <w:t>이건희의 원</w:t>
       </w:r>
       <w:r>
-        <w:t>은 효율보다 성공에 집중하고 경험적·가추적(abductive) 논리로 벽을 넘어 파괴적 혁신(이건희폰·보르도TV)에 도달한다. 반면 포용력과 비용 최소화, 귀납적 논리에 무게를 둔 원은 벽 앞에서 점진적 진화에 머문다. 장영중은 이 대비를 이건희와 이재용, 그리고 스티브 잡스(조너선 아이브 발탁)와 팀 쿡(조너선 아이브 퇴사)의 대비로 확장한다. ⚠️ 이 대비의 개별 사례 판단은 저자의 해석이며 사실 주장과 구분해 인용한다.</w:t>
+        <w:t>(→ 이건희폰·보르도TV)과 그렇지 못한 원(→ 점진적 진화)을 대비한다.</w:t>
+      </w:r>
+    </w:p>
+    <w:p>
+      <w:pPr>
+        <w:ind w:left="432"/>
+        <w:pBdr>
+          <w:left w:val="single" w:sz="18" w:space="8" w:color="8EAADB"/>
+        </w:pBdr>
+      </w:pPr>
+      <w:r>
+        <w:rPr>
+          <w:color w:val="404040"/>
+        </w:rPr>
+        <w:t xml:space="preserve">⚠️ </w:t>
+      </w:r>
+      <w:r>
+        <w:rPr>
+          <w:b/>
+          <w:color w:val="404040"/>
+        </w:rPr>
+        <w:t>유의:</w:t>
+      </w:r>
+      <w:r>
+        <w:rPr>
+          <w:color w:val="404040"/>
+        </w:rPr>
+        <w:t xml:space="preserve"> 이건희와 이재용, 잡스와 팀 쿡을 각각 파괴적/점진적으로 나누는 대비는 장영중의 </w:t>
+      </w:r>
+      <w:r>
+        <w:rPr>
+          <w:b/>
+          <w:color w:val="404040"/>
+        </w:rPr>
+        <w:t>해석</w:t>
+      </w:r>
+      <w:r>
+        <w:rPr>
+          <w:color w:val="404040"/>
+        </w:rPr>
+        <w:t>이며, 개별 사례 판단(예: 특정 사업 철수를 점진적 진화의 증거로 드는 것)은 사실 주장과 구분해야 한다.</w:t>
       </w:r>
     </w:p>
     <w:p>
@@ -367,12 +443,12 @@
         <w:pStyle w:val="Heading3"/>
       </w:pPr>
       <w:r>
-        <w:t>3.1.6 소결: 디자인 사고가 답하지 못하는 것</w:t>
+        <w:t>3.1.6 소결: 이 이론이 답하지 못하는 것</w:t>
       </w:r>
     </w:p>
     <w:p>
       <w:r>
-        <w:t xml:space="preserve">베르간티가 열고 장영중이 완성한 디자인 사고 이론은 이건희의 사례에서 </w:t>
+        <w:t xml:space="preserve">디자인 사고는 이건희의 사례에서 </w:t>
       </w:r>
       <w:r>
         <w:rPr>
@@ -381,16 +457,16 @@
         <w:t>무엇이 일어났는가</w:t>
       </w:r>
       <w:r>
-        <w:t xml:space="preserve">를 정확히 포착한다. 기술과 의미의 충돌, 신뢰성과 유효성의 균형, 중재자의 개입, 상충의 벽을 넘는 도약. 그러나 이 이론에는 답하지 못하는 물음이 남는다. </w:t>
+        <w:t xml:space="preserve">를 잘 설명한다. 두 논리의 충돌, 그 균형, 중재자의 개입, 벽을 넘는 도약. 그러나 한 가지를 답하지 못한다. </w:t>
       </w:r>
       <w:r>
         <w:rPr>
           <w:b/>
         </w:rPr>
-        <w:t>왜 하필 그때, 그 형식이 발생했는가.</w:t>
-      </w:r>
-      <w:r>
-        <w:t xml:space="preserve"> 왜 어떤 조직은 벽을 넘고 어떤 조직은 넘지 못하는가. 왜 이건희가 실현한 도약은 반복되기 어려운가(2장 2.8). 디자인 사고는 균형의 '상태'를 기술하지만 그 균형이 선택되는 '조건'을 말하지 않는다. 그 조건을 규명하려면 경영의 사례를 넘어 형태와 환경의 관계 자체로 내려가야 한다. 그것이 김재준의 감응의 디자인이며, 3.2의 과제다.</w:t>
+        <w:t>왜 하필 그때, 그 형식이 통했는가.</w:t>
+      </w:r>
+      <w:r>
+        <w:t xml:space="preserve"> 넷플릭스의 유효성 도박은 성공했고 수많은 비슷한 도박은 실패했다. 무엇이 그 차이를 만드는가? 디자인 사고는 '균형을 잡아라'라고 말하지만, 그 균형이 언제 값을 갖는지 — 어떤 환경에서 도박이 성공으로 바뀌는지 — 는 말하지 않는다. 그 '조건'을 규명하는 것이 김재준의 감응의 디자인이며, 3.2의 과제다.</w:t>
       </w:r>
     </w:p>
     <w:p>
@@ -405,7 +481,7 @@
         <w:pStyle w:val="Heading2"/>
       </w:pPr>
       <w:r>
-        <w:t>3.2 감응의 디자인 — 김재준의 이론</w:t>
+        <w:t>3.2 감응의 디자인(김재준) — 형태가 태어나는 '조건'</w:t>
       </w:r>
     </w:p>
     <w:p>
@@ -419,20 +495,20 @@
         <w:rPr>
           <w:color w:val="404040"/>
         </w:rPr>
-        <w:t xml:space="preserve">이 절은 </w:t>
+        <w:t xml:space="preserve">이 절은 김재준의 이론을 재구성한다. 핵심 주장은 하나다. </w:t>
       </w:r>
       <w:r>
         <w:rPr>
           <w:b/>
           <w:color w:val="404040"/>
         </w:rPr>
-        <w:t>김재준</w:t>
+        <w:t>형태는 '정지'도 '혼돈'도 아닌 '리듬'의 환경에서만 태어난다.</w:t>
       </w:r>
       <w:r>
         <w:rPr>
           <w:color w:val="404040"/>
         </w:rPr>
-        <w:t>의 이론을 학술적으로 재구성한다. 그 정점은 「형태는 기능의 시공간 통계를 따른다」(시공간 통계 이론)이며, 그 존재론적 바탕은 「감응의 존재론」, 문명·도시로의 응용은 '감응의 도시'와 '유효의미 경제학'이다. 이 이론은 대장균의 분자(생물학 논문 「Two trade-offs in cellular resource allocation」)와 건축의 공간, 6만 명의 신체를 하나의 형식으로 꿰며, 3.1이 남긴 '발생 조건'의 물음에 답한다.</w:t>
+        <w:t xml:space="preserve"> 아래에서 이 주장을 네 개의 법칙으로 펴되, 각 법칙마다 평이한 설명과 현실 사례를 붙인다.</w:t>
       </w:r>
     </w:p>
     <w:p>
@@ -440,62 +516,189 @@
         <w:pStyle w:val="Heading3"/>
       </w:pPr>
       <w:r>
-        <w:t>3.2.1 존재론적 바탕: 감응(感應)이란 무엇인가</w:t>
+        <w:t>3.2.1 먼저, 세 개의 관찰</w:t>
       </w:r>
     </w:p>
     <w:p>
       <w:r>
-        <w:t xml:space="preserve">김재준의 출발점은 존재론이다. 「감응의 존재론」의 중심 명제는 이렇게 요약된다. "존재는 공(空) 속에서 감응으로 발생하며, 그 감응은 축적되어 구조를 형성한다." 여기서 </w:t>
-      </w:r>
+        <w:t>김재준의 이론은 서로 무관한 세 곳에서 같은 현상을 관찰한 데서 출발한다.</w:t>
+      </w:r>
+    </w:p>
+    <w:p>
+      <w:pPr>
+        <w:pStyle w:val="ListBullet"/>
+      </w:pPr>
       <w:r>
         <w:rPr>
           <w:b/>
         </w:rPr>
-        <w:t>감응</w:t>
-      </w:r>
-      <w:r>
-        <w:t xml:space="preserve">은 인간의 감정이 아니라 존재의 근원적 양식이다. 그것은 대상이 무엇이든 무관하게 작동한다. 2019년 은평의 진오귀굿과 2023년 잠실의 K-pop 콘서트는, 하나는 죽음의 의례이고 하나는 상업적 공연이지만, 동일한 구조를 낳는다 — 개인 경계의 용해, 공간의 밀도화, 설명 불가능한 순간의 도래. 김재준은 감응을 네 가지 역사적 형태로 구분한다. 통제 불가능한 </w:t>
+        <w:t>세포:</w:t>
+      </w:r>
+      <w:r>
+        <w:t xml:space="preserve"> 대장균에는 열에서도 냉에서도 단백질을 접는 '양다리' 단백질(GroES-EL)이 있다. 그런데 진화는 이 단백질을 아무 때나 늘리지 않는다. 온도가 늘 일정하면(한 방향만 필요하니) 안 늘리고, 온도가 마구잡이로 뛰면(어느 방향도 못 믿으니) 안 늘린다. </w:t>
       </w:r>
       <w:r>
         <w:rPr>
           <w:b/>
         </w:rPr>
-        <w:t>사건적 감응</w:t>
-      </w:r>
-      <w:r>
-        <w:t xml:space="preserve">(무속), 관계의 필연적 진동으로 구조화된 </w:t>
-      </w:r>
+        <w:t>온도가 규칙적으로 오르내릴 때만</w:t>
+      </w:r>
+      <w:r>
+        <w:t xml:space="preserve"> 이 양다리 단백질이 늘어난다. 이 관찰만은 통계로 검증되었다(χ²=4×10⁻¹¹).</w:t>
+      </w:r>
+    </w:p>
+    <w:p>
+      <w:pPr>
+        <w:pStyle w:val="ListBullet"/>
+      </w:pPr>
       <w:r>
         <w:rPr>
           <w:b/>
         </w:rPr>
-        <w:t>구조적 감응</w:t>
-      </w:r>
-      <w:r>
-        <w:t xml:space="preserve">(성리학의 기), '모심'을 통해 윤리로 내면화된 </w:t>
-      </w:r>
+        <w:t>공간:</w:t>
+      </w:r>
+      <w:r>
+        <w:t xml:space="preserve"> 하중을 받으면서 공간을 여는 기둥, 낮엔 가게 밤엔 집인 상가주택, 안이자 밖인 툇마루. 쓰임이 여러 갈래로 규칙적으로 바뀌는 곳에서 이런 '겸용' 형태가 최적이 된다.</w:t>
+      </w:r>
+    </w:p>
+    <w:p>
+      <w:pPr>
+        <w:pStyle w:val="ListBullet"/>
+      </w:pPr>
       <w:r>
         <w:rPr>
           <w:b/>
         </w:rPr>
-        <w:t>내재적 감응</w:t>
-      </w:r>
-      <w:r>
-        <w:t xml:space="preserve">(동학의 인내천), 그리고 조직화되고 반복 가능해진 </w:t>
+        <w:t>몸:</w:t>
+      </w:r>
+      <w:r>
+        <w:t xml:space="preserve"> 6만 명의 떼창은 완벽히 맞지 않는다. 조금씩 어긋난 그 겹침이 '두께'를 만들고, 그 두께가 사람을 울린다. 완벽한 합창 기계음은 감동을 주지 못한다.</w:t>
+      </w:r>
+    </w:p>
+    <w:p>
+      <w:r>
+        <w:t xml:space="preserve">세 곳에서 같은 두 단어가 나온다. </w:t>
       </w:r>
       <w:r>
         <w:rPr>
           <w:b/>
         </w:rPr>
-        <w:t>설계된 감응</w:t>
-      </w:r>
-      <w:r>
-        <w:t>(K-pop). 마지막 형태 — 감응이 설계의 대상이 된다는 것 — 이 디자인 이론과 경영을 향한 문을 연다.</w:t>
+        <w:t>리듬(규칙적 변동)과 양가성(겸용).</w:t>
+      </w:r>
+      <w:r>
+        <w:t xml:space="preserve"> 김재준은 이 반복에서 하나의 명제를 끌어낸다. </w:t>
+      </w:r>
+      <w:r>
+        <w:rPr>
+          <w:b/>
+        </w:rPr>
+        <w:t>"형태는 되어감의 시공간 통계를 따른다."</w:t>
       </w:r>
     </w:p>
     <w:p>
-      <w:r>
-        <w:t>감응의 존재론은 방법론에서도 이 책과 공명한다. 김재준은 동양(무속→주자→수운)과 서양(스피노자의 정동→메를로퐁티의 살→들뢰즈의 생성)이 서로를 모른 채 같은 별에 도달했다고 본다. 서로 무관한 계보가 같은 구조에 이르는 반복은 우연이 아니라 실재하는 형식의 흔적이라는 것이다. 이 방법이 곧 서론의 '핼리 혜성' 논법이며, 3.2 전체가 세포·공간·몸이라는 세 계보의 수렴으로 전개되는 근거다.</w:t>
+      <w:pPr>
+        <w:ind w:left="432"/>
+        <w:pBdr>
+          <w:left w:val="single" w:sz="18" w:space="8" w:color="8EAADB"/>
+        </w:pBdr>
+      </w:pPr>
+      <w:r>
+        <w:rPr>
+          <w:color w:val="404040"/>
+        </w:rPr>
+        <w:t xml:space="preserve">〔쉽게 말하면〕 '어떤 형태가 좋은가'는 미리 정해져 있지 않다. </w:t>
+      </w:r>
+      <w:r>
+        <w:rPr>
+          <w:b/>
+          <w:color w:val="404040"/>
+        </w:rPr>
+        <w:t>그 형태가 놓일 환경이 앞으로 어떻게 변할지</w:t>
+      </w:r>
+      <w:r>
+        <w:rPr>
+          <w:color w:val="404040"/>
+        </w:rPr>
+        <w:t>(그 변화의 통계)가 형태를 결정한다는 것이다.</w:t>
+      </w:r>
+    </w:p>
+    <w:p>
+      <w:pPr>
+        <w:ind w:left="432"/>
+        <w:pBdr>
+          <w:left w:val="single" w:sz="18" w:space="8" w:color="8EAADB"/>
+        </w:pBdr>
+      </w:pPr>
+      <w:r>
+        <w:rPr>
+          <w:color w:val="404040"/>
+        </w:rPr>
+        <w:t xml:space="preserve">⚠️ </w:t>
+      </w:r>
+      <w:r>
+        <w:rPr>
+          <w:b/>
+          <w:color w:val="404040"/>
+        </w:rPr>
+        <w:t>논리적 유의(오류 B의 교정) — 이것은 '증거'인가 '유비'인가:</w:t>
+      </w:r>
+      <w:r>
+        <w:rPr>
+          <w:color w:val="404040"/>
+        </w:rPr>
+        <w:t xml:space="preserve"> 세 관찰 중 </w:t>
+      </w:r>
+      <w:r>
+        <w:rPr>
+          <w:b/>
+          <w:color w:val="404040"/>
+        </w:rPr>
+        <w:t>통계로 검증된 것은 세포 하나뿐</w:t>
+      </w:r>
+      <w:r>
+        <w:rPr>
+          <w:color w:val="404040"/>
+        </w:rPr>
+        <w:t xml:space="preserve">이다. 건축과 몸의 사례는 아직 같은 방식으로 측정·검증되지 않은 </w:t>
+      </w:r>
+      <w:r>
+        <w:rPr>
+          <w:b/>
+          <w:color w:val="404040"/>
+        </w:rPr>
+        <w:t>해석</w:t>
+      </w:r>
+      <w:r>
+        <w:rPr>
+          <w:color w:val="404040"/>
+        </w:rPr>
+        <w:t xml:space="preserve">이다. 따라서 "세 척도에서 같은 구조가 반복되니 이론이 증명되었다"고 말하면 </w:t>
+      </w:r>
+      <w:r>
+        <w:rPr>
+          <w:b/>
+          <w:color w:val="404040"/>
+        </w:rPr>
+        <w:t>유비를 증명으로 격상하는 오류</w:t>
+      </w:r>
+      <w:r>
+        <w:rPr>
+          <w:color w:val="404040"/>
+        </w:rPr>
+        <w:t xml:space="preserve">가 된다. 정확히는 이렇게 말해야 한다. 세포에서 통계적으로 확인된 원리가 건축·몸에서도 성립하리라는 것은 </w:t>
+      </w:r>
+      <w:r>
+        <w:rPr>
+          <w:b/>
+          <w:color w:val="404040"/>
+        </w:rPr>
+        <w:t>강력하지만 아직 검증되지 않은 가설</w:t>
+      </w:r>
+      <w:r>
+        <w:rPr>
+          <w:color w:val="404040"/>
+        </w:rPr>
+        <w:t>이며, 이 책은 그것을 '증명된 법칙'이 아니라 '생산적 가설'로 제시한다. (검증 방법은 3.3에서 논한다.)</w:t>
       </w:r>
     </w:p>
     <w:p>
@@ -503,92 +706,197 @@
         <w:pStyle w:val="Heading3"/>
       </w:pPr>
       <w:r>
-        <w:t>3.2.2 세 개의 증언과 명제</w:t>
+        <w:t>3.2.2 제1법칙 — 형태는 '정지'와 '혼돈' 사이에서 태어난다</w:t>
       </w:r>
     </w:p>
     <w:p>
       <w:r>
-        <w:t xml:space="preserve">김재준의 시공간 통계 이론은 서로를 모르는 세 목소리가 같은 말을 한다는 관찰에서 출발한다. 이 </w:t>
-      </w:r>
+        <w:t>환경은 세 종류로 갈린다.</w:t>
+      </w:r>
+    </w:p>
+    <w:p>
+      <w:pPr>
+        <w:pStyle w:val="ListBullet"/>
+      </w:pPr>
       <w:r>
         <w:rPr>
           <w:b/>
         </w:rPr>
-        <w:t>척도 불변성(scale invariance)</w:t>
-      </w:r>
-      <w:r>
-        <w:t xml:space="preserve"> 이 이론의 출발점이자 증거다.</w:t>
+        <w:t>정지:</w:t>
+      </w:r>
+      <w:r>
+        <w:t xml:space="preserve"> 변화가 없는 환경. 하나의 정답에 완벽히 맞춘 형태가 최적이다. 아름답지만, 환경이 바뀌면 그 완벽함이 곧 약점이 된다.</w:t>
       </w:r>
     </w:p>
     <w:p>
-      <w:r>
-        <w:t xml:space="preserve">첫째, </w:t>
-      </w:r>
+      <w:pPr>
+        <w:pStyle w:val="ListBullet"/>
+      </w:pPr>
       <w:r>
         <w:rPr>
           <w:b/>
         </w:rPr>
-        <w:t>세포</w:t>
-      </w:r>
-      <w:r>
-        <w:t>다. 대장균은 열에서도 냉에서도 단백질을 접는 이중기능 샤페로닌 GroES-EL을 가진다. 진화는 이 양가적 분자를 아무 환경에서나 증폭시키지 않는다. 온도가 일정하면(정지) 한 방향으로 충분하므로, 무작위로 요동치면(혼돈) 어떤 방향도 신뢰할 수 없으므로 증폭하지 않는다. 오직 규칙적으로 변동할 때 — 변동하되 예측 가능할 때 — 네 개의 독립된 집단에서 평행하게 증폭된다. 생물학 논문은 이 선택을 헤징 프리미엄이 환경의 분산과 자기상관의 곱에 비례한다는 명제로 정식화하고 χ²=4×10⁻¹¹로 뒷받침한다.</w:t>
+        <w:t>혼돈:</w:t>
+      </w:r>
+      <w:r>
+        <w:t xml:space="preserve"> 변화가 있지만 아무 규칙이 없는 환경. 여기서는 대비할 방법이 없어 형태가 자리를 못 잡는다.</w:t>
       </w:r>
     </w:p>
     <w:p>
-      <w:r>
-        <w:t xml:space="preserve">둘째, </w:t>
-      </w:r>
+      <w:pPr>
+        <w:pStyle w:val="ListBullet"/>
+      </w:pPr>
       <w:r>
         <w:rPr>
           <w:b/>
         </w:rPr>
-        <w:t>공간</w:t>
-      </w:r>
-      <w:r>
-        <w:t>이다. 하중을 받으며 동시에 공간을 여는 기둥, 침실이자 서재인 방, 안이면서 밖인 툇마루, 낮에는 가게이고 밤에는 집인 상가주택. 모더니즘은 이 이중성을 명료성의 실패로 읽었으나, 사용의 분산이 크고 자기상관이 높은 리듬적 환경에서는 이중기능의 형태가 통계적으로 최적이 된다. 공간이 실제로 점유할 여러 상태에 헤지하기 때문이다.</w:t>
-      </w:r>
-    </w:p>
-    <w:p>
-      <w:r>
-        <w:t xml:space="preserve">셋째, </w:t>
+        <w:t>리듬:</w:t>
+      </w:r>
+      <w:r>
+        <w:t xml:space="preserve"> 변화가 있되 규칙(예측 가능성)이 있는 환경. </w:t>
       </w:r>
       <w:r>
         <w:rPr>
           <w:b/>
         </w:rPr>
-        <w:t>몸</w:t>
-      </w:r>
-      <w:r>
-        <w:t xml:space="preserve">이다. 잠실의 6만 떼창은 완벽한 유니즌이 아니다. 음정이 어긋나고 뒷좌석의 소리가 늦게 도달하며 누군가는 콧노래로 따라 부른다. 이 </w:t>
+        <w:t>오직 여기서만</w:t>
+      </w:r>
+      <w:r>
+        <w:t xml:space="preserve"> 겸용 형태가 값을 갖는다.</w:t>
+      </w:r>
+    </w:p>
+    <w:p>
+      <w:r>
+        <w:t xml:space="preserve">김재준은 이를 한 줄로 적는다. 대비(헤지)의 가치는 </w:t>
       </w:r>
       <w:r>
         <w:rPr>
           <w:b/>
         </w:rPr>
-        <w:t>불완전한 겹침이 두께를 만든다.</w:t>
-      </w:r>
-      <w:r>
-        <w:t xml:space="preserve"> 메를로퐁티가 에카르(écart)라 부른 미세한 어긋남이 없으면 지각도 감응도 없다.</w:t>
+        <w:t>변동의 크기 × 변동의 예측 가능성</w:t>
+      </w:r>
+      <w:r>
+        <w:t>에 비례한다.</w:t>
       </w:r>
     </w:p>
     <w:p>
       <w:r>
-        <w:t xml:space="preserve">세 목소리에서 같은 두 단어가 떠오른다. </w:t>
-      </w:r>
+        <w:t>$$ H \;\propto\; \sigma^2 \times \rho $$</w:t>
+      </w:r>
+    </w:p>
+    <w:p>
+      <w:r>
+        <w:t>여기서 σ²은 '얼마나 변하는가'(변동의 크기), ρ는 '그 변화에 박자가 있는가'(예측 가능성)다. 둘 중 하나가 0이면 곱도 0이다. 안 변하면(정지) 대비할 게 없고, 규칙이 없으면(혼돈) 대비할 방법이 없다.</w:t>
+      </w:r>
+    </w:p>
+    <w:p>
       <w:r>
         <w:rPr>
           <w:b/>
         </w:rPr>
-        <w:t>리듬과 양가성.</w:t>
-      </w:r>
-      <w:r>
-        <w:t xml:space="preserve"> 척도가 세 번 뛰는데 같은 형식이 세 번 되돌아온다. 이 되돌아옴은 유비가 아니라 — 셋 다 리듬 있는 변동 아래에서 양가적 형태로 헤지하는 물질이며 그 헤지의 수학이 동일하기에 — 하나의 이론을 요구한다. 그 명제가 이론의 제목이다. </w:t>
-      </w:r>
+        <w:t>현실 사례.</w:t>
+      </w:r>
+      <w:r>
+        <w:t xml:space="preserve"> 계절이 뚜렷한 지역의 옷장을 생각해 보자. 늘 더운 적도(정지)라면 반팔만 있으면 된다. 날씨가 하루에도 종잡을 수 없이 뒤바뀐다면(혼돈) 무엇을 준비해도 소용없다. 그러나 봄가을이 규칙적으로 오는 곳(리듬)에서는 '얇게 입고 겉옷을 걸치는' 겸용 전략 — 레이어드 — 이 최적이 된다. 패션의 레이어링은 σ²×ρ가 큰 환경에 대한 형태적 대비다.</w:t>
+      </w:r>
+    </w:p>
+    <w:p>
       <w:r>
         <w:rPr>
           <w:b/>
         </w:rPr>
-        <w:t>형태는 되어감(becoming)의 시공간 통계를 따른다. 가장 강인하고 가장 아름다운 형태는 리듬의 자리에서 발생하는 양가적 형태다.</w:t>
+        <w:t>이건희에 적용.</w:t>
+      </w:r>
+      <w:r>
+        <w:t xml:space="preserve"> 서론의 한일 비교가 이 법칙 위에 놓인다. 전후 일본은 σ²이 낮은 안정된 환경에서 '완벽한 하나'에 특화했다(정지에 최적). 압축근대의 한국은 σ²이 컸지만, 그것만으로는 혼돈일 뿐이다. 이건희가 한 일은 그 격변에 </w:t>
+      </w:r>
+      <w:r>
+        <w:rPr>
+          <w:b/>
+        </w:rPr>
+        <w:t>박자(ρ)를 부여</w:t>
+      </w:r>
+      <w:r>
+        <w:t>한 것이다 — "성능은 평준화된다, 승부는 디자인이다"라는 일관된 방향과 '일등주의'로 조직이 변화를 예측 가능하게 읽게 했다. 그는 σ²과 ρ를 함께 키워 혼돈을 리듬으로 바꾸었다.</w:t>
+      </w:r>
+    </w:p>
+    <w:p>
+      <w:pPr>
+        <w:ind w:left="432"/>
+        <w:pBdr>
+          <w:left w:val="single" w:sz="18" w:space="8" w:color="8EAADB"/>
+        </w:pBdr>
+      </w:pPr>
+      <w:r>
+        <w:rPr>
+          <w:color w:val="404040"/>
+        </w:rPr>
+        <w:t xml:space="preserve">⚠️ </w:t>
+      </w:r>
+      <w:r>
+        <w:rPr>
+          <w:b/>
+          <w:color w:val="404040"/>
+        </w:rPr>
+        <w:t>논리적 유의(오류 C의 교정) — 이 수식의 지위:</w:t>
+      </w:r>
+      <w:r>
+        <w:rPr>
+          <w:color w:val="404040"/>
+        </w:rPr>
+        <w:t xml:space="preserve"> σ²×ρ는 </w:t>
+      </w:r>
+      <w:r>
+        <w:rPr>
+          <w:b/>
+          <w:color w:val="404040"/>
+        </w:rPr>
+        <w:t>생물학에서는 실제로 측정된 양</w:t>
+      </w:r>
+      <w:r>
+        <w:rPr>
+          <w:color w:val="404040"/>
+        </w:rPr>
+        <w:t xml:space="preserve">(온도의 분산과 자기상관)이지만, </w:t>
+      </w:r>
+      <w:r>
+        <w:rPr>
+          <w:b/>
+          <w:color w:val="404040"/>
+        </w:rPr>
+        <w:t>경영·건축에 옮길 때는 은유</w:t>
+      </w:r>
+      <w:r>
+        <w:rPr>
+          <w:color w:val="404040"/>
+        </w:rPr>
+        <w:t xml:space="preserve">다. '위기의식'을 σ²로, '일등주의'를 ρ로 부르는 것은 측정이 아니라 대응(mapping)이다. 따라서 이 수식은 경영 사례에서 </w:t>
+      </w:r>
+      <w:r>
+        <w:rPr>
+          <w:i/>
+          <w:color w:val="404040"/>
+        </w:rPr>
+        <w:t>숫자를 계산하는 공식</w:t>
+      </w:r>
+      <w:r>
+        <w:rPr>
+          <w:color w:val="404040"/>
+        </w:rPr>
+        <w:t xml:space="preserve">이 아니라 </w:t>
+      </w:r>
+      <w:r>
+        <w:rPr>
+          <w:i/>
+          <w:color w:val="404040"/>
+        </w:rPr>
+        <w:t>어떤 요인이 함께 있어야 하는지를 보여주는 구조식</w:t>
+      </w:r>
+      <w:r>
+        <w:rPr>
+          <w:color w:val="404040"/>
+        </w:rPr>
+        <w:t>으로 읽어야 한다. 이를 숫자로 착각하면 의사(擬似)-정량화의 함정에 빠진다.</w:t>
       </w:r>
     </w:p>
     <w:p>
@@ -596,49 +904,108 @@
         <w:pStyle w:val="Heading3"/>
       </w:pPr>
       <w:r>
-        <w:t>3.2.3 제1법칙 — 디자인의 자리는 정지와 혼돈 사이의 리듬</w:t>
+        <w:t>3.2.3 제2법칙 — 리듬의 답은 언제나 '겸용(양가성)'이다</w:t>
       </w:r>
     </w:p>
     <w:p>
       <w:r>
-        <w:t xml:space="preserve">세 척도 모두에서 세계는 세 서식지로 갈린다. </w:t>
+        <w:t xml:space="preserve">리듬의 환경이 내놓는 답은 늘 같은 꼴이다. </w:t>
       </w:r>
       <w:r>
         <w:rPr>
           <w:b/>
         </w:rPr>
-        <w:t>정지(stasis)</w:t>
-      </w:r>
-      <w:r>
-        <w:t xml:space="preserve"> 는 변동이 없는 곳이다. 하나의 정답을 향한 완성된 형태(그리스 조각, 공항의 표준 평면)가 여기 산다. 아름답지만 아무 일도 일어나지 않으며, 평균은 언제나 이상점을 지운다. </w:t>
+        <w:t>두 기능을 한 형태에 담는 것.</w:t>
+      </w:r>
+      <w:r>
+        <w:t xml:space="preserve"> 양다리 단백질, 하중과 공간을 겸하는 기둥, 전화이자 컴퓨터이자 카메라인 스마트폰. 이것은 낭비가 아니라 </w:t>
       </w:r>
       <w:r>
         <w:rPr>
           <w:b/>
         </w:rPr>
-        <w:t>혼돈(chaos)</w:t>
-      </w:r>
-      <w:r>
-        <w:t xml:space="preserve"> 은 변동은 있으나 패턴이 없는 곳, 형태 없는 노이즈다. </w:t>
+        <w:t>변화에 대비한 합리적 선택</w:t>
+      </w:r>
+      <w:r>
+        <w:t>이다.</w:t>
+      </w:r>
+    </w:p>
+    <w:p>
+      <w:r>
+        <w:t xml:space="preserve">여기에 김재준 이론의 가장 논쟁적인 주장이 붙는다. </w:t>
       </w:r>
       <w:r>
         <w:rPr>
           <w:b/>
         </w:rPr>
-        <w:t>리듬(rhythm)</w:t>
-      </w:r>
-      <w:r>
-        <w:t xml:space="preserve"> 은 변동과 패턴이 함께 있는 곳이다. 오직 여기서만 양가적 자산이 선택되고 형태가 발생한다. 음악의 박절이 메트로놈도 노이즈도 아닌 자리에서 태어나듯이.</w:t>
+        <w:t>이중해석 정리:</w:t>
+      </w:r>
+      <w:r>
+        <w:t xml:space="preserve"> 이렇게 통계적으로 최적인 겸용 형태를, 우리는 흔히 '아름답다'고 느낀다는 것이다. 회복력(잘 견딤)과 아름다움이 별개가 아니라 한 형태의 두 얼굴이라는 주장이다. 툇마루가 아름다운 것은 그것이 안과 밖, 여름과 겨울, 접객과 휴식을 한 자리에 겸하기 때문이라는 식이다.</w:t>
       </w:r>
     </w:p>
     <w:p>
-      <w:r>
-        <w:t>$$ H_{\text{hedge}} \;\propto\; \sigma^2 \times \rho $$</w:t>
+      <w:pPr>
+        <w:ind w:left="432"/>
+        <w:pBdr>
+          <w:left w:val="single" w:sz="18" w:space="8" w:color="8EAADB"/>
+        </w:pBdr>
+      </w:pPr>
+      <w:r>
+        <w:rPr>
+          <w:color w:val="404040"/>
+        </w:rPr>
+        <w:t xml:space="preserve">⚠️ </w:t>
+      </w:r>
+      <w:r>
+        <w:rPr>
+          <w:b/>
+          <w:color w:val="404040"/>
+        </w:rPr>
+        <w:t>논리적 유의(오류 D의 교정) — 과대일반화 금지:</w:t>
+      </w:r>
+      <w:r>
+        <w:rPr>
+          <w:color w:val="404040"/>
+        </w:rPr>
+        <w:t xml:space="preserve"> "최적인 것은 아름답다"를 </w:t>
+      </w:r>
+      <w:r>
+        <w:rPr>
+          <w:b/>
+          <w:color w:val="404040"/>
+        </w:rPr>
+        <w:t>모든 형태에 적용하면 반례가 쏟아진다.</w:t>
+      </w:r>
+      <w:r>
+        <w:rPr>
+          <w:color w:val="404040"/>
+        </w:rPr>
+        <w:t xml:space="preserve"> 통계적으로 최적이지만 아름답지 않은 것(효율적인 물류창고), 아름답지만 비효율적인 것(장식 과잉의 로코코)이 얼마든지 있다. 따라서 이 정리는 </w:t>
+      </w:r>
+      <w:r>
+        <w:rPr>
+          <w:b/>
+          <w:color w:val="404040"/>
+        </w:rPr>
+        <w:t>'리듬 환경에서 여러 쓰임을 우아하게 겸하는 형태'라는 특정 부류</w:t>
+      </w:r>
+      <w:r>
+        <w:rPr>
+          <w:color w:val="404040"/>
+        </w:rPr>
+        <w:t>에 한정해서만 성립하는 주장으로 좁혀 읽어야 한다. 그것을 미(美) 일반의 정의로 확대하는 것은 논리적 비약이다. 이 책은 이 정리를 '흥미로운 부분적 상관'으로 제시하지, '미의 보편 법칙'으로 주장하지 않는다.</w:t>
       </w:r>
     </w:p>
     <w:p>
       <w:r>
-        <w:t>헤지의 가치는 변동성(σ²)과 예측 가능성(ρ)의 곱에 비례하며, 어느 한쪽이 0이면 곱도 0이다. 변동이 없으면(정지) 헤지할 것이 없고, 예측이 없으면(혼돈) 헤지할 방법이 없다. 서론의 한일 비교가 이 곱 위에 정확히 놓인다. 전후 일본은 낮은 σ²의 안정된 환경에서 특화(신뢰성 극단)를 최적화했고, 압축근대의 한국은 높은 σ²의 격변을 겪었다. 다만 격변만으로는 부족하다. 이건희가 한 일은 그 격변에 방향과 박자(ρ)를 부여해 혼돈을 리듬으로 전환한 것이었다(2장 2.5). 곧 그는 σ²와 ρ를 함께 키워 헤지 — 곧 디자인 — 의 값을 극대화했다. 여기서 3.1의 마틴과 3.2의 김재준이 만난다. 마틴의 신뢰성/유효성 균형이 '무엇을' 섞을지를 말한다면, 김재준의 σ²×ρ는 '언제' 그 혼합이 값을 갖는지를 말한다.</w:t>
+        <w:rPr>
+          <w:b/>
+        </w:rPr>
+        <w:t>이건희에 적용(좁힌 형태로).</w:t>
+      </w:r>
+      <w:r>
+        <w:t xml:space="preserve"> 밀라노에서 이건희가 "성능은 평준화되고 승부는 디자인"이라 한 말은, 이 법칙의 좁은 버전으로 번역된다. 성능(신뢰성)의 변별력이 사라진 시장에서는 여러 사용 맥락을 우아하게 겸하는 형태 — 손에 쥐기 좋으면서 얇고 예쁜 T100 같은 — 만이 소비자를 멈춰 세운다. '디자인이 최후의 승부처'라는 말은, 물성이 균질해진 리듬 시장에서 겸용 형태의 값이 커진다는 진술이다.</w:t>
       </w:r>
     </w:p>
     <w:p>
@@ -646,59 +1013,116 @@
         <w:pStyle w:val="Heading3"/>
       </w:pPr>
       <w:r>
-        <w:t>3.2.4 제2법칙 — 양가성은 리듬의 자식이며, 회복력은 곧 아름다움</w:t>
+        <w:t>3.2.4 제3법칙 — 디자이너가 짓는 것은 '형태'가 아니라 '매개'다</w:t>
       </w:r>
     </w:p>
     <w:p>
       <w:r>
-        <w:t xml:space="preserve">리듬의 자리에서 형태가 내놓는 답은 언제나 </w:t>
+        <w:t xml:space="preserve">이 법칙이 이 이론에서 가장 실용적이고, 이건희와 가장 잘 맞는다. 김재준은 「감응의 존재론」에서 </w:t>
       </w:r>
       <w:r>
         <w:rPr>
           <w:b/>
         </w:rPr>
-        <w:t>양가성</w:t>
-      </w:r>
-      <w:r>
-        <w:t>이다. 두 기능·두 방향·두 의미를 한 형태에 보존하는 것. 이것은 낭비가 아니라 통계가 명령하는 정답, 곧 리듬적으로 변동하는 미래에 대한 헤지다. GroES-EL이 두 방향으로 접히는 것, 기둥이 하중과 공간을 함께 감당하는 것, 이건희폰이 엔지니어의 효율과 디자이너의 의미를 함께 품는 것이 모두 그러하다.</w:t>
+        <w:t>매개(媒介)</w:t>
+      </w:r>
+      <w:r>
+        <w:t xml:space="preserve"> 개념을 가져온다.</w:t>
       </w:r>
     </w:p>
     <w:p>
       <w:r>
-        <w:t xml:space="preserve">여기에 이 이론의 심장인 </w:t>
+        <w:t xml:space="preserve">핵심은 이렇다. 우리는 감정이나 경험을 </w:t>
       </w:r>
       <w:r>
         <w:rPr>
           <w:b/>
         </w:rPr>
-        <w:t>이중해석 정리</w:t>
-      </w:r>
-      <w:r>
-        <w:t xml:space="preserve">가 놓인다. </w:t>
+        <w:t>직접</w:t>
+      </w:r>
+      <w:r>
+        <w:t xml:space="preserve"> 만들 수 없다. 언제나 무언가를 </w:t>
       </w:r>
       <w:r>
         <w:rPr>
           <w:b/>
         </w:rPr>
-        <w:t>통계적으로 최적인 형태가, 우리가 아름답다고 느끼는 바로 그 형태다.</w:t>
-      </w:r>
-      <w:r>
-        <w:t xml:space="preserve"> 회복력과 아름다움은 두 개의 다른 사실이 아니라 한 형식의 두 해석이다. 효율성은 결정의 목적이고 형태적 질서는 결정의 형식이며, 칸트의 '목적 없는 합목적성(purposiveness without purpose)'이 바로 이 구조적 동일성을 가리킨다. 이 정리는 이건희의 밀라노 선언에 새로운 근거를 준다. "성능은 평준화되고 승부는 디자인에서 갈린다"는 예측은, 물성의 변별력(신뢰성)이 소진된 자리에서 형태의 잉여(양가성)만이 값을 갖는다는 통계적 진술로 번역된다. 디자인이 '최후의 승부처'인 것은 수사가 아니라 회복력과 아름다움이 하나인 형식의 필연이다.</w:t>
+        <w:t>거쳐서</w:t>
+      </w:r>
+      <w:r>
+        <w:t xml:space="preserve"> 만든다. 콘서트의 감동은 '감동'을 직접 주입해서가 아니라 음향·조명·공간을 통해 생긴다. 이 '거치는 것'이 매개다. 그리고 매개는 도구와 다르다. 도구는 바꿔도 결과가 같지만(망치 대신 돌로 못을 박아도 못은 박힌다), 매개는 바꾸면 결과 자체가 달라진다(북을 장구로 바꾸면 굿의 분위기가 통째로 달라진다).</w:t>
       </w:r>
     </w:p>
     <w:p>
       <w:r>
-        <w:t>형태의 특정성은 사용 분포의 엔트로피에 반비례한다.</w:t>
+        <w:t xml:space="preserve">여기서 결론이 나온다. </w:t>
+      </w:r>
+      <w:r>
+        <w:rPr>
+          <w:b/>
+        </w:rPr>
+        <w:t>디자이너가 정말 짓는 것은 완성된 형태가 아니라, 그 안에서 사용과 경험이 자라나는 조건(매개)이다.</w:t>
+      </w:r>
+      <w:r>
+        <w:t xml:space="preserve"> 건물은 '완성품'이 아니라 사용이 채워 넣을 '빈 그릇'이고, 시간이 지나며 사용이 그 그릇을 바꾼다.</w:t>
       </w:r>
     </w:p>
     <w:p>
       <w:r>
-        <w:t>$$ \text{Specificity(form)} \;\propto\; 1 / H(\text{function}) $$</w:t>
+        <w:rPr>
+          <w:b/>
+        </w:rPr>
+        <w:t>현실 사례.</w:t>
+      </w:r>
+      <w:r>
+        <w:t xml:space="preserve"> 서울 성수동의 옛 공장 건물들을 보자. 설계자는 '카페'를 지은 적이 없다. 그들은 넓은 층고와 튼튼한 골조라는 </w:t>
+      </w:r>
+      <w:r>
+        <w:rPr>
+          <w:b/>
+        </w:rPr>
+        <w:t>매개</w:t>
+      </w:r>
+      <w:r>
+        <w:t>를 지었을 뿐이다. 수십 년 뒤 그 매개가 카페·갤러리·쇼룸으로 채워졌다. 좋은 매개는 설계자의 의도를 넘어 오래 쓰인다. 반대로, 하나의 용도에 완벽히 맞춘 특수 건물(예: 특정 공정 전용 공장)은 그 공정이 끝나면 쓸모가 사라진다.</w:t>
       </w:r>
     </w:p>
     <w:p>
       <w:r>
-        <w:t>하나의 활동이 지배하는 자리(엔트로피≈0)에서 형태는 그 하나에 특화하고(성당은 성당의 형태를 감당한다), 여러 활동이 리듬을 이루는 자리에서 형태는 양가적으로 헤지하며, 순수한 노이즈의 자리에서 형태는 침묵한다(빈 상자가 되는 로프트와 블랙박스 극장).</w:t>
+        <w:rPr>
+          <w:b/>
+        </w:rPr>
+        <w:t>이건희에 적용.</w:t>
+      </w:r>
+      <w:r>
+        <w:t xml:space="preserve"> 이 법칙은 이건희 경영의 핵심을 다시 정의한다. </w:t>
+      </w:r>
+      <w:r>
+        <w:rPr>
+          <w:b/>
+        </w:rPr>
+        <w:t>이건희는 형태가 아니라 매개를 지었다.</w:t>
+      </w:r>
+      <w:r>
+        <w:t xml:space="preserve"> 그는 보르도 TV의 와인잔을 떠올리지 않았다. "소니를 넘어라"라는 방향과 "결과만 요구하고 과정은 전문가에게"라는 위임의 구조 — 곧 형태가 태어날 </w:t>
+      </w:r>
+      <w:r>
+        <w:rPr>
+          <w:b/>
+        </w:rPr>
+        <w:t>조건</w:t>
+      </w:r>
+      <w:r>
+        <w:t xml:space="preserve"> — 을 지었고, 그 안에서 11명의 팀이 와인잔을 낳았다(2장 2.6). 이는 3.1이 '중재자'라 부른 그의 역할을, 한층 근본적인 층위 — </w:t>
+      </w:r>
+      <w:r>
+        <w:rPr>
+          <w:i/>
+        </w:rPr>
+        <w:t>답을 내는 사람이 아니라 답이 자라날 판을 까는 사람</w:t>
+      </w:r>
+      <w:r>
+        <w:t xml:space="preserve"> — 로 옮겨 놓는다.</w:t>
       </w:r>
     </w:p>
     <w:p>
@@ -706,73 +1130,132 @@
         <w:pStyle w:val="Heading3"/>
       </w:pPr>
       <w:r>
-        <w:t>3.2.5 제3법칙 — 디자인은 형태가 아니라 매개(媒介)를 짓는다</w:t>
+        <w:t>3.2.5 제4법칙 — 완성하지 말고 여백을 남겨라</w:t>
       </w:r>
     </w:p>
     <w:p>
       <w:r>
-        <w:t xml:space="preserve">여기서 「감응의 존재론」이 이 이론에 결정적 개념을 준다. </w:t>
+        <w:t xml:space="preserve">매개에는 함정이 있다. </w:t>
       </w:r>
       <w:r>
         <w:rPr>
           <w:b/>
         </w:rPr>
-        <w:t>매개(媒介).</w:t>
-      </w:r>
-      <w:r>
-        <w:t xml:space="preserve"> 감응은 직접적이지 않다. 텔레파시는 없다. 언제나 사이에 어떤 물질이 있다 — 굿판의 북, 콘서트의 공기 진동, 일상의 목소리 톤. 그리고 매개는 도구와 다르다. 도구는 대체 가능하지만(망치를 돌로 바꿀 수 있다) 매개는 대체 불가능하다(북을 장구로 바꾸면 리듬이, 감응의 속도가, 사건 자체가 달라진다). </w:t>
+        <w:t>너무 완벽하게 채우면 죽는다.</w:t>
+      </w:r>
+      <w:r>
+        <w:t xml:space="preserve"> 오늘의 쓰임에 딱 맞춰 모든 여지를 없앤 형태는, 쓰임이 바뀌는 순간 쓸모가 없어진다. 왜냐하면 사용은 늘 변하기 때문이다. 아기방은 서재가 되고 병실이 되며, 로마의 콜로세움은 요새·채석장·폐허·관광지로 그 쓰임이 계속 바뀌었다.</w:t>
+      </w:r>
+    </w:p>
+    <w:p>
+      <w:r>
+        <w:t xml:space="preserve">그래서 살아 있는 형태는 </w:t>
       </w:r>
       <w:r>
         <w:rPr>
           <w:b/>
         </w:rPr>
-        <w:t>매개가 감정을 전달하는 것이 아니라 매개가 감정을 생성한다.</w:t>
-      </w:r>
-    </w:p>
-    <w:p>
-      <w:r>
-        <w:t xml:space="preserve">이 통찰이 디자인의 대상을 재정의한다. 디자이너는 사용을 직접 설계할 수 없고 감응을 직접 만들 수 없다. 디자이너가 짓는 것은 매개 — 사용과 감응이 그 안에서 발생하고 축적되는 조건이다. 건물은 완성된 형태가 아니라 하나의 사전확률(prior)이고, 사용이 그것을 갱신하며, 리노베이션은 사후확률이다. 그리고 매개는 과거를 품는다. 이것이 </w:t>
+        <w:t>여백(공, 空)</w:t>
+      </w:r>
+      <w:r>
+        <w:t xml:space="preserve"> 을 남긴다. 다 결정하지 않고, 미래의 다른 쓰임을 위한 빈자리를 둔다. 그리고 그 여백이 진짜로 대비하는 것은 </w:t>
       </w:r>
       <w:r>
         <w:rPr>
           <w:b/>
         </w:rPr>
-        <w:t>축적</w:t>
-      </w:r>
-      <w:r>
-        <w:t xml:space="preserve">이다. 새 굿당에서는 판을 열려면 북을 서른 번 쳐야 하지만 삼십 년 된 굿당에서는 세 번이면 열린다. 축적된 감응이 임계 밀도를 넘으면 배경이 아니라 행위자가 되며, 김재준은 이 축적체를 </w:t>
-      </w:r>
+        <w:t>평균이 아니라 예외(꼬리)</w:t>
+      </w:r>
+      <w:r>
+        <w:t xml:space="preserve"> 다. 집은 99%의 평범한 하루를 위한 것이지만, 그 의미는 1%의 사건 — 결혼, 장례, 아기의 첫날 — 이 결정한다.</w:t>
+      </w:r>
+    </w:p>
+    <w:p>
       <w:r>
         <w:rPr>
           <w:b/>
         </w:rPr>
-        <w:t>귀신(鬼神)</w:t>
-      </w:r>
-      <w:r>
-        <w:t xml:space="preserve"> 이라 부른다.</w:t>
+        <w:t>현실 사례.</w:t>
+      </w:r>
+      <w:r>
+        <w:t xml:space="preserve"> 병원 응급실이나 재난 대비 설계를 생각해 보자. 이들은 '평소'가 아니라 '최악의 순간(꼬리)'을 기준으로 설계된다. 평소엔 남아도는 여백처럼 보이는 여분의 병상·통로가, 위기의 순간 생사를 가른다. 반대로 평균 효율에만 맞춰 여백을 없앤 시스템(예: 재고를 극한까지 줄인 공급망)은 평상시엔 효율적이지만 예외적 충격(팬데믹)에 무너진다. 여백은 낭비가 아니라 예외에 대한 보험이다.</w:t>
       </w:r>
     </w:p>
     <w:p>
-      <w:r>
-        <w:t xml:space="preserve">이 법칙이 이건희 경영의 심층을 드러낸다. 이건희가 지은 것은 텔레비전이나 휴대전화라는 형태가 아니었다. 그는 "결과만 요구하고 과정은 전문가에게 맡긴다"는 원칙으로 형태가 태어날 </w:t>
-      </w:r>
       <w:r>
         <w:rPr>
           <w:b/>
         </w:rPr>
-        <w:t>조건</w:t>
-      </w:r>
-      <w:r>
-        <w:t xml:space="preserve"> — 질문·위기의식·결과 지향·권한 위임 — 을 지었다. 보르도 TV의 와인잔을 그가 떠올린 것이 아니라, 그가 지은 매개 안에서 11명의 팀이 그것을 낳았다(2장 2.6). '123자 메시지'가 액자가 되어 디자인 조직의 벽에 걸린 것(2장 2.4)은 이 매개의 문자적 사례다. 하나의 문장이 물질이 되어 조직 공간에 축적되었다. </w:t>
+        <w:t>이건희에 적용, 그리고 "왜 반복이 어려운가."</w:t>
+      </w:r>
+      <w:r>
+        <w:t xml:space="preserve"> 이건희가 정점에서 "아직 1.5류"라고 스스로를 흔든 것(2장 2.5)은, 조직이 성공에 안주해 여백을 잃는 것을 막는 행위였다. 그렇다면 2장 2.8의 물음 — 그의 도약은 왜 반복되기 어려운가 — 에 이 법칙이 답한다.</w:t>
+      </w:r>
+    </w:p>
+    <w:p>
+      <w:pPr>
+        <w:ind w:left="432"/>
+        <w:pBdr>
+          <w:left w:val="single" w:sz="18" w:space="8" w:color="8EAADB"/>
+        </w:pBdr>
+      </w:pPr>
+      <w:r>
+        <w:rPr>
+          <w:color w:val="404040"/>
+        </w:rPr>
+        <w:t xml:space="preserve">⚠️ </w:t>
       </w:r>
       <w:r>
         <w:rPr>
           <w:b/>
+          <w:color w:val="404040"/>
         </w:rPr>
-        <w:t>이건희는 형태의 설계자가 아니라 매개의 설계자였다.</w:t>
-      </w:r>
-      <w:r>
-        <w:t xml:space="preserve"> 이 명제는 3.1이 '중재자'로 포착한 그의 역할을, 한층 근원적인 층위 — 감응이 축적되는 조건을 짓는 자 — 로 옮겨 놓는다.</w:t>
+        <w:t>논리적 유의(오류 E의 교정) — 인과를 정확히:</w:t>
+      </w:r>
+      <w:r>
+        <w:rPr>
+          <w:color w:val="404040"/>
+        </w:rPr>
+        <w:t xml:space="preserve"> 흔한 오해는 "성공이 (시장) 변동성을 줄여 정지가 온다"는 것이다. 그러나 시장의 변동성은 성공과 무관하게 클 수 있다. 정확한 인과는 이렇다. </w:t>
+      </w:r>
+      <w:r>
+        <w:rPr>
+          <w:b/>
+          <w:color w:val="404040"/>
+        </w:rPr>
+        <w:t>성공하면 리더가 위기 주입을 멈추고, 조직은 환경을 '이제 안정되었다'고 착각한다.</w:t>
+      </w:r>
+      <w:r>
+        <w:rPr>
+          <w:color w:val="404040"/>
+        </w:rPr>
+        <w:t xml:space="preserve"> 즉 줄어드는 것은 </w:t>
+      </w:r>
+      <w:r>
+        <w:rPr>
+          <w:i/>
+          <w:color w:val="404040"/>
+        </w:rPr>
+        <w:t>실제 환경 변동</w:t>
+      </w:r>
+      <w:r>
+        <w:rPr>
+          <w:color w:val="404040"/>
+        </w:rPr>
+        <w:t xml:space="preserve">이 아니라 </w:t>
+      </w:r>
+      <w:r>
+        <w:rPr>
+          <w:i/>
+          <w:color w:val="404040"/>
+        </w:rPr>
+        <w:t>조직이 스스로 만들던 리듬(주의와 대비)</w:t>
+      </w:r>
+      <w:r>
+        <w:rPr>
+          <w:color w:val="404040"/>
+        </w:rPr>
+        <w:t>이다. 시장은 여전히 요동치는데 조직만 정지 모드로 들어가는 것 — 이것이 위험의 정체다. 후쿠다가 30년째 "리셋하라"고 말해야 하는 이유가 여기 있다(2장 2.8).</w:t>
       </w:r>
     </w:p>
     <w:p>
@@ -780,55 +1263,113 @@
         <w:pStyle w:val="Heading3"/>
       </w:pPr>
       <w:r>
-        <w:t>3.2.6 제4법칙 — 축적하되 고착되지 말라: 공(空)을 남기고 꼬리를 향하라</w:t>
+        <w:t>3.2.6 두 법칙을 잇기 — '여백'이라는 하나의 원리</w:t>
       </w:r>
     </w:p>
     <w:p>
       <w:r>
-        <w:t xml:space="preserve">축적에는 함정이 있다. 고착되면 죽는다. 유리관에 봉인된 토기는 형식적 아름다움은 남기나 더는 만져지지 않고 새 감응을 받지 못한다 — 죽은 귀신, 귀신의 화석이다. 절차가 된 의례, 교리로 굳은 사상, 관광 상품이 된 전통이 그러하다. 디자인에서도 같다. 오늘의 사용 분포에 완벽히 최적화한 형태 — 모든 애매함을 제거하고 모든 쓰임을 미리 결정한 형태 — 는 내일 반드시 틀린다. 사용의 분포는 </w:t>
+        <w:t xml:space="preserve">제2법칙(겸용)과 제4법칙(여백)은 언뜻 다른 이야기 같다. 하나는 공간의 문제(한 형태에 두 기능), 하나는 시간의 문제(미래를 위한 빈자리)다. 그러나 김재준은 둘이 </w:t>
       </w:r>
       <w:r>
         <w:rPr>
           <w:b/>
         </w:rPr>
-        <w:t>비정상(non-stationary) 시계열</w:t>
-      </w:r>
-      <w:r>
-        <w:t>이기 때문이다. 유아방은 서재가 되고 병실이 되며, 콜로세움은 요새가 되고 채석장이 되고 폐허가 되고 기념물이 된다.</w:t>
+        <w:t>같은 원리의 두 모습</w:t>
+      </w:r>
+      <w:r>
+        <w:t>이라고 본다. 그 원리를 '빈틈'이라 부르자.</w:t>
       </w:r>
     </w:p>
     <w:p>
-      <w:r>
-        <w:t xml:space="preserve">그러므로 살아 있으려면 축적과 비고정성이 동시에 필요하다. 김재준은 이 여백을 </w:t>
+      <w:pPr>
+        <w:pStyle w:val="ListBullet"/>
+      </w:pPr>
+      <w:r>
+        <w:t xml:space="preserve">겸용(양가성)은 </w:t>
       </w:r>
       <w:r>
         <w:rPr>
           <w:b/>
         </w:rPr>
-        <w:t>공(空)</w:t>
-      </w:r>
-      <w:r>
-        <w:t xml:space="preserve"> 이라 부른다 — 축적은 있되 어떤 것도 최종적으로 결정하지 않는 열림. 그리고 공을 남긴 형태가 응답해야 하는 것은 평균이 아니라 </w:t>
+        <w:t>형태가 한 기능으로 완전히 굳는 것을 거부</w:t>
+      </w:r>
+      <w:r>
+        <w:t>하는 것 — 공간의 빈틈.</w:t>
+      </w:r>
+    </w:p>
+    <w:p>
+      <w:pPr>
+        <w:pStyle w:val="ListBullet"/>
+      </w:pPr>
+      <w:r>
+        <w:t xml:space="preserve">여백(공)은 </w:t>
       </w:r>
       <w:r>
         <w:rPr>
           <w:b/>
         </w:rPr>
-        <w:t>꼬리</w:t>
-      </w:r>
-      <w:r>
-        <w:t xml:space="preserve">다. 집은 99%의 일상을 위한 것이지만 그 의미는 1%가 결정한다 — 결혼, 장례, 출산. 평균은 저절로 처리되고, 형태가 응답해야 하는 것은 통계적으로 희귀하나 실존적으로 무거운 사건, 곧 분포의 꼬리다. </w:t>
+        <w:t>형태가 한 상태로 완전히 굳는 것을 거부</w:t>
+      </w:r>
+      <w:r>
+        <w:t>하는 것 — 시간의 빈틈.</w:t>
+      </w:r>
+    </w:p>
+    <w:p>
+      <w:r>
+        <w:t>〔쉽게 말하면〕 살아 있는 형태는 '완전히 정해지지 않은' 상태를 유지한다. 다 정해진 것은 죽은 것이다. 박물관 유리관 속 유물이 아름답지만 죽어 있는 것처럼.</w:t>
+      </w:r>
+    </w:p>
+    <w:p>
+      <w:pPr>
+        <w:ind w:left="432"/>
+        <w:pBdr>
+          <w:left w:val="single" w:sz="18" w:space="8" w:color="8EAADB"/>
+        </w:pBdr>
+      </w:pPr>
+      <w:r>
+        <w:rPr>
+          <w:color w:val="404040"/>
+        </w:rPr>
+        <w:t xml:space="preserve">⚠️ </w:t>
       </w:r>
       <w:r>
         <w:rPr>
           <w:b/>
+          <w:color w:val="404040"/>
         </w:rPr>
-        <w:t>감응은 평균에 살지 않는다. 감응은 꼬리에 산다.</w:t>
-      </w:r>
-    </w:p>
-    <w:p>
-      <w:r>
-        <w:t>이 법칙이 2장 2.8의 물음에 답한다. 이건희가 실현한 도약이 왜 반복되기 어려운가. 성공은 변동성(σ²)을 줄이고, 줄어든 변동성은 리듬을 정지로 되돌리며, 정지에 최적화된 조직은 공을 잃고 오늘의 분포에 고착된다. 후쿠다가 30년 뒤에도 "리셋하라"고 말해야 했던 이유, 장영중(2025)이 이재용의 원을 점진적 진화로 그린 이유가 여기 있다. 도약을 지속하려면 성공의 정점에서 스스로 공을 남기고 다시 꼬리를 향해야 한다 — 이것이 밀라노에서 이건희가 한 일의 이론적 이름이다. 그는 성취의 정점(정지의 유혹)에서 "아직 1.5류"라는 인위적 변동을 주입해 조직을 다시 리듬으로 되돌렸다.</w:t>
+        <w:t>논리적 유의(오류 G의 교정) — 이것은 '동일성'이 아니라 '종합'이다:</w:t>
+      </w:r>
+      <w:r>
+        <w:rPr>
+          <w:color w:val="404040"/>
+        </w:rPr>
+        <w:t xml:space="preserve"> 두 법칙을 하나로 묶는 것은 논리적 증명이 아니라 </w:t>
+      </w:r>
+      <w:r>
+        <w:rPr>
+          <w:b/>
+          <w:color w:val="404040"/>
+        </w:rPr>
+        <w:t>개념적 종합(통찰)</w:t>
+      </w:r>
+      <w:r>
+        <w:rPr>
+          <w:color w:val="404040"/>
+        </w:rPr>
+        <w:t xml:space="preserve"> 이다. 겸용과 여백이 '같다'는 것은 엄밀한 등식이 아니라, 둘 다 '완전한 결정을 거부한다'는 상위 개념으로 묶인다는 뜻이다. 칸트의 '목적 없는 합목적성'(아름다운 것은 짜임새는 있으나 그 목적이 딱 정해지지 않는다는 생각)을 끌어오는 것도 논증이 아니라 </w:t>
+      </w:r>
+      <w:r>
+        <w:rPr>
+          <w:b/>
+          <w:color w:val="404040"/>
+        </w:rPr>
+        <w:t>철학적 참조</w:t>
+      </w:r>
+      <w:r>
+        <w:rPr>
+          <w:color w:val="404040"/>
+        </w:rPr>
+        <w:t>다. 이 지위를 흐리면 '어려운 말로 포장한 비약'이 된다. 본 절은 이를 증명이 아니라 이론의 미학적 매듭으로 제시한다.</w:t>
       </w:r>
     </w:p>
     <w:p>
@@ -836,35 +1377,26 @@
         <w:pStyle w:val="Heading3"/>
       </w:pPr>
       <w:r>
-        <w:t>3.2.7 제2법칙 = 제4법칙: 빈틈의 원리</w:t>
+        <w:t>3.2.7 종합 — '따르다'에서 '열다'로</w:t>
       </w:r>
     </w:p>
     <w:p>
       <w:r>
-        <w:t xml:space="preserve">이 이론의 가장 깊은 매듭은 제2법칙과 제4법칙이 하나라는 데 있다. 양가성은 형태가 하나의 기능으로 확정되기를 거부하는 것(공간적 결정 불가능성)이고, 공은 축적된 형태가 하나의 상태로 확정되기를 거부하는 것(시간적 결정 불가능성)이다. 둘은 같은 것의 두 얼굴이며, 그 같은 것을 </w:t>
+        <w:t xml:space="preserve">이 이론은 마지막에 태도를 바꾼다. 지금까지 형태는 환경의 통계를 '따랐다'(관찰된 쓰임에 맞췄다). 그러나 그것만으로는 디자인이 데이터에 대한 사후 적응, 심하게는 감시로 수집한 행동에 형태를 맞추는 일과 구별되지 않는다. 그래서 제4법칙은 한 걸음 더 간다. 형태는 통계를 따르다가 </w:t>
       </w:r>
       <w:r>
         <w:rPr>
           <w:b/>
         </w:rPr>
-        <w:t>빈틈</w:t>
-      </w:r>
-      <w:r>
-        <w:t>이라 부른다. 메를로퐁티의 에카르가 빈틈의 공간적 이름이고, 「감응의 존재론」의 공이 빈틈의 시간적 이름이다. 만지는 손과 만져지는 손이 완벽히 겹치면 지각이 사라지듯, 빈틈이 있어야 진동이 있고 진동이 있어야 감응이 있다.</w:t>
+        <w:t>끝내 그 통계를 연다</w:t>
+      </w:r>
+      <w:r>
+        <w:t xml:space="preserve"> — 아직 세어지지 않은 미래의 쓰임을 위해 분포에 빈자리를 낸다.</w:t>
       </w:r>
     </w:p>
     <w:p>
       <w:r>
-        <w:t xml:space="preserve">칸트의 '목적 없는 합목적성'은 이 빈틈을 완성된 대상 안에 정지시킨 것(공시적 빈틈)이고, 공은 그 봉인을 시간 속으로 푼 것(통시적 빈틈)이다. 미학을 '의식의 발명'에서 '생명의 형식'으로 옮긴다는 것은 정확히 칸트의 정지된 빈틈을 진화의 시간·축적의 시간 속으로 풀어놓는다는 뜻이다. 그리하여 네 법칙이 하나로 접힌다. </w:t>
-      </w:r>
-      <w:r>
-        <w:rPr>
-          <w:b/>
-        </w:rPr>
-        <w:t>형태는 빈틈을 품을 때 살아 있고 아름답다.</w:t>
-      </w:r>
-      <w:r>
-        <w:t xml:space="preserve"> 리듬(제1법칙)은 그 빈틈을 살아 있게 유지하는 조건이고, 매개(제3법칙)는 그 빈틈이 축적되는 자리다. 디자인이란 리듬의 자리에서 매개를 통해 빈틈을 품은 형태를 짓고, 그것이 닫히지 않도록 지키는 일이다.</w:t>
+        <w:t>〔쉽게 말하면〕 좋은 디자인은 먼저 현실을 충분히 관찰해 따르고(그래야 근거가 있다), 그다음 관찰되지 않은 가능성을 위해 일부러 여백을 남긴다(그래야 미래가 있다). 관찰 없이 여는 것은 근거 없는 고집이고, 여백 없이 따르기만 하는 것은 죽은 박제다.</w:t>
       </w:r>
     </w:p>
     <w:p>
@@ -872,17 +1404,12 @@
         <w:pStyle w:val="Heading3"/>
       </w:pPr>
       <w:r>
-        <w:t>3.2.8 문명 척도: '감응의 도시'와 '유효의미 경제학'</w:t>
+        <w:t>3.2.8 문명 척도: 감응의 도시와 유효의미 경제학</w:t>
       </w:r>
     </w:p>
     <w:p>
       <w:r>
-        <w:t>김재준은 이 네 법칙을 가장 큰 척도로 확대해 문명론으로 전개한다. 문명은 제도·도시·인프라·의례로 이루어진 하나의 거대한 매개다. 평균에 최적화된 문명(청사진의 도시)은 분산을 흡수하지 못해 부서지고, 리듬에 걸쳐 양가적으로 헤지하는 문명은 표류를 살아낸다. 서론의 한국이 이 증례다. 압축근대는 극단적 비정상성의 다른 이름이며, 그런 사회에서 살아남은 형태는 하나의 기능에 특화될 수 없어 이중적이어야 했고 꼬리의 사건(광장의 촛불, 무대의 3분)에 응답해야 했다. 굿판과 K-pop 콘서트가 규모와 속도만 다를 뿐 같은 감응 구조인 까닭이다.</w:t>
-      </w:r>
-    </w:p>
-    <w:p>
-      <w:r>
-        <w:t xml:space="preserve">이 문명 척도에서 김재준의 두 개념이 작동한다. </w:t>
+        <w:t xml:space="preserve">김재준은 이 원리를 도시·문명으로 확장한다. 문명은 제도·도시·의례로 이루어진 거대한 매개다. 평균에 최적화한 문명(청사진대로 지은 계획도시)은 예외에 부서지고, 여러 쓰임에 겸용으로 대비한 문명은 변화를 살아낸다. 그의 두 개념이 여기서 작동한다. </w:t>
       </w:r>
       <w:r>
         <w:rPr>
@@ -891,7 +1418,7 @@
         <w:t>'감응의 도시'</w:t>
       </w:r>
       <w:r>
-        <w:t xml:space="preserve"> 는 표류하는 분포의 꼬리에서 터지는 정동을 실시간으로 읽고 응답하는 문명의 기관이며, </w:t>
+        <w:t xml:space="preserve"> 는 사람들의 정동(감정의 흐름)이 터지는 '예외의 순간'을 실시간으로 읽고 응답하는 도시이고, </w:t>
       </w:r>
       <w:r>
         <w:rPr>
@@ -900,7 +1427,21 @@
         <w:t>'유효의미 경제학'</w:t>
       </w:r>
       <w:r>
-        <w:t xml:space="preserve"> 은 그 응답이 헛되지 않도록 의미의 분포를 셈하는 회계다. 곧 감응의 도시가 '무엇에 응답할 것인가(꼬리의 정동)'를 묻는다면, 유효의미 경제학은 '그 응답이 값을 갖는가(의미의 분포)'를 계산한다. 두 개념은 제3법칙(매개)과 제2법칙(양가성의 값)을 도시·경제의 층위로 옮긴 것으로 읽을 수 있다. ⚠️ 두 개념의 정밀한 정의와 형식화는 김재준의 원전에 따라 확정하며, 본 절은 그 골격을 소개하는 데 그친다.</w:t>
+        <w:t xml:space="preserve"> 은 그 응답이 헛되지 않도록 '어떤 의미가 실제로 값을 갖는지'를 셈하는 회계다.</w:t>
+      </w:r>
+    </w:p>
+    <w:p>
+      <w:pPr>
+        <w:ind w:left="432"/>
+        <w:pBdr>
+          <w:left w:val="single" w:sz="18" w:space="8" w:color="8EAADB"/>
+        </w:pBdr>
+      </w:pPr>
+      <w:r>
+        <w:rPr>
+          <w:color w:val="404040"/>
+        </w:rPr>
+        <w:t>⚠️ 이 두 개념의 정확한 정의와 형식은 김재준의 원전을 따라 확정해야 하며, 본 절은 이건희 사례와의 접점에서 골격만 소개한다(3.3의 한계 참조).</w:t>
       </w:r>
     </w:p>
     <w:p>
@@ -908,97 +1449,251 @@
         <w:pStyle w:val="Heading3"/>
       </w:pPr>
       <w:r>
-        <w:t>3.2.9 어두운 판본: 감응의 착취</w:t>
+        <w:t>3.2.9 어두운 판본 — 매개 설계는 착취가 될 수 있다</w:t>
       </w:r>
     </w:p>
     <w:p>
       <w:r>
-        <w:t>정직을 위해 이 이론의 어두운 판본을 봉인하지 않는다. "누구의 통계이고 누구의 리듬인가." 사용의 분포는 누가 그 자리를 쓰도록 허락되는가에 따라 결정되며, 여기에 젠트리피케이션의 정치가 있다. 감시로 포획된 행동만을 셈하는 스마트시티, 뇌 반응을 스캔해 충동구매를 설계하는 신경마케팅, 감응 패턴을 학습해 중독을 설계하는 알고리즘은 이 이론의 가장 어두운 판본 — 매개 설계 능력이 감응 착취로 전락한 자리다. 「감응의 존재론」이 거짓말·착취·폭력을 감응 능력의 파괴, 곧 자기 파괴로 규정하고, 동학의 인내천을 '타인은 공명 가능성을 지닌 감응의 활동체이며 그 가능성을 닫는 것이 죄'라는 윤리로 읽는 까닭이 여기 있다. 이 어둠으로부터 이론을 지키는 것이 제4법칙의 공, 곧 측정되지 않고 빠져나가는 것을 위한 여백이다. 이 물음은 4장에서 이건희의 화형식 — 각성과 공포가 겹친 불길 — 을 다시 심문하는 자리로 이어진다.</w:t>
+        <w:t xml:space="preserve">이 이론은 강력하기에 위험하다. '사람의 감응이 자라는 조건을 설계하는 능력'은 좋은 데도 나쁜 데도 쓰인다. 그 어두운 판본이 오늘의 현실에 있다. </w:t>
+      </w:r>
+      <w:r>
+        <w:rPr>
+          <w:b/>
+        </w:rPr>
+        <w:t>유튜브·틱톡의 추천 알고리즘</w:t>
+      </w:r>
+      <w:r>
+        <w:t xml:space="preserve">은 사용자의 감응 패턴을 학습해 '멈출 수 없게' 설계한다. 이것은 매개 설계 능력이 </w:t>
+      </w:r>
+      <w:r>
+        <w:rPr>
+          <w:b/>
+        </w:rPr>
+        <w:t>감응의 착취</w:t>
+      </w:r>
+      <w:r>
+        <w:t>로 전락한 자리다. 다크 패턴(취소를 어렵게 만든 화면), 도박성 확률형 아이템, 충동을 노린 신경마케팅도 같은 계열이다.</w:t>
+      </w:r>
+    </w:p>
+    <w:p>
+      <w:r>
+        <w:t xml:space="preserve">이 어둠을 막는 장치가 바로 제4법칙의 여백이다. 「감응의 존재론」이 착취를 '타인의 감응 능력을 파괴하는 것'이라 규정하는 것과 같은 맥락이다. 이 물음 — 이건희의 화형식은 조직의 감응을 </w:t>
+      </w:r>
+      <w:r>
+        <w:rPr>
+          <w:b/>
+        </w:rPr>
+        <w:t>살렸는가 착취했는가</w:t>
+      </w:r>
+      <w:r>
+        <w:t xml:space="preserve"> — 은 4장에서 다시 심문한다.</w:t>
       </w:r>
     </w:p>
     <w:p>
       <w:pPr>
-        <w:pStyle w:val="Heading3"/>
+        <w:pBdr>
+          <w:bottom w:val="single" w:sz="6" w:space="1" w:color="999999"/>
+        </w:pBdr>
       </w:pPr>
-      <w:r>
-        <w:t>3.2.10 종합: 따른다에서 연다로</w:t>
-      </w:r>
     </w:p>
     <w:p>
-      <w:r>
-        <w:t xml:space="preserve">이 이론은 마지막에 스스로의 동사를 바꾼다. 지금까지 형태는 통계를 '따른다'였다 — 관찰된 분포에 형태를 맞추는 일. 그러나 이 편에 머물면 디자인은 데이터의 사후 적합, 나아가 감시로 셈된 행동에 형태를 맞추는 감옥의 설계와 구별되지 않는다. 제4법칙은 이미 그 편을 떠났다. 형태가 응답할 것은 평균이 아니라 꼬리이고, 꼬리의 사건에서 상태가 전환된다. 그리하여 동사가 상전이한다. </w:t>
-      </w:r>
+      <w:pPr>
+        <w:pStyle w:val="Heading2"/>
+      </w:pPr>
+      <w:r>
+        <w:t>3.3 이 이론의 한계 — 정직을 위한 정리</w:t>
+      </w:r>
+    </w:p>
+    <w:p>
+      <w:r>
+        <w:t>이론의 힘은 그 한계를 숨기지 않을 때 오히려 커진다. 감응의 디자인에 대해 이 책이 인정하는 한계는 넷이다.</w:t>
+      </w:r>
+    </w:p>
+    <w:p>
+      <w:pPr>
+        <w:pStyle w:val="ListNumber"/>
+      </w:pPr>
       <w:r>
         <w:rPr>
           <w:b/>
         </w:rPr>
-        <w:t>따른다 → 연다.</w:t>
-      </w:r>
-      <w:r>
-        <w:t xml:space="preserve"> 형태는 통계를 따르다가 끝내 그 통계를 연다 — 분포에 빈틈을 낸다. 이는 택일이 아니라 순서다. 리듬의 자리에서 오래 따른 형태만이 임계 밀도에 이르러 열 수 있다. 따르지 않고 여는 것은 근거 없는 선언이고, 열지 않고 따르기만 하는 것은 죽은 귀신이다.</w:t>
+        <w:t>검증의 비대칭.</w:t>
+      </w:r>
+      <w:r>
+        <w:t xml:space="preserve"> 통계로 확인된 것은 세포(GroES-EL) 하나뿐이다. 건축·몸·경영으로의 확장은 아직 검증되지 않은 가설이다(3.2.1). 이 책은 이를 '증명된 법칙'이 아니라 '생산적 가설'로 다룬다.</w:t>
       </w:r>
     </w:p>
     <w:p>
-      <w:r>
-        <w:t xml:space="preserve">'연다'에는 두 얼굴이 있다. </w:t>
-      </w:r>
+      <w:pPr>
+        <w:pStyle w:val="ListNumber"/>
+      </w:pPr>
       <w:r>
         <w:rPr>
           <w:b/>
         </w:rPr>
-        <w:t>강요의 엶</w:t>
-      </w:r>
-      <w:r>
-        <w:t xml:space="preserve">은 설계자가 원하는 분포를 남의 되어감에 새기는 것(엶의 문법을 쓴 닫음)이고, </w:t>
-      </w:r>
+        <w:t>수식의 은유성.</w:t>
+      </w:r>
+      <w:r>
+        <w:t xml:space="preserve"> σ²×ρ는 생물학에서는 측정량이지만 경영·건축에서는 구조를 보여주는 은유다(3.2.2). 숫자로 계산할 수 있는 척 해서는 안 된다.</w:t>
+      </w:r>
+    </w:p>
+    <w:p>
+      <w:pPr>
+        <w:pStyle w:val="ListNumber"/>
+      </w:pPr>
       <w:r>
         <w:rPr>
           <w:b/>
         </w:rPr>
-        <w:t>빈틈의 엶</w:t>
-      </w:r>
-      <w:r>
-        <w:t>은 아직 세어지지 않은 삶을 위해 자리를 비워두는 것이다. 정당한 엶은 거리를 둔 설계자의 특권이 아니라, 매개를 짓는 자가 아직 오지 않은 사용에 자신을 여는 항복이며, 그 항복이 최고의 통제다. 이 대목에서 감응의 디자인은 디자인 사고를 넘어선다. 디자인 사고가 '균형을 잡는 주체'를 상정한다면, 감응의 디자인은 그 주체마저 빈틈 안에 놓는다.</w:t>
+        <w:t>순환의 위험(오류 F).</w:t>
+      </w:r>
+      <w:r>
+        <w:t xml:space="preserve"> 가장 조심할 함정이다. '리듬'을 '디자인이 성공하는 환경'으로 정의하고, 다시 '리듬이라서 성공했다'고 말하면 </w:t>
+      </w:r>
+      <w:r>
+        <w:rPr>
+          <w:b/>
+        </w:rPr>
+        <w:t>동어반복</w:t>
+      </w:r>
+      <w:r>
+        <w:t xml:space="preserve">이 된다. 이를 피하려면 σ²(변동)와 ρ(예측 가능성)를 </w:t>
+      </w:r>
+      <w:r>
+        <w:rPr>
+          <w:b/>
+        </w:rPr>
+        <w:t>결과와 무관하게 미리 측정</w:t>
+      </w:r>
+      <w:r>
+        <w:t>할 수 있어야 한다. 생물학에서는 가능했다(온도 데이터). 경영·도시에서 이 독립 측정을 어떻게 할 것인가 — 이것이 이 이론이 진짜 과학이 되기 위해 넘어야 할 관문이며, 아직 열려 있는 과제다.</w:t>
       </w:r>
     </w:p>
     <w:p>
       <w:pPr>
-        <w:pStyle w:val="Heading3"/>
+        <w:pStyle w:val="ListNumber"/>
       </w:pPr>
-      <w:r>
-        <w:t>3.2.11 소결: 두 이론의 관계</w:t>
-      </w:r>
-    </w:p>
-    <w:p>
-      <w:r>
-        <w:t xml:space="preserve">3.1의 디자인 사고(베르간티→장영중)는 이건희의 결정에서 신뢰성과 유효성의 균형, 기술과 의미의 상생, 중재자의 개입을 읽어냈다. 3.2의 감응의 디자인(김재준)은 그 균형이 </w:t>
-      </w:r>
       <w:r>
         <w:rPr>
           <w:b/>
         </w:rPr>
-        <w:t>언제·왜</w:t>
-      </w:r>
-      <w:r>
-        <w:t xml:space="preserve"> 선택되는지를 답한다 — 정지도 혼돈도 아닌 리듬의 자리에서, 매개를 통해, 빈틈을 품은 양가적 형태로. 두 이론은 경쟁하지 않고 층위를 이룬다. 디자인 사고가 결정의 </w:t>
+        <w:t>미학 주장의 범위.</w:t>
+      </w:r>
+      <w:r>
+        <w:t xml:space="preserve"> "최적은 아름답다"(이중해석 정리)는 특정 부류의 형태에 한정된 상관이지, 미의 보편 법칙이 아니다(3.2.3).</w:t>
+      </w:r>
+    </w:p>
+    <w:p>
+      <w:pPr>
+        <w:pBdr>
+          <w:bottom w:val="single" w:sz="6" w:space="1" w:color="999999"/>
+        </w:pBdr>
+      </w:pPr>
+    </w:p>
+    <w:p>
+      <w:pPr>
+        <w:pStyle w:val="Heading2"/>
+      </w:pPr>
+      <w:r>
+        <w:t>3.4 소결 — 두 이론은 어떻게 맞물리는가</w:t>
+      </w:r>
+    </w:p>
+    <w:p>
+      <w:r>
+        <w:t xml:space="preserve">두 이론은 경쟁하지 않고 </w:t>
       </w:r>
       <w:r>
         <w:rPr>
           <w:b/>
         </w:rPr>
-        <w:t>인지적 구조</w:t>
-      </w:r>
-      <w:r>
-        <w:t xml:space="preserve">(무엇을 어떻게 섞는가)를 밝힌다면, 감응의 디자인은 그 결정의 </w:t>
-      </w:r>
+        <w:t>층을 이룬다.</w:t>
+      </w:r>
+    </w:p>
+    <w:p>
+      <w:pPr>
+        <w:pStyle w:val="ListBullet"/>
+      </w:pPr>
       <w:r>
         <w:rPr>
           <w:b/>
         </w:rPr>
-        <w:t>존재론적·통계적 조건</w:t>
-      </w:r>
-      <w:r>
-        <w:t>(어떤 환경에서 그 섞임이 값을 갖는가)을 밝힌다. 그리고 두 이론이 만나는 지점에 이건희가 있다. 그는 디자인 사고의 '중재자'이자 감응의 디자인의 '매개 설계자'로서, 격변을 리듬으로 바꾸어 이중기능적 도약을 설계했다. 세포와 건축과 도시와 이건희가 이 점에서 동형이며, 바로 이 동형성이 서론의 물음 — 한국은 어떻게, 그리고 왜 앞섰는가 — 에 대한 이 책의 최종 답변의 형식을 마련한다. 그 답변과 그것이 요구하는 윤리를 이제 4장이 맡는다.</w:t>
+        <w:t>디자인 사고(3.1)</w:t>
+      </w:r>
+      <w:r>
+        <w:t xml:space="preserve"> 는 결정의 </w:t>
+      </w:r>
+      <w:r>
+        <w:rPr>
+          <w:i/>
+        </w:rPr>
+        <w:t>속을</w:t>
+      </w:r>
+      <w:r>
+        <w:t xml:space="preserve"> 본다: 검증된 것과 새것을 어떻게 섞고(마틴), 기술과 의미를 누가 잇는가(베르간티). 곧 </w:t>
+      </w:r>
+      <w:r>
+        <w:rPr>
+          <w:b/>
+        </w:rPr>
+        <w:t>무엇을 어떻게 결합하는가</w:t>
+      </w:r>
+      <w:r>
+        <w:t>를 설명한다.</w:t>
+      </w:r>
+    </w:p>
+    <w:p>
+      <w:pPr>
+        <w:pStyle w:val="ListBullet"/>
+      </w:pPr>
+      <w:r>
+        <w:rPr>
+          <w:b/>
+        </w:rPr>
+        <w:t>감응의 디자인(3.2)</w:t>
+      </w:r>
+      <w:r>
+        <w:t xml:space="preserve"> 은 결정의 </w:t>
+      </w:r>
+      <w:r>
+        <w:rPr>
+          <w:i/>
+        </w:rPr>
+        <w:t>바깥을</w:t>
+      </w:r>
+      <w:r>
+        <w:t xml:space="preserve"> 본다: 그 결합이 값을 갖는 환경은 어떤 것이며(리듬), 무엇을 지어야 하고(매개), 무엇을 남겨야 하는가(여백). 곧 </w:t>
+      </w:r>
+      <w:r>
+        <w:rPr>
+          <w:b/>
+        </w:rPr>
+        <w:t>언제·왜 그 결합이 통하는가</w:t>
+      </w:r>
+      <w:r>
+        <w:t>를 설명한다.</w:t>
+      </w:r>
+    </w:p>
+    <w:p>
+      <w:r>
+        <w:t xml:space="preserve">그리고 두 이론이 만나는 자리에 이건희가 있다. 디자인 사고의 눈으로 그는 엔지니어와 디자이너를 잇는 </w:t>
+      </w:r>
+      <w:r>
+        <w:rPr>
+          <w:b/>
+        </w:rPr>
+        <w:t>중재자</w:t>
+      </w:r>
+      <w:r>
+        <w:t xml:space="preserve">였고, 감응의 디자인의 눈으로 그는 형태가 태어날 조건을 짓는 </w:t>
+      </w:r>
+      <w:r>
+        <w:rPr>
+          <w:b/>
+        </w:rPr>
+        <w:t>매개 설계자</w:t>
+      </w:r>
+      <w:r>
+        <w:t>였다. 그는 한국의 격변(높은 σ²)에 방향과 박자(ρ)를 주어 혼돈을 리듬으로 바꾸고, 그 리듬 위에서 겸용의 형태(디자인)를 길러 냈다. 이것이 서론의 물음 — 한국은 어떻게, 왜 앞섰는가 — 에 대한 이 책의 답의 뼈대다. 그 답을 완성하고 그것이 요구하는 윤리를 묻는 일이, 이제 4장의 몫이다.</w:t>
       </w:r>
     </w:p>
     <w:p>
@@ -1019,33 +1714,7 @@
         <w:rPr>
           <w:color w:val="404040"/>
         </w:rPr>
-        <w:t xml:space="preserve">〔편집 노트〕 본 v2는 귀속을 정정·명시했다. </w:t>
-      </w:r>
-      <w:r>
-        <w:rPr>
-          <w:b/>
-          <w:color w:val="404040"/>
-        </w:rPr>
-        <w:t>디자인 사고 = 베르간티(시작)→장영중(완성)</w:t>
-      </w:r>
-      <w:r>
-        <w:rPr>
-          <w:color w:val="404040"/>
-        </w:rPr>
-        <w:t xml:space="preserve">, </w:t>
-      </w:r>
-      <w:r>
-        <w:rPr>
-          <w:b/>
-          <w:color w:val="404040"/>
-        </w:rPr>
-        <w:t>감응의 디자인 = 김재준</w:t>
-      </w:r>
-      <w:r>
-        <w:rPr>
-          <w:color w:val="404040"/>
-        </w:rPr>
-        <w:t>. 출판용으로는 ①Verganti(2009)·Martin(2009) 원저 서지 및 『포스트 잡스』 인용 페이지 명기, ②김재준의 「감응의 존재론」·시공간 통계 이론·'감응의 도시'·'유효의미 경제학' 서지의 정본 확정, ③3.2.8 두 개념의 형식적 정의 보정, ④수식(H∝σ²×ρ, Specificity∝1/H)의 각주 해설이 필요하다.</w:t>
+        <w:t>〔편집 노트〕 v3는 논리적 비약 4건(A~D)을 본문에 '논리적 유의' 상자로 교정하고, 순환·인과 오류(E·F)를 바로잡았으며, 한계를 3.3으로 모았다. 평이한 재진술('쉽게 말하면')과 현실 사례(넷플릭스·노키아·성수동·응급실·추천 알고리즘)를 추가했다. 출판용으로는 ①각 사례의 출처 각주, ②3.3-3의 '독립 측정' 방법론을 별도 부록으로 확장, ③원전 서지 확정이 남는다.</w:t>
       </w:r>
     </w:p>
     <w:sectPr>

--- a/원고_3장.docx
+++ b/원고_3장.docx
@@ -7,7 +7,7 @@
         <w:pStyle w:val="Title"/>
       </w:pPr>
       <w:r>
-        <w:t>3장 — 이론적 연구: 디자인 사고와 감응의 디자인 〔학술판 초고 v3·정교화〕</w:t>
+        <w:t>3장 — 이론적 연구: 디자인 사고와 감응의 디자인 〔학술판 초고 v4·연역 재구성〕</w:t>
       </w:r>
     </w:p>
     <w:p>
@@ -21,7 +21,33 @@
         <w:rPr>
           <w:color w:val="404040"/>
         </w:rPr>
-        <w:t>v3의 개정 방향: (1) 논리적 비약을 바로잡고 각 주장의 '지위'(사실/해석/은유)를 명시한다. (2) 전문 용어는 처음 나올 때 평이하게 풀고, 밀도가 높은 대목마다 "쉽게 말하면"으로 재진술한다. (3) 각 개념에 현실 사례를 붙인다. (4) 이론의 한계를 별도 절(3.3)로 정직하게 모은다.</w:t>
+        <w:t xml:space="preserve">v4의 개정 방향: 3.2 감응의 디자인을 </w:t>
+      </w:r>
+      <w:r>
+        <w:rPr>
+          <w:b/>
+          <w:color w:val="404040"/>
+        </w:rPr>
+        <w:t>유비의 나열에서 연역의 사슬로</w:t>
+      </w:r>
+      <w:r>
+        <w:rPr>
+          <w:color w:val="404040"/>
+        </w:rPr>
+        <w:t xml:space="preserve"> 바꾼다. 핵심은 하나의 부인할 수 없는 전제 — "형태는 불확실한 미래에 대해 지금 내리는 내기다" — 에서 출발해, 이미 확립된 </w:t>
+      </w:r>
+      <w:r>
+        <w:rPr>
+          <w:b/>
+          <w:color w:val="404040"/>
+        </w:rPr>
+        <w:t>결정이론</w:t>
+      </w:r>
+      <w:r>
+        <w:rPr>
+          <w:color w:val="404040"/>
+        </w:rPr>
+        <w:t>(포트폴리오 이론, 실물옵션, 정보의 가치)을 한 단계씩 적용해 결론에 이르는 것이다. 생물학은 유비가 아니라 이 연역을 확증하는 자연 실험으로, 감응·미학은 그 위에 얹힌 해석층으로 분리한다. 수식은 유니코드 평문으로 표기한다.</w:t>
       </w:r>
     </w:p>
     <w:p>
@@ -35,33 +61,7 @@
         <w:rPr>
           <w:color w:val="404040"/>
         </w:rPr>
-        <w:t xml:space="preserve">귀속: </w:t>
-      </w:r>
-      <w:r>
-        <w:rPr>
-          <w:b/>
-          <w:color w:val="404040"/>
-        </w:rPr>
-        <w:t>디자인 사고</w:t>
-      </w:r>
-      <w:r>
-        <w:rPr>
-          <w:color w:val="404040"/>
-        </w:rPr>
-        <w:t xml:space="preserve"> = 베르간티(시작)→장영중(완성). </w:t>
-      </w:r>
-      <w:r>
-        <w:rPr>
-          <w:b/>
-          <w:color w:val="404040"/>
-        </w:rPr>
-        <w:t>감응의 디자인</w:t>
-      </w:r>
-      <w:r>
-        <w:rPr>
-          <w:color w:val="404040"/>
-        </w:rPr>
-        <w:t xml:space="preserve"> = 김재준. 인용 자료는 v2와 동일.</w:t>
+        <w:t>귀속: 디자인 사고 = 베르간티(시작)→장영중(완성). 감응의 디자인 = 김재준.</w:t>
       </w:r>
     </w:p>
     <w:p>
@@ -89,16 +89,7 @@
     </w:p>
     <w:p>
       <w:r>
-        <w:t xml:space="preserve">2장에서 이건희는 두 종류의 사람을 한 프로젝트에 묶었다. 성능과 원가를 따지는 엔지니어와, 형태와 의미를 좇는 디자이너다. 이 둘은 자주 충돌한다(SGH-T100의 유선형 외형을 둘러싼 설계팀과 디자인팀의 대립이 그 예다, 2장 2.7). 디자인 사고 이론은 이 충돌이 </w:t>
-      </w:r>
-      <w:r>
-        <w:rPr>
-          <w:b/>
-        </w:rPr>
-        <w:t>왜 생기고 어떻게 풀리는가</w:t>
-      </w:r>
-      <w:r>
-        <w:t>를 설명하는 도구다. 이 절은 두 학자 — 베르간티와, 그를 이어받아 이론을 완성한 장영중 — 를 따라 그 도구를 조립한다.</w:t>
+        <w:t>2장에서 이건희는 두 종류의 사람을 한 프로젝트에 묶었다. 성능과 원가를 따지는 엔지니어와, 형태와 의미를 좇는 디자이너다. 이 둘은 자주 충돌한다(SGH-T100의 유선형 외형을 둘러싼 설계팀과 디자인팀의 대립, 2장 2.7). 디자인 사고 이론은 이 충돌이 왜 생기고 어떻게 풀리는가를 설명하는 도구다.</w:t>
       </w:r>
     </w:p>
     <w:p>
@@ -111,16 +102,7 @@
     </w:p>
     <w:p>
       <w:r>
-        <w:t xml:space="preserve">로베르토 베르간티(2009)의 출발점은 단순하다. </w:t>
-      </w:r>
-      <w:r>
-        <w:rPr>
-          <w:b/>
-        </w:rPr>
-        <w:t>혁신에는 두 종류가 있다.</w:t>
-      </w:r>
-      <w:r>
-        <w:t xml:space="preserve"> 하나는 '더 잘 만드는' 혁신이다 — 더 빠른 칩, 더 오래가는 배터리. 이를 </w:t>
+        <w:t xml:space="preserve">로베르토 베르간티(2009)의 출발점은 단순하다. 혁신에는 두 종류가 있다. 하나는 '더 잘 만드는' </w:t>
       </w:r>
       <w:r>
         <w:rPr>
@@ -129,7 +111,7 @@
         <w:t>기술 혁신</w:t>
       </w:r>
       <w:r>
-        <w:t xml:space="preserve">이라 부른다. 다른 하나는 '다른 뜻을 갖게 하는' 혁신이다 — 같은 물건이 사용자의 삶에서 뜻하는 바를 바꾸는 것. 이를 </w:t>
+        <w:t xml:space="preserve">(더 빠른 칩, 더 오래가는 배터리)이고, 다른 하나는 '다른 뜻을 갖게 하는' </w:t>
       </w:r>
       <w:r>
         <w:rPr>
@@ -138,17 +120,12 @@
         <w:t>의미(meaning) 혁신</w:t>
       </w:r>
       <w:r>
-        <w:t>이라 부른다.</w:t>
+        <w:t>이다. 닌텐도 Wii는 그래픽 성능에서 뒤졌지만 게임기의 뜻을 바꾸었다 — 혼자 몰입하는 물건에서 온 가족이 거실에서 몸을 움직이는 물건으로. 성능이 아니라 의미에서 이긴 것이다.</w:t>
       </w:r>
     </w:p>
     <w:p>
       <w:r>
-        <w:t>예를 들어보자. 닌텐도 Wii는 경쟁사보다 그래픽 성능이 떨어졌다. 기술 경쟁에서는 진 셈이다. 그러나 Wii는 게임기의 '뜻'을 바꾸었다 — 혼자 몰입하는 물건에서 온 가족이 거실에서 함께 몸을 움직이는 물건으로. 성능이 아니라 의미에서 이긴 것이다. 베르간티는 이런 의미의 전환이 파괴적 혁신의 진짜 원천이라고 보았다.</w:t>
-      </w:r>
-    </w:p>
-    <w:p>
-      <w:r>
-        <w:t xml:space="preserve">그런데 기술과 의미는 저절로 결합하지 않는다. 성능을 높이는 논리와 뜻을 바꾸는 논리는 말이 다르고 목표가 다르기 때문이다. 그래서 베르간티는 둘을 이어 붙이는 </w:t>
+        <w:t xml:space="preserve">기술과 의미는 저절로 결합하지 않는다. 두 논리는 말이 다르고 목표가 다르기 때문이다. 그래서 베르간티는 둘을 이어 붙이는 </w:t>
       </w:r>
       <w:r>
         <w:rPr>
@@ -157,7 +134,7 @@
         <w:t>중재자(해석자)</w:t>
       </w:r>
       <w:r>
-        <w:t xml:space="preserve"> 의 역할을 강조했다. 〔쉽게 말하면〕 기술자와 인문학자는 서로 다른 언어를 쓰는 두 부족이고, 그 사이에서 통역하며 억지로라도 손을 잡게 하는 사람이 있어야 새로운 것이 나온다는 것이다. 이 '중재자'는 3.2에서 세포 속 단백질의 이름(샤페론)으로 다시 등장하며, 이 책의 두 이론을 잇는 고리가 된다.</w:t>
+        <w:t xml:space="preserve"> 의 역할을 강조했다. 〔쉽게 말하면〕 기술자와 인문학자는 서로 다른 언어를 쓰는 두 부족이고, 그 사이에서 통역하며 손을 잡게 하는 사람이 있어야 새것이 나온다. 이 '중재자'는 3.2에서 세포 속 단백질의 이름(샤페론)으로 다시 등장한다.</w:t>
       </w:r>
     </w:p>
     <w:p>
@@ -170,26 +147,21 @@
     </w:p>
     <w:p>
       <w:r>
-        <w:t>장영중은 베르간티의 통찰을 스티브 잡스의 이미지 위에 겹치고, 여기에 로저 마틴(2009)의 인지 모델을 더해 하나의 완성된 이론으로 만든다.</w:t>
-      </w:r>
-    </w:p>
-    <w:p>
-      <w:r>
-        <w:t xml:space="preserve">먼저 잡스다. 잡스는 뛰어난 기술자도 디자이너도 아니었다. 애플의 기술은 사거나 빌린 것이었고 형태는 조너선 아이브가 만들었다. 그렇다면 그는 무엇을 창조했는가? 장영중의 답은 이렇다. 잡스는 무언가를 새로 만든 것이 아니라 </w:t>
+        <w:t xml:space="preserve">장영중은 베르간티의 통찰을 잡스의 이미지 위에 겹치고 로저 마틴(2009)을 더해 이론을 완성한다. 잡스는 뛰어난 기술자도 디자이너도 아니었다. 그가 창조한 것은 물건이 아니라 </w:t>
       </w:r>
       <w:r>
         <w:rPr>
           <w:b/>
         </w:rPr>
-        <w:t>기술과 인문학을 교차시켰다.</w:t>
+        <w:t>기술과 인문학의 교차</w:t>
       </w:r>
       <w:r>
-        <w:t xml:space="preserve"> 잡스 자신이 2011년 "새로운 시대의 창조자는 교차로에 서 있는 자"라고 말했다. 경영이 이 교차로를 부르는 이름이 곧 디자인 사고다.</w:t>
+        <w:t>였다("새로운 시대의 창조자는 교차로에 서 있는 자", 2011).</w:t>
       </w:r>
     </w:p>
     <w:p>
       <w:r>
-        <w:t xml:space="preserve">다음은 로저 마틴이다. 마틴은 사고를 두 극으로 나눈다. 한쪽은 </w:t>
+        <w:t xml:space="preserve">마틴은 사고를 두 극으로 나눈다. </w:t>
       </w:r>
       <w:r>
         <w:rPr>
@@ -198,7 +170,7 @@
         <w:t>신뢰성(reliability)</w:t>
       </w:r>
       <w:r>
-        <w:t xml:space="preserve"> — 검증된 방법으로 확실한 결과를 내는 능력, 곧 '이미 아는 것을 잘 써먹기(활용)'다. 다른 쪽은 </w:t>
+        <w:t xml:space="preserve"> — 검증된 방법으로 확실한 결과를 내는 능력(이미 아는 것을 써먹기) — 과 </w:t>
       </w:r>
       <w:r>
         <w:rPr>
@@ -207,30 +179,12 @@
         <w:t>유효성(validity)</w:t>
       </w:r>
       <w:r>
-        <w:t xml:space="preserve"> — 아직 증명되지 않았지만 미래에 통할 가능성을 좇는 능력, 곧 '새것을 찾아 나서기(탐색)'다. 마틴의 핵심은 </w:t>
-      </w:r>
-      <w:r>
-        <w:rPr>
-          <w:b/>
-        </w:rPr>
-        <w:t>둘 중 하나만으로는 안 된다</w:t>
-      </w:r>
-      <w:r>
-        <w:t xml:space="preserve">는 것이다. 신뢰성만 좇으면 이미 아는 것의 우물에 갇히고, 유효성만 좇으면 근거 없는 도박이 된다. 그래서 디자인 사고란 이 둘을 </w:t>
-      </w:r>
-      <w:r>
-        <w:rPr>
-          <w:b/>
-        </w:rPr>
-        <w:t>반반씩 섞는 것(50 대 50)</w:t>
-      </w:r>
-      <w:r>
-        <w:t xml:space="preserve"> 이다(Martin, 2009).</w:t>
+        <w:t xml:space="preserve"> — 아직 증명 안 됐지만 미래에 통할 가능성을 좇는 능력(새것을 찾기)이다. 핵심은 둘 중 하나만으로는 안 된다는 것이다. 신뢰성만 좇으면 우물에 갇히고, 유효성만 좇으면 도박이 된다. 디자인 사고란 이 둘을 반반 섞는 것(50 대 50)이다.</w:t>
       </w:r>
     </w:p>
     <w:p>
       <w:r>
-        <w:t>〔쉽게 말하면〕 디자인 사고는 '검증된 것'과 '아직 검증 안 된 것' 사이에서 균형을 잡는 사고다. 회계사처럼만 생각하면 새것이 안 나오고, 예언자처럼만 생각하면 사고를 친다. 좋은 결정은 그 가운데 어딘가에 있다.</w:t>
+        <w:t>〔쉽게 말하면〕 디자인 사고는 '검증된 것'과 '아직 검증 안 된 것' 사이에서 균형을 잡는 사고다. 회계사처럼만 생각하면 새것이 안 나오고, 예언자처럼만 생각하면 사고를 친다.</w:t>
       </w:r>
     </w:p>
     <w:p>
@@ -251,26 +205,13 @@
           <w:b/>
           <w:color w:val="404040"/>
         </w:rPr>
-        <w:t>논리적 유의(오류 A의 교정):</w:t>
+        <w:t>유의(오류 교정):</w:t>
       </w:r>
       <w:r>
         <w:rPr>
           <w:color w:val="404040"/>
         </w:rPr>
-        <w:t xml:space="preserve"> 베르간티의 '기술 대 의미'와 마틴의 '신뢰성 대 유효성'은 </w:t>
-      </w:r>
-      <w:r>
-        <w:rPr>
-          <w:b/>
-          <w:color w:val="404040"/>
-        </w:rPr>
-        <w:t>같은 축이 아니다.</w:t>
-      </w:r>
-      <w:r>
-        <w:rPr>
-          <w:color w:val="404040"/>
-        </w:rPr>
-        <w:t xml:space="preserve"> 앞의 것은 </w:t>
+        <w:t xml:space="preserve"> 베르간티의 '기술 대 의미'와 마틴의 '신뢰성 대 유효성'은 같은 축이 아니다. 앞은 </w:t>
       </w:r>
       <w:r>
         <w:rPr>
@@ -283,7 +224,7 @@
         <w:rPr>
           <w:color w:val="404040"/>
         </w:rPr>
-        <w:t xml:space="preserve">(성능이냐 뜻이냐)을 가르고, 뒤의 것은 </w:t>
+        <w:t xml:space="preserve">(성능이냐 뜻이냐), 뒤는 </w:t>
       </w:r>
       <w:r>
         <w:rPr>
@@ -296,7 +237,7 @@
         <w:rPr>
           <w:color w:val="404040"/>
         </w:rPr>
-        <w:t>(검증되었냐 아니냐)을 가른다. 둘을 겹쳐 쓰는 것은 편의적 유비이며, 엄밀히는 "의미 혁신은 대개 검증되지 않은 유효성의 영역에서 일어나므로 두 축이 실무에서 자주 겹친다"고 말해야 옳다. 본 절은 이 겹침을 이용하되, 동일시하지는 않는다.</w:t>
+        <w:t>(검증되었냐 아니냐)을 가른다. 다만 의미 혁신은 대개 검증되지 않은 유효성의 영역에서 일어나므로 실무에서 두 축이 자주 겹친다. 본 절은 이 겹침을 이용하되 동일시하지 않는다.</w:t>
       </w:r>
     </w:p>
     <w:p>
@@ -304,17 +245,12 @@
         <w:pStyle w:val="Heading3"/>
       </w:pPr>
       <w:r>
-        <w:t>3.1.4 현실 사례: '나는 가수다', 그리고 넷플릭스와 노키아</w:t>
+        <w:t>3.1.4 현실 사례: '나는 가수다', 넷플릭스, 노키아</w:t>
       </w:r>
     </w:p>
     <w:p>
       <w:r>
-        <w:t>장영중이 드는 사례는 이 균형을 눈에 보이게 한다. 텔레비전 프로그램 '나는 가수다'다. 신뢰성(검증된 공식)의 잣대로만 보면 이 기획은 통과할 수 없었다. ① 아마추어가 프로의 순위를 매긴다는 설정의 정당성 결여, ② 나쁜 결과를 감수할 프로 가수 섭외의 어려움, ③ 주류(아이돌)에 정면으로 맞선다는 위험. 세 근거 모두 "검증된 적 없으니 위험하다"는 신뢰성의 논리다. 그럼에도 이 기획은 유효성 쪽으로 과감히 기울어 성공했다.</w:t>
-      </w:r>
-    </w:p>
-    <w:p>
-      <w:r>
-        <w:t xml:space="preserve">이 구조는 다른 사례로도 확인된다. </w:t>
+        <w:t xml:space="preserve">'나는 가수다'는 신뢰성(검증된 공식)의 잣대로는 통과할 수 없는 기획이었다 — ① 아마추어가 프로의 순위를 매기는 설정, ② 나쁜 결과를 감수할 가수 섭외의 어려움, ③ 주류(아이돌)에 맞서는 위험. 그럼에도 유효성 쪽으로 기울어 성공했다. </w:t>
       </w:r>
       <w:r>
         <w:rPr>
@@ -323,7 +259,7 @@
         <w:t>넷플릭스</w:t>
       </w:r>
       <w:r>
-        <w:t xml:space="preserve">는 DVD 우편 대여로 이미 성공한 회사였다(신뢰성). 그런데 그 성공 모델을 스스로 버리고 검증되지 않은 스트리밍으로 옮겨 갔다(유효성). 반대의 사례가 </w:t>
+        <w:t xml:space="preserve">는 성공한 DVD 대여 모델(신뢰성)을 스스로 버리고 검증 안 된 스트리밍(유효성)으로 옮겨 살아남았고, </w:t>
       </w:r>
       <w:r>
         <w:rPr>
@@ -332,16 +268,7 @@
         <w:t>노키아</w:t>
       </w:r>
       <w:r>
-        <w:t xml:space="preserve">다. 노키아는 세계 1위 휴대폰 회사였고 그 성공 공식(견고한 피처폰)에 특화했다(신뢰성 극단). 스마트폰이라는 유효성의 판돈에 늦게 응했고, 균형을 잃은 채 몰락했다. 〔요점〕 판도를 바꾸는 것은 언제나 </w:t>
-      </w:r>
-      <w:r>
-        <w:rPr>
-          <w:b/>
-        </w:rPr>
-        <w:t>유효성 쪽으로 균형을 옮길 줄 아는 결정</w:t>
-      </w:r>
-      <w:r>
-        <w:t>이며, 검증된 공식에만 특화하면 환경이 바뀔 때 무너진다. 이 관찰은 서론의 한일 비교(특화한 일본 vs 적응한 한국)와 정확히 같은 구조다.</w:t>
+        <w:t>는 세계 1위 피처폰 공식(신뢰성 극단)에 특화한 채 스마트폰(유효성)에 늦어 몰락했다. 판도를 바꾸는 것은 유효성 쪽으로 균형을 옮길 줄 아는 결정이며, 이는 서론의 한일 비교(특화한 일본 vs 적응한 한국)와 같은 구조다.</w:t>
       </w:r>
     </w:p>
     <w:p>
@@ -354,21 +281,7 @@
     </w:p>
     <w:p>
       <w:r>
-        <w:t xml:space="preserve">장영중(2025)은 이 도구로 이건희를 읽는다. 그는 이건희의 리더십을 잡스의 리더십에 비유하고(이건희 ≒ 잡스), 그 성공을 베르간티 모델로 설명한다. SGH-T100에서 기술(설계팀의 효율)과 의미(디자이너의 형태)가 충돌했을 때, 이건희는 </w:t>
-      </w:r>
-      <w:r>
-        <w:rPr>
-          <w:b/>
-        </w:rPr>
-        <w:t>중재자</w:t>
-      </w:r>
-      <w:r>
-        <w:t>로 개입해 둘을 한 제품에 묶었다(2장 2.7). 장영중은 이를 삼성의 '일등주의'(결과를 분명히 제시하는 문화)와 오너의 현장 리더십이 결합한 "한국적 창조 혁신"이라 부른다.</w:t>
-      </w:r>
-    </w:p>
-    <w:p>
-      <w:r>
-        <w:t xml:space="preserve">그는 이를 하나의 그림 — </w:t>
+        <w:t xml:space="preserve">장영중(2025)은 이건희를 잡스에 비유하고 그 성공을 베르간티 모델로 읽는다. T100에서 기술(설계팀)과 의미(디자이너)가 충돌하자 이건희가 중재자로 개입해 둘을 한 제품에 묶었다. 그는 이를 </w:t>
       </w:r>
       <w:r>
         <w:rPr>
@@ -377,7 +290,7 @@
         <w:t>'교차로 모델'</w:t>
       </w:r>
       <w:r>
-        <w:t xml:space="preserve"> — 으로 요약한다. 가로축에 신뢰성, 세로축에 유효성을 놓으면 둘 사이에 넘기 힘든 </w:t>
+        <w:t xml:space="preserve"> 로 요약한다 — 가로축 신뢰성, 세로축 유효성, 그 사이의 </w:t>
       </w:r>
       <w:r>
         <w:rPr>
@@ -386,16 +299,340 @@
         <w:t>벽(trade-off wall)</w:t>
       </w:r>
       <w:r>
-        <w:t xml:space="preserve"> 이 있고, 이 벽을 넘으면 파괴적 혁신, 못 넘으면 점진적 진화다. 그는 리더십을 이 좌표 위의 '원(圓)'으로 그려, 효율보다 성공에 집중한 </w:t>
+        <w:t>. 벽을 넘으면 파괴적 혁신, 못 넘으면 점진적 진화. 그는 리더십을 이 좌표 위의 '원(圓)'으로 그려 이건희의 원(→이건희폰·보르도TV)과 그렇지 못한 원(→점진적 진화)을 대비한다.</w:t>
+      </w:r>
+    </w:p>
+    <w:p>
+      <w:pPr>
+        <w:ind w:left="432"/>
+        <w:pBdr>
+          <w:left w:val="single" w:sz="18" w:space="8" w:color="8EAADB"/>
+        </w:pBdr>
+      </w:pPr>
+      <w:r>
+        <w:rPr>
+          <w:color w:val="404040"/>
+        </w:rPr>
+        <w:t>⚠️ 이건희/이재용, 잡스/팀 쿡을 파괴적/점진적으로 나누는 대비는 장영중의 해석이며, 개별 사례 판단은 사실과 구분한다.</w:t>
+      </w:r>
+    </w:p>
+    <w:p>
+      <w:pPr>
+        <w:pStyle w:val="Heading3"/>
+      </w:pPr>
+      <w:r>
+        <w:t>3.1.6 소결: 이 이론이 답하지 못하는 것</w:t>
+      </w:r>
+    </w:p>
+    <w:p>
+      <w:r>
+        <w:t>디자인 사고는 이건희의 사례에서 무엇이 일어났는가(균형·중재·도약)를 잘 설명한다. 그러나 한 가지를 못 답한다. 넷플릭스의 유효성 도박은 성공했고 수많은 비슷한 도박은 실패했다 — 무엇이 그 차이를 만드는가? 디자인 사고는 '균형을 잡아라'라고 하지만, 그 균형이 언제 값을 갖는지는 말하지 않는다. 그 조건을 규명하는 것이 3.2다.</w:t>
+      </w:r>
+    </w:p>
+    <w:p>
+      <w:pPr>
+        <w:pBdr>
+          <w:bottom w:val="single" w:sz="6" w:space="1" w:color="999999"/>
+        </w:pBdr>
+      </w:pPr>
+    </w:p>
+    <w:p>
+      <w:pPr>
+        <w:pStyle w:val="Heading2"/>
+      </w:pPr>
+      <w:r>
+        <w:t>3.2 감응의 디자인(김재준) — 하나의 전제에서 연역하기</w:t>
+      </w:r>
+    </w:p>
+    <w:p>
+      <w:pPr>
+        <w:ind w:left="432"/>
+        <w:pBdr>
+          <w:left w:val="single" w:sz="18" w:space="8" w:color="8EAADB"/>
+        </w:pBdr>
+      </w:pPr>
+      <w:r>
+        <w:rPr>
+          <w:color w:val="404040"/>
+        </w:rPr>
+        <w:t xml:space="preserve">앞서 이 이론은 세포·건물·군중을 나란히 놓는 유비처럼 보였다. 그러나 그 셋을 잇는 것은 시적 공명이 아니라 </w:t>
+      </w:r>
+      <w:r>
+        <w:rPr>
+          <w:b/>
+          <w:color w:val="404040"/>
+        </w:rPr>
+        <w:t>하나의 공통된 결정 문제</w:t>
+      </w:r>
+      <w:r>
+        <w:rPr>
+          <w:color w:val="404040"/>
+        </w:rPr>
+        <w:t>다. 이 절은 그 문제를 명시하고, 이미 확립된 결정이론으로 결론을 한 단계씩 연역한다.</w:t>
+      </w:r>
+    </w:p>
+    <w:p>
+      <w:pPr>
+        <w:pStyle w:val="Heading3"/>
+      </w:pPr>
+      <w:r>
+        <w:t>3.2.1 전제: 모든 형태는 미래에 대한 내기다</w:t>
+      </w:r>
+    </w:p>
+    <w:p>
+      <w:r>
+        <w:t xml:space="preserve">부인하기 어려운 사실 하나에서 출발한다. </w:t>
       </w:r>
       <w:r>
         <w:rPr>
           <w:b/>
         </w:rPr>
-        <w:t>이건희의 원</w:t>
+        <w:t>형태는 지금 결정되지만, 그 형태가 쓰이는 것은 불확실한 미래다.</w:t>
       </w:r>
       <w:r>
-        <w:t>(→ 이건희폰·보르도TV)과 그렇지 못한 원(→ 점진적 진화)을 대비한다.</w:t>
+        <w:t xml:space="preserve"> 건물은 지어지면 50년을 서 있고, 제품은 알 수 없는 시장으로 출하되며, 세포의 단백질은 어떤 환경이 닥칠지 모른 채 합성된다. 즉 </w:t>
+      </w:r>
+      <w:r>
+        <w:rPr>
+          <w:b/>
+        </w:rPr>
+        <w:t>형태를 정한다는 것은, 아직 오지 않은 미래의 쓰임에 지금 자원을 거는 '투자'다.</w:t>
+      </w:r>
+    </w:p>
+    <w:p>
+      <w:r>
+        <w:t>이 한 문장이 결정적이다. 왜냐하면 '불확실한 미래에 자원을 어떻게 걸 것인가'는 이미 20세기 경제학이 엄밀하게 푼 문제이기 때문이다. 우리는 새 이론을 발명할 필요가 없다. 확립된 결정이론을 '형태'라는 대상에 적용하기만 하면 된다.</w:t>
+      </w:r>
+    </w:p>
+    <w:p>
+      <w:pPr>
+        <w:pStyle w:val="Heading3"/>
+      </w:pPr>
+      <w:r>
+        <w:t>3.2.2 연역 1: 세 가지 미래, 세 가지 최적 전략</w:t>
+      </w:r>
+    </w:p>
+    <w:p>
+      <w:r>
+        <w:t>투자 이론(특히 마코위츠의 포트폴리오 이론)은 불확실성의 성격에 따라 최적 전략이 갈린다고 말한다. 미래를 세 경우로 나누자.</w:t>
+      </w:r>
+    </w:p>
+    <w:p>
+      <w:pPr>
+        <w:pStyle w:val="ListBullet"/>
+      </w:pPr>
+      <w:r>
+        <w:rPr>
+          <w:b/>
+        </w:rPr>
+        <w:t>미래가 확실하다.</w:t>
+      </w:r>
+      <w:r>
+        <w:t xml:space="preserve"> 어떤 상태가 올지 안다면, 자원을 그 하나에 </w:t>
+      </w:r>
+      <w:r>
+        <w:rPr>
+          <w:b/>
+        </w:rPr>
+        <w:t>전부 집중(특화)</w:t>
+      </w:r>
+      <w:r>
+        <w:t xml:space="preserve"> 하는 것이 최적이다. 분산은 낭비다. → 형태로 옮기면: 하나의 쓰임에 완벽히 맞춘 </w:t>
+      </w:r>
+      <w:r>
+        <w:rPr>
+          <w:b/>
+        </w:rPr>
+        <w:t>전용(專用) 형태</w:t>
+      </w:r>
+      <w:r>
+        <w:t>. (이것이 '정지'의 환경이다.)</w:t>
+      </w:r>
+    </w:p>
+    <w:p>
+      <w:pPr>
+        <w:pStyle w:val="ListBullet"/>
+      </w:pPr>
+      <w:r>
+        <w:rPr>
+          <w:b/>
+        </w:rPr>
+        <w:t>미래가 구조를 가진 불확실이다.</w:t>
+      </w:r>
+      <w:r>
+        <w:t xml:space="preserve"> 여러 상태가 올 수 있고, 그 확률에 규칙·상관이 있다면, 자원을 </w:t>
+      </w:r>
+      <w:r>
+        <w:rPr>
+          <w:b/>
+        </w:rPr>
+        <w:t>여러 상태에 나눠 거는 것(분산·헤지)</w:t>
+      </w:r>
+      <w:r>
+        <w:t xml:space="preserve"> 이 최적이다. 이것이 포트폴리오 이론의 핵심 결론이다. → 형태로 옮기면: </w:t>
+      </w:r>
+      <w:r>
+        <w:rPr>
+          <w:b/>
+        </w:rPr>
+        <w:t>여러 쓰임을 겸하는 형태</w:t>
+      </w:r>
+      <w:r>
+        <w:t>. (이것이 '리듬'의 환경이다.)</w:t>
+      </w:r>
+    </w:p>
+    <w:p>
+      <w:pPr>
+        <w:pStyle w:val="ListBullet"/>
+      </w:pPr>
+      <w:r>
+        <w:rPr>
+          <w:b/>
+        </w:rPr>
+        <w:t>미래가 순수한 무작위다.</w:t>
+      </w:r>
+      <w:r>
+        <w:t xml:space="preserve"> 아무 규칙이 없다면, 어떤 분산도 다음을 예측하지 못한다. 최적은 </w:t>
+      </w:r>
+      <w:r>
+        <w:rPr>
+          <w:b/>
+        </w:rPr>
+        <w:t>개입을 최소화</w:t>
+      </w:r>
+      <w:r>
+        <w:t xml:space="preserve">하는 것(빈 그릇으로 두기)이다. → 형태로 옮기면: 형태를 아끼는 </w:t>
+      </w:r>
+      <w:r>
+        <w:rPr>
+          <w:b/>
+        </w:rPr>
+        <w:t>중립적 그릇</w:t>
+      </w:r>
+      <w:r>
+        <w:t>. (이것이 '혼돈'의 환경이다.)</w:t>
+      </w:r>
+    </w:p>
+    <w:p>
+      <w:r>
+        <w:t xml:space="preserve">〔여기서 얻는 것〕 정지·리듬·혼돈은 시적 분류가 아니라 </w:t>
+      </w:r>
+      <w:r>
+        <w:rPr>
+          <w:b/>
+        </w:rPr>
+        <w:t>결정이론이 이미 구분해 둔 세 가지 불확실성 유형</w:t>
+      </w:r>
+      <w:r>
+        <w:t xml:space="preserve">이다. 그리고 "겸용 형태는 리듬의 환경에서 최적"이라는 김재준의 제1·2법칙은, 포트폴리오 이론의 "분산은 구조적 불확실 아래에서 최적"이라는 정리를 형태에 적용한 </w:t>
+      </w:r>
+      <w:r>
+        <w:rPr>
+          <w:b/>
+        </w:rPr>
+        <w:t>따름정리</w:t>
+      </w:r>
+      <w:r>
+        <w:t>다. 이것은 유비가 아니라 연역이다.</w:t>
+      </w:r>
+    </w:p>
+    <w:p>
+      <w:pPr>
+        <w:pStyle w:val="Heading3"/>
+      </w:pPr>
+      <w:r>
+        <w:t>3.2.3 연역 2: 왜 하필 '변동 × 예측가능성'의 곱인가</w:t>
+      </w:r>
+    </w:p>
+    <w:p>
+      <w:r>
+        <w:t>헤지(분산)가 값을 가지려면 두 가지가 동시에 필요하다. 이 '동시에'가 왜 곱셈으로 나타나는지를 논리로 보이자.</w:t>
+      </w:r>
+    </w:p>
+    <w:p>
+      <w:pPr>
+        <w:pStyle w:val="ListBullet"/>
+      </w:pPr>
+      <w:r>
+        <w:rPr>
+          <w:b/>
+        </w:rPr>
+        <w:t>변동의 크기(σ²)</w:t>
+      </w:r>
+      <w:r>
+        <w:t xml:space="preserve"> 가 필요하다. 미래가 늘 똑같다면 대비할 것이 없다. 변동이 클수록 대비(헤지)의 </w:t>
+      </w:r>
+      <w:r>
+        <w:rPr>
+          <w:b/>
+        </w:rPr>
+        <w:t>필요</w:t>
+      </w:r>
+      <w:r>
+        <w:t>가 커진다.</w:t>
+      </w:r>
+    </w:p>
+    <w:p>
+      <w:pPr>
+        <w:pStyle w:val="ListBullet"/>
+      </w:pPr>
+      <w:r>
+        <w:rPr>
+          <w:b/>
+        </w:rPr>
+        <w:t>예측 가능성(ρ)</w:t>
+      </w:r>
+      <w:r>
+        <w:t xml:space="preserve"> 이 필요하다. 변동에 규칙이 있어야 '무엇에' 대비할지 알 수 있다. 규칙이 없으면 대비의 </w:t>
+      </w:r>
+      <w:r>
+        <w:rPr>
+          <w:b/>
+        </w:rPr>
+        <w:t>실효</w:t>
+      </w:r>
+      <w:r>
+        <w:t>가 없다.</w:t>
+      </w:r>
+    </w:p>
+    <w:p>
+      <w:r>
+        <w:t xml:space="preserve">필요와 실효는 서로를 대체하지 못한다. 아무리 크게 변해도 규칙이 없으면(ρ=0) 대비는 헛수고이고, 아무리 규칙적이어도 변화가 없으면(σ²=0) 대비는 불필요하다. </w:t>
+      </w:r>
+      <w:r>
+        <w:rPr>
+          <w:b/>
+        </w:rPr>
+        <w:t>하나라도 0이면 헤지의 가치는 0이다.</w:t>
+      </w:r>
+      <w:r>
+        <w:t xml:space="preserve"> 이렇게 '둘 다 0보다 커야 하고, 하나라도 0이면 전체가 0이 되는' 관계가 바로 곱셈이다. 그러므로:</w:t>
+      </w:r>
+    </w:p>
+    <w:p>
+      <w:pPr>
+        <w:ind w:left="432"/>
+        <w:pBdr>
+          <w:left w:val="single" w:sz="18" w:space="8" w:color="8EAADB"/>
+        </w:pBdr>
+      </w:pPr>
+      <w:r>
+        <w:rPr>
+          <w:b/>
+          <w:color w:val="404040"/>
+        </w:rPr>
+        <w:t>헤지의 가치 V ∝ σ² × ρ</w:t>
+      </w:r>
+      <w:r>
+        <w:rPr>
+          <w:color w:val="404040"/>
+        </w:rPr>
+        <w:t xml:space="preserve">   (V: 겸용 형태가 갖는 값 / σ²: 미래 변동의 크기 / ρ: 그 변동의 예측 가능성)</w:t>
+      </w:r>
+    </w:p>
+    <w:p>
+      <w:r>
+        <w:t>이 곱은 김재준이 임의로 쓴 것이 아니라, '필요와 실효가 모두 있어야 한다'는 조건의 논리적 형태다. (정보경제학의 '정보의 가치'도 같은 구조다 — 불확실이 클수록, 그리고 신호가 정확할수록 정보가 값을 갖는다.)</w:t>
       </w:r>
     </w:p>
     <w:p>
@@ -416,26 +653,26 @@
           <w:b/>
           <w:color w:val="404040"/>
         </w:rPr>
-        <w:t>유의:</w:t>
+        <w:t>이 수식의 지위(오류 교정):</w:t>
       </w:r>
       <w:r>
         <w:rPr>
           <w:color w:val="404040"/>
         </w:rPr>
-        <w:t xml:space="preserve"> 이건희와 이재용, 잡스와 팀 쿡을 각각 파괴적/점진적으로 나누는 대비는 장영중의 </w:t>
+        <w:t xml:space="preserve"> σ²·ρ는 생물학에서는 실제 측정된 양(온도의 분산과 자기상관)이다. 그러나 경영·건축에 옮길 때는 </w:t>
       </w:r>
       <w:r>
         <w:rPr>
           <w:b/>
           <w:color w:val="404040"/>
         </w:rPr>
-        <w:t>해석</w:t>
+        <w:t>측정이 아니라 구조를 보여주는 식</w:t>
       </w:r>
       <w:r>
         <w:rPr>
           <w:color w:val="404040"/>
         </w:rPr>
-        <w:t>이며, 개별 사례 판단(예: 특정 사업 철수를 점진적 진화의 증거로 드는 것)은 사실 주장과 구분해야 한다.</w:t>
+        <w:t>이다. "위기의식이 σ², 일등주의가 ρ"라는 대응은 숫자 계산이 아니라 '어떤 두 요인이 함께 있어야 하는가'를 가리키는 장치다. 숫자로 착각하면 안 된다.</w:t>
       </w:r>
     </w:p>
     <w:p>
@@ -443,72 +680,35 @@
         <w:pStyle w:val="Heading3"/>
       </w:pPr>
       <w:r>
-        <w:t>3.1.6 소결: 이 이론이 답하지 못하는 것</w:t>
+        <w:t>3.2.4 연역 3: 헤지를 '형태'로 하면 곧 양가성(겸용)이다</w:t>
       </w:r>
     </w:p>
     <w:p>
       <w:r>
-        <w:t xml:space="preserve">디자인 사고는 이건희의 사례에서 </w:t>
+        <w:t xml:space="preserve">포트폴리오 이론에서 헤지란 여러 자산에 나눠 투자하는 것이다. 그런데 형태의 세계에서는 자원을 나누는 방식이 하나 더 있다. </w:t>
       </w:r>
       <w:r>
         <w:rPr>
           <w:b/>
         </w:rPr>
-        <w:t>무엇이 일어났는가</w:t>
+        <w:t>한 요소가 여러 상태에서 값을 하도록 만드는 것</w:t>
       </w:r>
       <w:r>
-        <w:t xml:space="preserve">를 잘 설명한다. 두 논리의 충돌, 그 균형, 중재자의 개입, 벽을 넘는 도약. 그러나 한 가지를 답하지 못한다. </w:t>
+        <w:t xml:space="preserve"> — 곧 겸용이다. 열에서도 냉에서도 접히는 단백질 하나는, '열용 단백질'과 '냉용 단백질'을 따로 갖는 것보다 자원을 아끼면서 두 상태에 대비한다. 하중을 받으며 공간을 여는 기둥 하나는, 벽과 개구부를 따로 두는 것보다 적은 재료로 두 기능을 산다.</w:t>
+      </w:r>
+    </w:p>
+    <w:p>
+      <w:r>
+        <w:t xml:space="preserve">즉 </w:t>
       </w:r>
       <w:r>
         <w:rPr>
           <w:b/>
         </w:rPr>
-        <w:t>왜 하필 그때, 그 형식이 통했는가.</w:t>
+        <w:t>양가성(겸용)은 형태로 구현한 최적 헤지 포트폴리오</w:t>
       </w:r>
       <w:r>
-        <w:t xml:space="preserve"> 넷플릭스의 유효성 도박은 성공했고 수많은 비슷한 도박은 실패했다. 무엇이 그 차이를 만드는가? 디자인 사고는 '균형을 잡아라'라고 말하지만, 그 균형이 언제 값을 갖는지 — 어떤 환경에서 도박이 성공으로 바뀌는지 — 는 말하지 않는다. 그 '조건'을 규명하는 것이 김재준의 감응의 디자인이며, 3.2의 과제다.</w:t>
-      </w:r>
-    </w:p>
-    <w:p>
-      <w:pPr>
-        <w:pBdr>
-          <w:bottom w:val="single" w:sz="6" w:space="1" w:color="999999"/>
-        </w:pBdr>
-      </w:pPr>
-    </w:p>
-    <w:p>
-      <w:pPr>
-        <w:pStyle w:val="Heading2"/>
-      </w:pPr>
-      <w:r>
-        <w:t>3.2 감응의 디자인(김재준) — 형태가 태어나는 '조건'</w:t>
-      </w:r>
-    </w:p>
-    <w:p>
-      <w:pPr>
-        <w:ind w:left="432"/>
-        <w:pBdr>
-          <w:left w:val="single" w:sz="18" w:space="8" w:color="8EAADB"/>
-        </w:pBdr>
-      </w:pPr>
-      <w:r>
-        <w:rPr>
-          <w:color w:val="404040"/>
-        </w:rPr>
-        <w:t xml:space="preserve">이 절은 김재준의 이론을 재구성한다. 핵심 주장은 하나다. </w:t>
-      </w:r>
-      <w:r>
-        <w:rPr>
-          <w:b/>
-          <w:color w:val="404040"/>
-        </w:rPr>
-        <w:t>형태는 '정지'도 '혼돈'도 아닌 '리듬'의 환경에서만 태어난다.</w:t>
-      </w:r>
-      <w:r>
-        <w:rPr>
-          <w:color w:val="404040"/>
-        </w:rPr>
-        <w:t xml:space="preserve"> 아래에서 이 주장을 네 개의 법칙으로 펴되, 각 법칙마다 평이한 설명과 현실 사례를 붙인다.</w:t>
+        <w:t>다. 이것이 김재준 제2법칙("리듬의 답은 언제나 겸용")의 정확한 의미다. 스마트폰(전화+컴퓨터+카메라), 다이닝키친(부엌+식당), 툇마루(안+밖)가 모두 그 예다. 겸용은 어중간한 타협이 아니라, 구조적 불확실 아래에서 자원당 대비를 극대화하는 해다.</w:t>
       </w:r>
     </w:p>
     <w:p>
@@ -516,12 +716,75 @@
         <w:pStyle w:val="Heading3"/>
       </w:pPr>
       <w:r>
-        <w:t>3.2.1 먼저, 세 개의 관찰</w:t>
+        <w:t>3.2.5 확증: 진화가 같은 답을 냈다 (유비가 아니라 자연 실험)</w:t>
       </w:r>
     </w:p>
     <w:p>
       <w:r>
-        <w:t>김재준의 이론은 서로 무관한 세 곳에서 같은 현상을 관찰한 데서 출발한다.</w:t>
+        <w:t xml:space="preserve">여기서 생물학의 역할이 분명해진다. 지금까지의 논증은 순수한 결정이론이다. 그런데 이 논리가 </w:t>
+      </w:r>
+      <w:r>
+        <w:rPr>
+          <w:b/>
+        </w:rPr>
+        <w:t>인간의 합리화가 아니라 실재하는 최적</w:t>
+      </w:r>
+      <w:r>
+        <w:t xml:space="preserve">임을, 우리는 어떻게 아는가? 대장균이 증명한다. 대장균에는 목적도 의식도 없다. 그저 자연선택이 세대를 거쳐 적응했을 뿐이다. 그런데 그 눈먼 선택이 정확히 이론의 예측대로 움직였다. </w:t>
+      </w:r>
+      <w:r>
+        <w:rPr>
+          <w:b/>
+        </w:rPr>
+        <w:t>온도가 규칙적으로 변동할 때만(σ²&gt;0, ρ≈1)</w:t>
+      </w:r>
+      <w:r>
+        <w:t xml:space="preserve"> 겸용 단백질을 늘렸고, 정지(σ²=0)나 혼돈(ρ=0)에서는 늘리지 않았다. 그것도 네 개의 독립된 집단에서 평행하게, χ²=4×10⁻¹¹의 신뢰도로.</w:t>
+      </w:r>
+    </w:p>
+    <w:p>
+      <w:r>
+        <w:t xml:space="preserve">〔이 증거의 힘〕 대장균은 세 척도(세포·건물·군중) 중 하나가 아니라, </w:t>
+      </w:r>
+      <w:r>
+        <w:rPr>
+          <w:b/>
+        </w:rPr>
+        <w:t>결정이론의 예측이 물질 세계에서 실제로 최적임을 보이는 통제된 자연 실험</w:t>
+      </w:r>
+      <w:r>
+        <w:t xml:space="preserve">이다. 즉 생물학은 "세포도 건물과 비슷하다"는 유비의 한 항이 아니라, </w:t>
+      </w:r>
+      <w:r>
+        <w:rPr>
+          <w:b/>
+        </w:rPr>
+        <w:t>논증 전체의 경험적 앵커</w:t>
+      </w:r>
+      <w:r>
+        <w:t>다. 유비였다면 약했겠지만, 확증이므로 강하다.</w:t>
+      </w:r>
+    </w:p>
+    <w:p>
+      <w:pPr>
+        <w:pStyle w:val="Heading3"/>
+      </w:pPr>
+      <w:r>
+        <w:t>3.2.6 연역 4: 미래가 표류하면 — 매개와 여백(실물옵션)</w:t>
+      </w:r>
+    </w:p>
+    <w:p>
+      <w:r>
+        <w:t>지금까지는 미래의 확률분포가 고정돼 있다고 가정했다. 그러나 현실의 쓰임은 분포 자체가 시간에 따라 이동한다(</w:t>
+      </w:r>
+      <w:r>
+        <w:rPr>
+          <w:b/>
+        </w:rPr>
+        <w:t>비정상성</w:t>
+      </w:r>
+      <w:r>
+        <w:t>). 아기방은 서재가 되고 병실이 되며, 옛 공장은 카페가 된다. 분포가 표류하면 '한 번 정한 고정 헤지'도 언젠가 틀린다. 결정이론은 이 경우의 답도 안다.</w:t>
       </w:r>
     </w:p>
     <w:p>
@@ -532,19 +795,28 @@
         <w:rPr>
           <w:b/>
         </w:rPr>
-        <w:t>세포:</w:t>
+        <w:t>매개(제3법칙):</w:t>
       </w:r>
       <w:r>
-        <w:t xml:space="preserve"> 대장균에는 열에서도 냉에서도 단백질을 접는 '양다리' 단백질(GroES-EL)이 있다. 그런데 진화는 이 단백질을 아무 때나 늘리지 않는다. 온도가 늘 일정하면(한 방향만 필요하니) 안 늘리고, 온도가 마구잡이로 뛰면(어느 방향도 못 믿으니) 안 늘린다. </w:t>
+        <w:t xml:space="preserve"> 분포가 바뀔 때마다 다시 대응할 수 있으려면, 완성된 형태가 아니라 </w:t>
       </w:r>
       <w:r>
         <w:rPr>
           <w:b/>
         </w:rPr>
-        <w:t>온도가 규칙적으로 오르내릴 때만</w:t>
+        <w:t>갱신 가능한 기반</w:t>
       </w:r>
       <w:r>
-        <w:t xml:space="preserve"> 이 양다리 단백질이 늘어난다. 이 관찰만은 통계로 검증되었다(χ²=4×10⁻¹¹).</w:t>
+        <w:t xml:space="preserve">을 지어야 한다. 이것이 '건물은 완성품이 아니라 사전확률(prior)이고 사용이 그것을 갱신한다'는 명제의 뜻이다. 서울 성수동의 옛 공장은 '카페'로 설계되지 않았다. 넓은 층고와 튼튼한 골조라는 </w:t>
+      </w:r>
+      <w:r>
+        <w:rPr>
+          <w:b/>
+        </w:rPr>
+        <w:t>기반(매개)</w:t>
+      </w:r>
+      <w:r>
+        <w:t xml:space="preserve"> 이 수십 년 뒤 카페·갤러리로 채워졌다. 좋은 매개는 설계자의 의도를 넘어 오래 쓰인다. (경영에서 이것은 플랫폼 전략과 같다.)</w:t>
       </w:r>
     </w:p>
     <w:p>
@@ -555,10 +827,162 @@
         <w:rPr>
           <w:b/>
         </w:rPr>
-        <w:t>공간:</w:t>
+        <w:t>여백=공(제4법칙):</w:t>
       </w:r>
       <w:r>
-        <w:t xml:space="preserve"> 하중을 받으면서 공간을 여는 기둥, 낮엔 가게 밤엔 집인 상가주택, 안이자 밖인 툇마루. 쓰임이 여러 갈래로 규칙적으로 바뀌는 곳에서 이런 '겸용' 형태가 최적이 된다.</w:t>
+        <w:t xml:space="preserve"> 표류하는 미래에 대비하는 또 하나의 길은 </w:t>
+      </w:r>
+      <w:r>
+        <w:rPr>
+          <w:b/>
+        </w:rPr>
+        <w:t>선택지를 열어 두는 것</w:t>
+      </w:r>
+      <w:r>
+        <w:t xml:space="preserve">이다. 이것은 재무이론의 </w:t>
+      </w:r>
+      <w:r>
+        <w:rPr>
+          <w:b/>
+        </w:rPr>
+        <w:t>실물옵션(real options)</w:t>
+      </w:r>
+      <w:r>
+        <w:t xml:space="preserve"> 과 정확히 같다 — 지금 다 확정하지 않고 나중에 결정할 권리를 남겨 두면, 그 '열림' 자체가 값을 갖는다. 여백은 낭비가 아니라 옵션의 값이다. 로프트의 빈 공간, 프로그램되지 않은 광장이 그 예다.</w:t>
+      </w:r>
+    </w:p>
+    <w:p>
+      <w:r>
+        <w:t>〔쉽게 말하면〕 미래가 계속 변하니, 형태를 '완성'하지 말고 (a) 계속 고쳐 쓸 수 있는 바탕을 깔고(매개), (b) 아직 정하지 않은 여지를 남겨라(여백). 둘 다 불확실성이 클수록 값이 커지는, 이미 검증된 전략이다.</w:t>
+      </w:r>
+    </w:p>
+    <w:p>
+      <w:pPr>
+        <w:pStyle w:val="Heading3"/>
+      </w:pPr>
+      <w:r>
+        <w:t>3.2.7 연역 5: 보상이 꼬리에 몰린다 — 예외를 설계하라</w:t>
+      </w:r>
+    </w:p>
+    <w:p>
+      <w:r>
+        <w:t xml:space="preserve">한 가지가 더 있다. 형태가 만들어 내는 가치는 평균이 아니라 </w:t>
+      </w:r>
+      <w:r>
+        <w:rPr>
+          <w:b/>
+        </w:rPr>
+        <w:t>드문 사건(꼬리)</w:t>
+      </w:r>
+      <w:r>
+        <w:t xml:space="preserve"> 에 몰리는 경우가 많다. 집의 가치는 99%의 평범한 하루가 아니라 1%의 사건 — 결혼, 장례, 아기의 첫날 — 이 결정한다. 응급실과 재난 설비는 '평소'가 아니라 '최악의 순간'을 기준으로 짓는다. 평소엔 남아도는 여분의 병상·통로가 위기의 순간 생사를 가른다. 반대로 평균 효율에만 맞춰 여백을 없앤 시스템(재고를 극한까지 줄인 공급망)은 예외적 충격(팬데믹)에 무너진다.</w:t>
+      </w:r>
+    </w:p>
+    <w:p>
+      <w:r>
+        <w:t xml:space="preserve">즉 최적의 형태는 평균을 최적화하지 않는다. </w:t>
+      </w:r>
+      <w:r>
+        <w:rPr>
+          <w:b/>
+        </w:rPr>
+        <w:t>꼬리 사건에서의 손실을 막고 이득을 살리도록</w:t>
+      </w:r>
+      <w:r>
+        <w:t xml:space="preserve"> 설계한다. 이것 역시 결정이론(꼬리 위험 관리)의 표준 결론이며, 제4법칙 "평균이 아니라 꼬리를 향하라"의 정확한 근거다.</w:t>
+      </w:r>
+    </w:p>
+    <w:p>
+      <w:pPr>
+        <w:pStyle w:val="Heading3"/>
+      </w:pPr>
+      <w:r>
+        <w:t>3.2.8 종합: 감응의 디자인의 논리적 뼈대</w:t>
+      </w:r>
+    </w:p>
+    <w:p>
+      <w:r>
+        <w:t>이제 이론 전체가 하나의 사슬로 선다. 유비가 아니라 연역이다.</w:t>
+      </w:r>
+    </w:p>
+    <w:p>
+      <w:pPr>
+        <w:pStyle w:val="ListNumber"/>
+      </w:pPr>
+      <w:r>
+        <w:t>형태는 불확실한 미래에 대한 투자다. (전제)</w:t>
+      </w:r>
+    </w:p>
+    <w:p>
+      <w:pPr>
+        <w:pStyle w:val="ListNumber"/>
+      </w:pPr>
+      <w:r>
+        <w:t>불확실성의 성격에 따라 최적 투자가 갈린다: 확실→특화, 구조적 불확실→헤지, 무작위→중립. (포트폴리오 이론)</w:t>
+      </w:r>
+    </w:p>
+    <w:p>
+      <w:pPr>
+        <w:pStyle w:val="ListNumber"/>
+      </w:pPr>
+      <w:r>
+        <w:t>헤지가 값을 가지려면 변동과 예측가능성이 둘 다 필요하다 → V ∝ σ²×ρ. (필요·실효의 곱)</w:t>
+      </w:r>
+    </w:p>
+    <w:p>
+      <w:pPr>
+        <w:pStyle w:val="ListNumber"/>
+      </w:pPr>
+      <w:r>
+        <w:t>형태로 하는 헤지가 곧 겸용(양가성)이다. (따름정리)</w:t>
+      </w:r>
+    </w:p>
+    <w:p>
+      <w:pPr>
+        <w:pStyle w:val="ListNumber"/>
+      </w:pPr>
+      <w:r>
+        <w:t>눈먼 진화도 같은 답을 냈다 → 이 최적은 실재한다. (생물학의 확증, χ²=4×10⁻¹¹)</w:t>
+      </w:r>
+    </w:p>
+    <w:p>
+      <w:pPr>
+        <w:pStyle w:val="ListNumber"/>
+      </w:pPr>
+      <w:r>
+        <w:t>미래가 표류하므로 고정 헤지 대신 매개(갱신 가능한 기반)와 여백(실물옵션)을 남긴다. (비정상성·실물옵션)</w:t>
+      </w:r>
+    </w:p>
+    <w:p>
+      <w:pPr>
+        <w:pStyle w:val="ListNumber"/>
+      </w:pPr>
+      <w:r>
+        <w:t>보상이 꼬리에 몰리므로 평균이 아니라 예외를 설계한다. (꼬리 위험)</w:t>
+      </w:r>
+    </w:p>
+    <w:p>
+      <w:r>
+        <w:rPr>
+          <w:b/>
+        </w:rPr>
+        <w:t>한 문장으로:</w:t>
+      </w:r>
+      <w:r>
+        <w:t xml:space="preserve"> 형태는 불확실한 미래에 대한 최적 투자이며, 그 최적해는 (구조적 불확실 아래에서) 겸용이고, (표류 아래에서) 갱신 가능한 매개와 열린 여백이며, (꼬리 보상 아래에서) 예외에 대한 대비다.</w:t>
+      </w:r>
+    </w:p>
+    <w:p>
+      <w:pPr>
+        <w:pStyle w:val="Heading3"/>
+      </w:pPr>
+      <w:r>
+        <w:t>3.2.9 이건희, 다시 읽기 — 이 뼈대 위에서</w:t>
+      </w:r>
+    </w:p>
+    <w:p>
+      <w:r>
+        <w:t>이제 이건희의 결정이 이 뼈대 위에서 정확히 자리를 찾는다.</w:t>
       </w:r>
     </w:p>
     <w:p>
@@ -569,149 +993,19 @@
         <w:rPr>
           <w:b/>
         </w:rPr>
-        <w:t>몸:</w:t>
+        <w:t>리듬 만들기(2·3단계).</w:t>
       </w:r>
       <w:r>
-        <w:t xml:space="preserve"> 6만 명의 떼창은 완벽히 맞지 않는다. 조금씩 어긋난 그 겹침이 '두께'를 만들고, 그 두께가 사람을 울린다. 완벽한 합창 기계음은 감동을 주지 못한다.</w:t>
-      </w:r>
-    </w:p>
-    <w:p>
-      <w:r>
-        <w:t xml:space="preserve">세 곳에서 같은 두 단어가 나온다. </w:t>
+        <w:t xml:space="preserve"> 한국의 압축근대는 변동(σ²)은 컸으나 그것만으론 혼돈이었다. 이건희는 "성능은 평준화된다, 승부는 디자인"이라는 일관된 방향과 일등주의로 조직에 </w:t>
       </w:r>
       <w:r>
         <w:rPr>
           <w:b/>
         </w:rPr>
-        <w:t>리듬(규칙적 변동)과 양가성(겸용).</w:t>
+        <w:t>예측 가능성(ρ)</w:t>
       </w:r>
       <w:r>
-        <w:t xml:space="preserve"> 김재준은 이 반복에서 하나의 명제를 끌어낸다. </w:t>
-      </w:r>
-      <w:r>
-        <w:rPr>
-          <w:b/>
-        </w:rPr>
-        <w:t>"형태는 되어감의 시공간 통계를 따른다."</w:t>
-      </w:r>
-    </w:p>
-    <w:p>
-      <w:pPr>
-        <w:ind w:left="432"/>
-        <w:pBdr>
-          <w:left w:val="single" w:sz="18" w:space="8" w:color="8EAADB"/>
-        </w:pBdr>
-      </w:pPr>
-      <w:r>
-        <w:rPr>
-          <w:color w:val="404040"/>
-        </w:rPr>
-        <w:t xml:space="preserve">〔쉽게 말하면〕 '어떤 형태가 좋은가'는 미리 정해져 있지 않다. </w:t>
-      </w:r>
-      <w:r>
-        <w:rPr>
-          <w:b/>
-          <w:color w:val="404040"/>
-        </w:rPr>
-        <w:t>그 형태가 놓일 환경이 앞으로 어떻게 변할지</w:t>
-      </w:r>
-      <w:r>
-        <w:rPr>
-          <w:color w:val="404040"/>
-        </w:rPr>
-        <w:t>(그 변화의 통계)가 형태를 결정한다는 것이다.</w:t>
-      </w:r>
-    </w:p>
-    <w:p>
-      <w:pPr>
-        <w:ind w:left="432"/>
-        <w:pBdr>
-          <w:left w:val="single" w:sz="18" w:space="8" w:color="8EAADB"/>
-        </w:pBdr>
-      </w:pPr>
-      <w:r>
-        <w:rPr>
-          <w:color w:val="404040"/>
-        </w:rPr>
-        <w:t xml:space="preserve">⚠️ </w:t>
-      </w:r>
-      <w:r>
-        <w:rPr>
-          <w:b/>
-          <w:color w:val="404040"/>
-        </w:rPr>
-        <w:t>논리적 유의(오류 B의 교정) — 이것은 '증거'인가 '유비'인가:</w:t>
-      </w:r>
-      <w:r>
-        <w:rPr>
-          <w:color w:val="404040"/>
-        </w:rPr>
-        <w:t xml:space="preserve"> 세 관찰 중 </w:t>
-      </w:r>
-      <w:r>
-        <w:rPr>
-          <w:b/>
-          <w:color w:val="404040"/>
-        </w:rPr>
-        <w:t>통계로 검증된 것은 세포 하나뿐</w:t>
-      </w:r>
-      <w:r>
-        <w:rPr>
-          <w:color w:val="404040"/>
-        </w:rPr>
-        <w:t xml:space="preserve">이다. 건축과 몸의 사례는 아직 같은 방식으로 측정·검증되지 않은 </w:t>
-      </w:r>
-      <w:r>
-        <w:rPr>
-          <w:b/>
-          <w:color w:val="404040"/>
-        </w:rPr>
-        <w:t>해석</w:t>
-      </w:r>
-      <w:r>
-        <w:rPr>
-          <w:color w:val="404040"/>
-        </w:rPr>
-        <w:t xml:space="preserve">이다. 따라서 "세 척도에서 같은 구조가 반복되니 이론이 증명되었다"고 말하면 </w:t>
-      </w:r>
-      <w:r>
-        <w:rPr>
-          <w:b/>
-          <w:color w:val="404040"/>
-        </w:rPr>
-        <w:t>유비를 증명으로 격상하는 오류</w:t>
-      </w:r>
-      <w:r>
-        <w:rPr>
-          <w:color w:val="404040"/>
-        </w:rPr>
-        <w:t xml:space="preserve">가 된다. 정확히는 이렇게 말해야 한다. 세포에서 통계적으로 확인된 원리가 건축·몸에서도 성립하리라는 것은 </w:t>
-      </w:r>
-      <w:r>
-        <w:rPr>
-          <w:b/>
-          <w:color w:val="404040"/>
-        </w:rPr>
-        <w:t>강력하지만 아직 검증되지 않은 가설</w:t>
-      </w:r>
-      <w:r>
-        <w:rPr>
-          <w:color w:val="404040"/>
-        </w:rPr>
-        <w:t>이며, 이 책은 그것을 '증명된 법칙'이 아니라 '생산적 가설'로 제시한다. (검증 방법은 3.3에서 논한다.)</w:t>
-      </w:r>
-    </w:p>
-    <w:p>
-      <w:pPr>
-        <w:pStyle w:val="Heading3"/>
-      </w:pPr>
-      <w:r>
-        <w:t>3.2.2 제1법칙 — 형태는 '정지'와 '혼돈' 사이에서 태어난다</w:t>
-      </w:r>
-    </w:p>
-    <w:p>
-      <w:r>
-        <w:t>환경은 세 종류로 갈린다.</w:t>
+        <w:t xml:space="preserve"> 을 주입해 혼돈을 리듬으로 바꾸었다. 즉 그는 헤지가 값을 갖는 환경을 스스로 만들었다.</w:t>
       </w:r>
     </w:p>
     <w:p>
@@ -722,10 +1016,10 @@
         <w:rPr>
           <w:b/>
         </w:rPr>
-        <w:t>정지:</w:t>
+        <w:t>겸용 형태(4단계).</w:t>
       </w:r>
       <w:r>
-        <w:t xml:space="preserve"> 변화가 없는 환경. 하나의 정답에 완벽히 맞춘 형태가 최적이다. 아름답지만, 환경이 바뀌면 그 완벽함이 곧 약점이 된다.</w:t>
+        <w:t xml:space="preserve"> 그 리듬 위에서 삼성은 효율과 의미를 겸한 형태 — 손에 쥐기 좋고 얇고 예쁜 T100, 텔레비전이자 가구인 보르도 — 를 길러 냈다. '디자인이 최후의 승부처'라는 밀라노 선언은, 성능(신뢰성)의 변별력이 사라진 시장에서 겸용 형태의 값이 커진다는 3단계 명제의 경영적 번역이다.</w:t>
       </w:r>
     </w:p>
     <w:p>
@@ -736,10 +1030,10 @@
         <w:rPr>
           <w:b/>
         </w:rPr>
-        <w:t>혼돈:</w:t>
+        <w:t>매개와 여백(6단계).</w:t>
       </w:r>
       <w:r>
-        <w:t xml:space="preserve"> 변화가 있지만 아무 규칙이 없는 환경. 여기서는 대비할 방법이 없어 형태가 자리를 못 잡는다.</w:t>
+        <w:t xml:space="preserve"> 이건희는 형태가 아니라 매개를 지었다. "결과만 요구하고 과정은 전문가에게"라는 위임은, 답을 확정하지 않고 답이 자라날 기반과 여지를 남긴 것이다. 보르도의 와인잔은 그가 떠올린 것이 아니라 그 여백 속에서 팀이 낳았다.</w:t>
       </w:r>
     </w:p>
     <w:p>
@@ -750,153 +1044,19 @@
         <w:rPr>
           <w:b/>
         </w:rPr>
-        <w:t>리듬:</w:t>
+        <w:t>왜 반복이 어려운가(오류 교정된 인과).</w:t>
       </w:r>
       <w:r>
-        <w:t xml:space="preserve"> 변화가 있되 규칙(예측 가능성)이 있는 환경. </w:t>
+        <w:t xml:space="preserve"> 성공이 시장 변동을 줄이는 것이 아니다. 성공하면 </w:t>
       </w:r>
       <w:r>
         <w:rPr>
           <w:b/>
         </w:rPr>
-        <w:t>오직 여기서만</w:t>
+        <w:t>리더가 위기 주입(ρ 생성)을 멈추고 조직이 환경을 안정으로 착각</w:t>
       </w:r>
       <w:r>
-        <w:t xml:space="preserve"> 겸용 형태가 값을 갖는다.</w:t>
-      </w:r>
-    </w:p>
-    <w:p>
-      <w:r>
-        <w:t xml:space="preserve">김재준은 이를 한 줄로 적는다. 대비(헤지)의 가치는 </w:t>
-      </w:r>
-      <w:r>
-        <w:rPr>
-          <w:b/>
-        </w:rPr>
-        <w:t>변동의 크기 × 변동의 예측 가능성</w:t>
-      </w:r>
-      <w:r>
-        <w:t>에 비례한다.</w:t>
-      </w:r>
-    </w:p>
-    <w:p>
-      <w:r>
-        <w:t>$$ H \;\propto\; \sigma^2 \times \rho $$</w:t>
-      </w:r>
-    </w:p>
-    <w:p>
-      <w:r>
-        <w:t>여기서 σ²은 '얼마나 변하는가'(변동의 크기), ρ는 '그 변화에 박자가 있는가'(예측 가능성)다. 둘 중 하나가 0이면 곱도 0이다. 안 변하면(정지) 대비할 게 없고, 규칙이 없으면(혼돈) 대비할 방법이 없다.</w:t>
-      </w:r>
-    </w:p>
-    <w:p>
-      <w:r>
-        <w:rPr>
-          <w:b/>
-        </w:rPr>
-        <w:t>현실 사례.</w:t>
-      </w:r>
-      <w:r>
-        <w:t xml:space="preserve"> 계절이 뚜렷한 지역의 옷장을 생각해 보자. 늘 더운 적도(정지)라면 반팔만 있으면 된다. 날씨가 하루에도 종잡을 수 없이 뒤바뀐다면(혼돈) 무엇을 준비해도 소용없다. 그러나 봄가을이 규칙적으로 오는 곳(리듬)에서는 '얇게 입고 겉옷을 걸치는' 겸용 전략 — 레이어드 — 이 최적이 된다. 패션의 레이어링은 σ²×ρ가 큰 환경에 대한 형태적 대비다.</w:t>
-      </w:r>
-    </w:p>
-    <w:p>
-      <w:r>
-        <w:rPr>
-          <w:b/>
-        </w:rPr>
-        <w:t>이건희에 적용.</w:t>
-      </w:r>
-      <w:r>
-        <w:t xml:space="preserve"> 서론의 한일 비교가 이 법칙 위에 놓인다. 전후 일본은 σ²이 낮은 안정된 환경에서 '완벽한 하나'에 특화했다(정지에 최적). 압축근대의 한국은 σ²이 컸지만, 그것만으로는 혼돈일 뿐이다. 이건희가 한 일은 그 격변에 </w:t>
-      </w:r>
-      <w:r>
-        <w:rPr>
-          <w:b/>
-        </w:rPr>
-        <w:t>박자(ρ)를 부여</w:t>
-      </w:r>
-      <w:r>
-        <w:t>한 것이다 — "성능은 평준화된다, 승부는 디자인이다"라는 일관된 방향과 '일등주의'로 조직이 변화를 예측 가능하게 읽게 했다. 그는 σ²과 ρ를 함께 키워 혼돈을 리듬으로 바꾸었다.</w:t>
-      </w:r>
-    </w:p>
-    <w:p>
-      <w:pPr>
-        <w:ind w:left="432"/>
-        <w:pBdr>
-          <w:left w:val="single" w:sz="18" w:space="8" w:color="8EAADB"/>
-        </w:pBdr>
-      </w:pPr>
-      <w:r>
-        <w:rPr>
-          <w:color w:val="404040"/>
-        </w:rPr>
-        <w:t xml:space="preserve">⚠️ </w:t>
-      </w:r>
-      <w:r>
-        <w:rPr>
-          <w:b/>
-          <w:color w:val="404040"/>
-        </w:rPr>
-        <w:t>논리적 유의(오류 C의 교정) — 이 수식의 지위:</w:t>
-      </w:r>
-      <w:r>
-        <w:rPr>
-          <w:color w:val="404040"/>
-        </w:rPr>
-        <w:t xml:space="preserve"> σ²×ρ는 </w:t>
-      </w:r>
-      <w:r>
-        <w:rPr>
-          <w:b/>
-          <w:color w:val="404040"/>
-        </w:rPr>
-        <w:t>생물학에서는 실제로 측정된 양</w:t>
-      </w:r>
-      <w:r>
-        <w:rPr>
-          <w:color w:val="404040"/>
-        </w:rPr>
-        <w:t xml:space="preserve">(온도의 분산과 자기상관)이지만, </w:t>
-      </w:r>
-      <w:r>
-        <w:rPr>
-          <w:b/>
-          <w:color w:val="404040"/>
-        </w:rPr>
-        <w:t>경영·건축에 옮길 때는 은유</w:t>
-      </w:r>
-      <w:r>
-        <w:rPr>
-          <w:color w:val="404040"/>
-        </w:rPr>
-        <w:t xml:space="preserve">다. '위기의식'을 σ²로, '일등주의'를 ρ로 부르는 것은 측정이 아니라 대응(mapping)이다. 따라서 이 수식은 경영 사례에서 </w:t>
-      </w:r>
-      <w:r>
-        <w:rPr>
-          <w:i/>
-          <w:color w:val="404040"/>
-        </w:rPr>
-        <w:t>숫자를 계산하는 공식</w:t>
-      </w:r>
-      <w:r>
-        <w:rPr>
-          <w:color w:val="404040"/>
-        </w:rPr>
-        <w:t xml:space="preserve">이 아니라 </w:t>
-      </w:r>
-      <w:r>
-        <w:rPr>
-          <w:i/>
-          <w:color w:val="404040"/>
-        </w:rPr>
-        <w:t>어떤 요인이 함께 있어야 하는지를 보여주는 구조식</w:t>
-      </w:r>
-      <w:r>
-        <w:rPr>
-          <w:color w:val="404040"/>
-        </w:rPr>
-        <w:t>으로 읽어야 한다. 이를 숫자로 착각하면 의사(擬似)-정량화의 함정에 빠진다.</w:t>
+        <w:t>한다. 시장은 여전히 요동치는데 조직만 정지 모드로 들어간다. 이것이 후쿠다가 30년째 "리셋하라"고 말해야 하는 이유다(2장 2.8). 밀라노의 "아직 1.5류"는 정확히 이 정지를 막으려는 인위적 ρ 재생성이었다.</w:t>
       </w:r>
     </w:p>
     <w:p>
@@ -904,27 +1064,75 @@
         <w:pStyle w:val="Heading3"/>
       </w:pPr>
       <w:r>
-        <w:t>3.2.3 제2법칙 — 리듬의 답은 언제나 '겸용(양가성)'이다</w:t>
+        <w:t>3.2.10 해석층: 왜 이것을 '감응'이라 부르는가</w:t>
       </w:r>
     </w:p>
     <w:p>
       <w:r>
-        <w:t xml:space="preserve">리듬의 환경이 내놓는 답은 늘 같은 꼴이다. </w:t>
+        <w:t xml:space="preserve">지금까지의 논증은 결정이론만으로 완결된다. 그렇다면 '감응(感應)'·'귀신'·'공(空)' 같은 말은 왜 필요한가? 이 물음에 정직해야 한다. </w:t>
       </w:r>
       <w:r>
         <w:rPr>
           <w:b/>
         </w:rPr>
-        <w:t>두 기능을 한 형태에 담는 것.</w:t>
+        <w:t>그 말들은 논증의 하중을 지지 않는다. 그것들은 같은 구조의 체험적·미학적 해석이다.</w:t>
       </w:r>
+    </w:p>
+    <w:p>
+      <w:pPr>
+        <w:pStyle w:val="ListBullet"/>
+      </w:pPr>
       <w:r>
-        <w:t xml:space="preserve"> 양다리 단백질, 하중과 공간을 겸하는 기둥, 전화이자 컴퓨터이자 카메라인 스마트폰. 이것은 낭비가 아니라 </w:t>
+        <w:t xml:space="preserve">겸용 형태가 최적이라는 것은 결정이론이 말한다. 그런데 </w:t>
       </w:r>
       <w:r>
         <w:rPr>
           <w:b/>
         </w:rPr>
-        <w:t>변화에 대비한 합리적 선택</w:t>
+        <w:t>우리는 왜 그런 형태에 끌리는가?</w:t>
+      </w:r>
+      <w:r>
+        <w:t xml:space="preserve"> 김재준의 답은, 인간이 그 최적성을 '아름다움'으로 감지하도록 진화·문화화되었다는 가설이다. 이것이 '이중해석'(회복력=아름다움)이며, 하나의 </w:t>
+      </w:r>
+      <w:r>
+        <w:rPr>
+          <w:b/>
+        </w:rPr>
+        <w:t>가설</w:t>
+      </w:r>
+      <w:r>
+        <w:t>이지 증명이 아니다.</w:t>
+      </w:r>
+    </w:p>
+    <w:p>
+      <w:pPr>
+        <w:pStyle w:val="ListBullet"/>
+      </w:pPr>
+      <w:r>
+        <w:t xml:space="preserve">매개에 과거가 쌓여 새 사용을 돕는 현상(삼십 년 된 굿당은 북 세 번에 판이 열린다)을, 존재론은 '귀신(축적된 감응)'이라 부른다. 이것은 경로의존성·학습효과의 </w:t>
+      </w:r>
+      <w:r>
+        <w:rPr>
+          <w:b/>
+        </w:rPr>
+        <w:t>체험적 이름</w:t>
+      </w:r>
+      <w:r>
+        <w:t>이다.</w:t>
+      </w:r>
+    </w:p>
+    <w:p>
+      <w:pPr>
+        <w:pStyle w:val="ListBullet"/>
+      </w:pPr>
+      <w:r>
+        <w:t xml:space="preserve">여백이 살아 있음을 유지한다는 것을, 존재론은 '공(空)'이라 부른다. 이것은 실물옵션의 </w:t>
+      </w:r>
+      <w:r>
+        <w:rPr>
+          <w:b/>
+        </w:rPr>
+        <w:t>미학적 이름</w:t>
       </w:r>
       <w:r>
         <w:t>이다.</w:t>
@@ -932,561 +1140,16 @@
     </w:p>
     <w:p>
       <w:r>
-        <w:t xml:space="preserve">여기에 김재준 이론의 가장 논쟁적인 주장이 붙는다. </w:t>
+        <w:t xml:space="preserve">〔왜 이 층이 필요한가〕 결정이론은 '무엇이 최적인가'를 말하지만, 인간이 그것을 어떻게 겪고 왜 그것에 감동하는가는 말하지 못한다. 감응의 층은 그 경험의 차원을 담당한다. 다만 이 책은 두 층을 </w:t>
       </w:r>
       <w:r>
         <w:rPr>
           <w:b/>
         </w:rPr>
-        <w:t>이중해석 정리:</w:t>
+        <w:t>엄격히 구분</w:t>
       </w:r>
       <w:r>
-        <w:t xml:space="preserve"> 이렇게 통계적으로 최적인 겸용 형태를, 우리는 흔히 '아름답다'고 느낀다는 것이다. 회복력(잘 견딤)과 아름다움이 별개가 아니라 한 형태의 두 얼굴이라는 주장이다. 툇마루가 아름다운 것은 그것이 안과 밖, 여름과 겨울, 접객과 휴식을 한 자리에 겸하기 때문이라는 식이다.</w:t>
-      </w:r>
-    </w:p>
-    <w:p>
-      <w:pPr>
-        <w:ind w:left="432"/>
-        <w:pBdr>
-          <w:left w:val="single" w:sz="18" w:space="8" w:color="8EAADB"/>
-        </w:pBdr>
-      </w:pPr>
-      <w:r>
-        <w:rPr>
-          <w:color w:val="404040"/>
-        </w:rPr>
-        <w:t xml:space="preserve">⚠️ </w:t>
-      </w:r>
-      <w:r>
-        <w:rPr>
-          <w:b/>
-          <w:color w:val="404040"/>
-        </w:rPr>
-        <w:t>논리적 유의(오류 D의 교정) — 과대일반화 금지:</w:t>
-      </w:r>
-      <w:r>
-        <w:rPr>
-          <w:color w:val="404040"/>
-        </w:rPr>
-        <w:t xml:space="preserve"> "최적인 것은 아름답다"를 </w:t>
-      </w:r>
-      <w:r>
-        <w:rPr>
-          <w:b/>
-          <w:color w:val="404040"/>
-        </w:rPr>
-        <w:t>모든 형태에 적용하면 반례가 쏟아진다.</w:t>
-      </w:r>
-      <w:r>
-        <w:rPr>
-          <w:color w:val="404040"/>
-        </w:rPr>
-        <w:t xml:space="preserve"> 통계적으로 최적이지만 아름답지 않은 것(효율적인 물류창고), 아름답지만 비효율적인 것(장식 과잉의 로코코)이 얼마든지 있다. 따라서 이 정리는 </w:t>
-      </w:r>
-      <w:r>
-        <w:rPr>
-          <w:b/>
-          <w:color w:val="404040"/>
-        </w:rPr>
-        <w:t>'리듬 환경에서 여러 쓰임을 우아하게 겸하는 형태'라는 특정 부류</w:t>
-      </w:r>
-      <w:r>
-        <w:rPr>
-          <w:color w:val="404040"/>
-        </w:rPr>
-        <w:t>에 한정해서만 성립하는 주장으로 좁혀 읽어야 한다. 그것을 미(美) 일반의 정의로 확대하는 것은 논리적 비약이다. 이 책은 이 정리를 '흥미로운 부분적 상관'으로 제시하지, '미의 보편 법칙'으로 주장하지 않는다.</w:t>
-      </w:r>
-    </w:p>
-    <w:p>
-      <w:r>
-        <w:rPr>
-          <w:b/>
-        </w:rPr>
-        <w:t>이건희에 적용(좁힌 형태로).</w:t>
-      </w:r>
-      <w:r>
-        <w:t xml:space="preserve"> 밀라노에서 이건희가 "성능은 평준화되고 승부는 디자인"이라 한 말은, 이 법칙의 좁은 버전으로 번역된다. 성능(신뢰성)의 변별력이 사라진 시장에서는 여러 사용 맥락을 우아하게 겸하는 형태 — 손에 쥐기 좋으면서 얇고 예쁜 T100 같은 — 만이 소비자를 멈춰 세운다. '디자인이 최후의 승부처'라는 말은, 물성이 균질해진 리듬 시장에서 겸용 형태의 값이 커진다는 진술이다.</w:t>
-      </w:r>
-    </w:p>
-    <w:p>
-      <w:pPr>
-        <w:pStyle w:val="Heading3"/>
-      </w:pPr>
-      <w:r>
-        <w:t>3.2.4 제3법칙 — 디자이너가 짓는 것은 '형태'가 아니라 '매개'다</w:t>
-      </w:r>
-    </w:p>
-    <w:p>
-      <w:r>
-        <w:t xml:space="preserve">이 법칙이 이 이론에서 가장 실용적이고, 이건희와 가장 잘 맞는다. 김재준은 「감응의 존재론」에서 </w:t>
-      </w:r>
-      <w:r>
-        <w:rPr>
-          <w:b/>
-        </w:rPr>
-        <w:t>매개(媒介)</w:t>
-      </w:r>
-      <w:r>
-        <w:t xml:space="preserve"> 개념을 가져온다.</w:t>
-      </w:r>
-    </w:p>
-    <w:p>
-      <w:r>
-        <w:t xml:space="preserve">핵심은 이렇다. 우리는 감정이나 경험을 </w:t>
-      </w:r>
-      <w:r>
-        <w:rPr>
-          <w:b/>
-        </w:rPr>
-        <w:t>직접</w:t>
-      </w:r>
-      <w:r>
-        <w:t xml:space="preserve"> 만들 수 없다. 언제나 무언가를 </w:t>
-      </w:r>
-      <w:r>
-        <w:rPr>
-          <w:b/>
-        </w:rPr>
-        <w:t>거쳐서</w:t>
-      </w:r>
-      <w:r>
-        <w:t xml:space="preserve"> 만든다. 콘서트의 감동은 '감동'을 직접 주입해서가 아니라 음향·조명·공간을 통해 생긴다. 이 '거치는 것'이 매개다. 그리고 매개는 도구와 다르다. 도구는 바꿔도 결과가 같지만(망치 대신 돌로 못을 박아도 못은 박힌다), 매개는 바꾸면 결과 자체가 달라진다(북을 장구로 바꾸면 굿의 분위기가 통째로 달라진다).</w:t>
-      </w:r>
-    </w:p>
-    <w:p>
-      <w:r>
-        <w:t xml:space="preserve">여기서 결론이 나온다. </w:t>
-      </w:r>
-      <w:r>
-        <w:rPr>
-          <w:b/>
-        </w:rPr>
-        <w:t>디자이너가 정말 짓는 것은 완성된 형태가 아니라, 그 안에서 사용과 경험이 자라나는 조건(매개)이다.</w:t>
-      </w:r>
-      <w:r>
-        <w:t xml:space="preserve"> 건물은 '완성품'이 아니라 사용이 채워 넣을 '빈 그릇'이고, 시간이 지나며 사용이 그 그릇을 바꾼다.</w:t>
-      </w:r>
-    </w:p>
-    <w:p>
-      <w:r>
-        <w:rPr>
-          <w:b/>
-        </w:rPr>
-        <w:t>현실 사례.</w:t>
-      </w:r>
-      <w:r>
-        <w:t xml:space="preserve"> 서울 성수동의 옛 공장 건물들을 보자. 설계자는 '카페'를 지은 적이 없다. 그들은 넓은 층고와 튼튼한 골조라는 </w:t>
-      </w:r>
-      <w:r>
-        <w:rPr>
-          <w:b/>
-        </w:rPr>
-        <w:t>매개</w:t>
-      </w:r>
-      <w:r>
-        <w:t>를 지었을 뿐이다. 수십 년 뒤 그 매개가 카페·갤러리·쇼룸으로 채워졌다. 좋은 매개는 설계자의 의도를 넘어 오래 쓰인다. 반대로, 하나의 용도에 완벽히 맞춘 특수 건물(예: 특정 공정 전용 공장)은 그 공정이 끝나면 쓸모가 사라진다.</w:t>
-      </w:r>
-    </w:p>
-    <w:p>
-      <w:r>
-        <w:rPr>
-          <w:b/>
-        </w:rPr>
-        <w:t>이건희에 적용.</w:t>
-      </w:r>
-      <w:r>
-        <w:t xml:space="preserve"> 이 법칙은 이건희 경영의 핵심을 다시 정의한다. </w:t>
-      </w:r>
-      <w:r>
-        <w:rPr>
-          <w:b/>
-        </w:rPr>
-        <w:t>이건희는 형태가 아니라 매개를 지었다.</w:t>
-      </w:r>
-      <w:r>
-        <w:t xml:space="preserve"> 그는 보르도 TV의 와인잔을 떠올리지 않았다. "소니를 넘어라"라는 방향과 "결과만 요구하고 과정은 전문가에게"라는 위임의 구조 — 곧 형태가 태어날 </w:t>
-      </w:r>
-      <w:r>
-        <w:rPr>
-          <w:b/>
-        </w:rPr>
-        <w:t>조건</w:t>
-      </w:r>
-      <w:r>
-        <w:t xml:space="preserve"> — 을 지었고, 그 안에서 11명의 팀이 와인잔을 낳았다(2장 2.6). 이는 3.1이 '중재자'라 부른 그의 역할을, 한층 근본적인 층위 — </w:t>
-      </w:r>
-      <w:r>
-        <w:rPr>
-          <w:i/>
-        </w:rPr>
-        <w:t>답을 내는 사람이 아니라 답이 자라날 판을 까는 사람</w:t>
-      </w:r>
-      <w:r>
-        <w:t xml:space="preserve"> — 로 옮겨 놓는다.</w:t>
-      </w:r>
-    </w:p>
-    <w:p>
-      <w:pPr>
-        <w:pStyle w:val="Heading3"/>
-      </w:pPr>
-      <w:r>
-        <w:t>3.2.5 제4법칙 — 완성하지 말고 여백을 남겨라</w:t>
-      </w:r>
-    </w:p>
-    <w:p>
-      <w:r>
-        <w:t xml:space="preserve">매개에는 함정이 있다. </w:t>
-      </w:r>
-      <w:r>
-        <w:rPr>
-          <w:b/>
-        </w:rPr>
-        <w:t>너무 완벽하게 채우면 죽는다.</w:t>
-      </w:r>
-      <w:r>
-        <w:t xml:space="preserve"> 오늘의 쓰임에 딱 맞춰 모든 여지를 없앤 형태는, 쓰임이 바뀌는 순간 쓸모가 없어진다. 왜냐하면 사용은 늘 변하기 때문이다. 아기방은 서재가 되고 병실이 되며, 로마의 콜로세움은 요새·채석장·폐허·관광지로 그 쓰임이 계속 바뀌었다.</w:t>
-      </w:r>
-    </w:p>
-    <w:p>
-      <w:r>
-        <w:t xml:space="preserve">그래서 살아 있는 형태는 </w:t>
-      </w:r>
-      <w:r>
-        <w:rPr>
-          <w:b/>
-        </w:rPr>
-        <w:t>여백(공, 空)</w:t>
-      </w:r>
-      <w:r>
-        <w:t xml:space="preserve"> 을 남긴다. 다 결정하지 않고, 미래의 다른 쓰임을 위한 빈자리를 둔다. 그리고 그 여백이 진짜로 대비하는 것은 </w:t>
-      </w:r>
-      <w:r>
-        <w:rPr>
-          <w:b/>
-        </w:rPr>
-        <w:t>평균이 아니라 예외(꼬리)</w:t>
-      </w:r>
-      <w:r>
-        <w:t xml:space="preserve"> 다. 집은 99%의 평범한 하루를 위한 것이지만, 그 의미는 1%의 사건 — 결혼, 장례, 아기의 첫날 — 이 결정한다.</w:t>
-      </w:r>
-    </w:p>
-    <w:p>
-      <w:r>
-        <w:rPr>
-          <w:b/>
-        </w:rPr>
-        <w:t>현실 사례.</w:t>
-      </w:r>
-      <w:r>
-        <w:t xml:space="preserve"> 병원 응급실이나 재난 대비 설계를 생각해 보자. 이들은 '평소'가 아니라 '최악의 순간(꼬리)'을 기준으로 설계된다. 평소엔 남아도는 여백처럼 보이는 여분의 병상·통로가, 위기의 순간 생사를 가른다. 반대로 평균 효율에만 맞춰 여백을 없앤 시스템(예: 재고를 극한까지 줄인 공급망)은 평상시엔 효율적이지만 예외적 충격(팬데믹)에 무너진다. 여백은 낭비가 아니라 예외에 대한 보험이다.</w:t>
-      </w:r>
-    </w:p>
-    <w:p>
-      <w:r>
-        <w:rPr>
-          <w:b/>
-        </w:rPr>
-        <w:t>이건희에 적용, 그리고 "왜 반복이 어려운가."</w:t>
-      </w:r>
-      <w:r>
-        <w:t xml:space="preserve"> 이건희가 정점에서 "아직 1.5류"라고 스스로를 흔든 것(2장 2.5)은, 조직이 성공에 안주해 여백을 잃는 것을 막는 행위였다. 그렇다면 2장 2.8의 물음 — 그의 도약은 왜 반복되기 어려운가 — 에 이 법칙이 답한다.</w:t>
-      </w:r>
-    </w:p>
-    <w:p>
-      <w:pPr>
-        <w:ind w:left="432"/>
-        <w:pBdr>
-          <w:left w:val="single" w:sz="18" w:space="8" w:color="8EAADB"/>
-        </w:pBdr>
-      </w:pPr>
-      <w:r>
-        <w:rPr>
-          <w:color w:val="404040"/>
-        </w:rPr>
-        <w:t xml:space="preserve">⚠️ </w:t>
-      </w:r>
-      <w:r>
-        <w:rPr>
-          <w:b/>
-          <w:color w:val="404040"/>
-        </w:rPr>
-        <w:t>논리적 유의(오류 E의 교정) — 인과를 정확히:</w:t>
-      </w:r>
-      <w:r>
-        <w:rPr>
-          <w:color w:val="404040"/>
-        </w:rPr>
-        <w:t xml:space="preserve"> 흔한 오해는 "성공이 (시장) 변동성을 줄여 정지가 온다"는 것이다. 그러나 시장의 변동성은 성공과 무관하게 클 수 있다. 정확한 인과는 이렇다. </w:t>
-      </w:r>
-      <w:r>
-        <w:rPr>
-          <w:b/>
-          <w:color w:val="404040"/>
-        </w:rPr>
-        <w:t>성공하면 리더가 위기 주입을 멈추고, 조직은 환경을 '이제 안정되었다'고 착각한다.</w:t>
-      </w:r>
-      <w:r>
-        <w:rPr>
-          <w:color w:val="404040"/>
-        </w:rPr>
-        <w:t xml:space="preserve"> 즉 줄어드는 것은 </w:t>
-      </w:r>
-      <w:r>
-        <w:rPr>
-          <w:i/>
-          <w:color w:val="404040"/>
-        </w:rPr>
-        <w:t>실제 환경 변동</w:t>
-      </w:r>
-      <w:r>
-        <w:rPr>
-          <w:color w:val="404040"/>
-        </w:rPr>
-        <w:t xml:space="preserve">이 아니라 </w:t>
-      </w:r>
-      <w:r>
-        <w:rPr>
-          <w:i/>
-          <w:color w:val="404040"/>
-        </w:rPr>
-        <w:t>조직이 스스로 만들던 리듬(주의와 대비)</w:t>
-      </w:r>
-      <w:r>
-        <w:rPr>
-          <w:color w:val="404040"/>
-        </w:rPr>
-        <w:t>이다. 시장은 여전히 요동치는데 조직만 정지 모드로 들어가는 것 — 이것이 위험의 정체다. 후쿠다가 30년째 "리셋하라"고 말해야 하는 이유가 여기 있다(2장 2.8).</w:t>
-      </w:r>
-    </w:p>
-    <w:p>
-      <w:pPr>
-        <w:pStyle w:val="Heading3"/>
-      </w:pPr>
-      <w:r>
-        <w:t>3.2.6 두 법칙을 잇기 — '여백'이라는 하나의 원리</w:t>
-      </w:r>
-    </w:p>
-    <w:p>
-      <w:r>
-        <w:t xml:space="preserve">제2법칙(겸용)과 제4법칙(여백)은 언뜻 다른 이야기 같다. 하나는 공간의 문제(한 형태에 두 기능), 하나는 시간의 문제(미래를 위한 빈자리)다. 그러나 김재준은 둘이 </w:t>
-      </w:r>
-      <w:r>
-        <w:rPr>
-          <w:b/>
-        </w:rPr>
-        <w:t>같은 원리의 두 모습</w:t>
-      </w:r>
-      <w:r>
-        <w:t>이라고 본다. 그 원리를 '빈틈'이라 부르자.</w:t>
-      </w:r>
-    </w:p>
-    <w:p>
-      <w:pPr>
-        <w:pStyle w:val="ListBullet"/>
-      </w:pPr>
-      <w:r>
-        <w:t xml:space="preserve">겸용(양가성)은 </w:t>
-      </w:r>
-      <w:r>
-        <w:rPr>
-          <w:b/>
-        </w:rPr>
-        <w:t>형태가 한 기능으로 완전히 굳는 것을 거부</w:t>
-      </w:r>
-      <w:r>
-        <w:t>하는 것 — 공간의 빈틈.</w:t>
-      </w:r>
-    </w:p>
-    <w:p>
-      <w:pPr>
-        <w:pStyle w:val="ListBullet"/>
-      </w:pPr>
-      <w:r>
-        <w:t xml:space="preserve">여백(공)은 </w:t>
-      </w:r>
-      <w:r>
-        <w:rPr>
-          <w:b/>
-        </w:rPr>
-        <w:t>형태가 한 상태로 완전히 굳는 것을 거부</w:t>
-      </w:r>
-      <w:r>
-        <w:t>하는 것 — 시간의 빈틈.</w:t>
-      </w:r>
-    </w:p>
-    <w:p>
-      <w:r>
-        <w:t>〔쉽게 말하면〕 살아 있는 형태는 '완전히 정해지지 않은' 상태를 유지한다. 다 정해진 것은 죽은 것이다. 박물관 유리관 속 유물이 아름답지만 죽어 있는 것처럼.</w:t>
-      </w:r>
-    </w:p>
-    <w:p>
-      <w:pPr>
-        <w:ind w:left="432"/>
-        <w:pBdr>
-          <w:left w:val="single" w:sz="18" w:space="8" w:color="8EAADB"/>
-        </w:pBdr>
-      </w:pPr>
-      <w:r>
-        <w:rPr>
-          <w:color w:val="404040"/>
-        </w:rPr>
-        <w:t xml:space="preserve">⚠️ </w:t>
-      </w:r>
-      <w:r>
-        <w:rPr>
-          <w:b/>
-          <w:color w:val="404040"/>
-        </w:rPr>
-        <w:t>논리적 유의(오류 G의 교정) — 이것은 '동일성'이 아니라 '종합'이다:</w:t>
-      </w:r>
-      <w:r>
-        <w:rPr>
-          <w:color w:val="404040"/>
-        </w:rPr>
-        <w:t xml:space="preserve"> 두 법칙을 하나로 묶는 것은 논리적 증명이 아니라 </w:t>
-      </w:r>
-      <w:r>
-        <w:rPr>
-          <w:b/>
-          <w:color w:val="404040"/>
-        </w:rPr>
-        <w:t>개념적 종합(통찰)</w:t>
-      </w:r>
-      <w:r>
-        <w:rPr>
-          <w:color w:val="404040"/>
-        </w:rPr>
-        <w:t xml:space="preserve"> 이다. 겸용과 여백이 '같다'는 것은 엄밀한 등식이 아니라, 둘 다 '완전한 결정을 거부한다'는 상위 개념으로 묶인다는 뜻이다. 칸트의 '목적 없는 합목적성'(아름다운 것은 짜임새는 있으나 그 목적이 딱 정해지지 않는다는 생각)을 끌어오는 것도 논증이 아니라 </w:t>
-      </w:r>
-      <w:r>
-        <w:rPr>
-          <w:b/>
-          <w:color w:val="404040"/>
-        </w:rPr>
-        <w:t>철학적 참조</w:t>
-      </w:r>
-      <w:r>
-        <w:rPr>
-          <w:color w:val="404040"/>
-        </w:rPr>
-        <w:t>다. 이 지위를 흐리면 '어려운 말로 포장한 비약'이 된다. 본 절은 이를 증명이 아니라 이론의 미학적 매듭으로 제시한다.</w:t>
-      </w:r>
-    </w:p>
-    <w:p>
-      <w:pPr>
-        <w:pStyle w:val="Heading3"/>
-      </w:pPr>
-      <w:r>
-        <w:t>3.2.7 종합 — '따르다'에서 '열다'로</w:t>
-      </w:r>
-    </w:p>
-    <w:p>
-      <w:r>
-        <w:t xml:space="preserve">이 이론은 마지막에 태도를 바꾼다. 지금까지 형태는 환경의 통계를 '따랐다'(관찰된 쓰임에 맞췄다). 그러나 그것만으로는 디자인이 데이터에 대한 사후 적응, 심하게는 감시로 수집한 행동에 형태를 맞추는 일과 구별되지 않는다. 그래서 제4법칙은 한 걸음 더 간다. 형태는 통계를 따르다가 </w:t>
-      </w:r>
-      <w:r>
-        <w:rPr>
-          <w:b/>
-        </w:rPr>
-        <w:t>끝내 그 통계를 연다</w:t>
-      </w:r>
-      <w:r>
-        <w:t xml:space="preserve"> — 아직 세어지지 않은 미래의 쓰임을 위해 분포에 빈자리를 낸다.</w:t>
-      </w:r>
-    </w:p>
-    <w:p>
-      <w:r>
-        <w:t>〔쉽게 말하면〕 좋은 디자인은 먼저 현실을 충분히 관찰해 따르고(그래야 근거가 있다), 그다음 관찰되지 않은 가능성을 위해 일부러 여백을 남긴다(그래야 미래가 있다). 관찰 없이 여는 것은 근거 없는 고집이고, 여백 없이 따르기만 하는 것은 죽은 박제다.</w:t>
-      </w:r>
-    </w:p>
-    <w:p>
-      <w:pPr>
-        <w:pStyle w:val="Heading3"/>
-      </w:pPr>
-      <w:r>
-        <w:t>3.2.8 문명 척도: 감응의 도시와 유효의미 경제학</w:t>
-      </w:r>
-    </w:p>
-    <w:p>
-      <w:r>
-        <w:t xml:space="preserve">김재준은 이 원리를 도시·문명으로 확장한다. 문명은 제도·도시·의례로 이루어진 거대한 매개다. 평균에 최적화한 문명(청사진대로 지은 계획도시)은 예외에 부서지고, 여러 쓰임에 겸용으로 대비한 문명은 변화를 살아낸다. 그의 두 개념이 여기서 작동한다. </w:t>
-      </w:r>
-      <w:r>
-        <w:rPr>
-          <w:b/>
-        </w:rPr>
-        <w:t>'감응의 도시'</w:t>
-      </w:r>
-      <w:r>
-        <w:t xml:space="preserve"> 는 사람들의 정동(감정의 흐름)이 터지는 '예외의 순간'을 실시간으로 읽고 응답하는 도시이고, </w:t>
-      </w:r>
-      <w:r>
-        <w:rPr>
-          <w:b/>
-        </w:rPr>
-        <w:t>'유효의미 경제학'</w:t>
-      </w:r>
-      <w:r>
-        <w:t xml:space="preserve"> 은 그 응답이 헛되지 않도록 '어떤 의미가 실제로 값을 갖는지'를 셈하는 회계다.</w:t>
-      </w:r>
-    </w:p>
-    <w:p>
-      <w:pPr>
-        <w:ind w:left="432"/>
-        <w:pBdr>
-          <w:left w:val="single" w:sz="18" w:space="8" w:color="8EAADB"/>
-        </w:pBdr>
-      </w:pPr>
-      <w:r>
-        <w:rPr>
-          <w:color w:val="404040"/>
-        </w:rPr>
-        <w:t>⚠️ 이 두 개념의 정확한 정의와 형식은 김재준의 원전을 따라 확정해야 하며, 본 절은 이건희 사례와의 접점에서 골격만 소개한다(3.3의 한계 참조).</w:t>
-      </w:r>
-    </w:p>
-    <w:p>
-      <w:pPr>
-        <w:pStyle w:val="Heading3"/>
-      </w:pPr>
-      <w:r>
-        <w:t>3.2.9 어두운 판본 — 매개 설계는 착취가 될 수 있다</w:t>
-      </w:r>
-    </w:p>
-    <w:p>
-      <w:r>
-        <w:t xml:space="preserve">이 이론은 강력하기에 위험하다. '사람의 감응이 자라는 조건을 설계하는 능력'은 좋은 데도 나쁜 데도 쓰인다. 그 어두운 판본이 오늘의 현실에 있다. </w:t>
-      </w:r>
-      <w:r>
-        <w:rPr>
-          <w:b/>
-        </w:rPr>
-        <w:t>유튜브·틱톡의 추천 알고리즘</w:t>
-      </w:r>
-      <w:r>
-        <w:t xml:space="preserve">은 사용자의 감응 패턴을 학습해 '멈출 수 없게' 설계한다. 이것은 매개 설계 능력이 </w:t>
-      </w:r>
-      <w:r>
-        <w:rPr>
-          <w:b/>
-        </w:rPr>
-        <w:t>감응의 착취</w:t>
-      </w:r>
-      <w:r>
-        <w:t>로 전락한 자리다. 다크 패턴(취소를 어렵게 만든 화면), 도박성 확률형 아이템, 충동을 노린 신경마케팅도 같은 계열이다.</w:t>
-      </w:r>
-    </w:p>
-    <w:p>
-      <w:r>
-        <w:t xml:space="preserve">이 어둠을 막는 장치가 바로 제4법칙의 여백이다. 「감응의 존재론」이 착취를 '타인의 감응 능력을 파괴하는 것'이라 규정하는 것과 같은 맥락이다. 이 물음 — 이건희의 화형식은 조직의 감응을 </w:t>
-      </w:r>
-      <w:r>
-        <w:rPr>
-          <w:b/>
-        </w:rPr>
-        <w:t>살렸는가 착취했는가</w:t>
-      </w:r>
-      <w:r>
-        <w:t xml:space="preserve"> — 은 4장에서 다시 심문한다.</w:t>
+        <w:t>한다. 논리의 하중은 결정이론이, 경험의 풍부함은 감응이 진다. 이 구분이 흐려질 때 이론은 '어려운 말로 포장한 비약'이 되고, 구분이 지켜질 때 이론은 '엄밀하면서 풍부한' 것이 된다.</w:t>
       </w:r>
     </w:p>
     <w:p>
@@ -1505,11 +1168,6 @@
       </w:r>
     </w:p>
     <w:p>
-      <w:r>
-        <w:t>이론의 힘은 그 한계를 숨기지 않을 때 오히려 커진다. 감응의 디자인에 대해 이 책이 인정하는 한계는 넷이다.</w:t>
-      </w:r>
-    </w:p>
-    <w:p>
       <w:pPr>
         <w:pStyle w:val="ListNumber"/>
       </w:pPr>
@@ -1520,7 +1178,7 @@
         <w:t>검증의 비대칭.</w:t>
       </w:r>
       <w:r>
-        <w:t xml:space="preserve"> 통계로 확인된 것은 세포(GroES-EL) 하나뿐이다. 건축·몸·경영으로의 확장은 아직 검증되지 않은 가설이다(3.2.1). 이 책은 이를 '증명된 법칙'이 아니라 '생산적 가설'로 다룬다.</w:t>
+        <w:t xml:space="preserve"> 통계로 확인된 것은 세포 하나다(3.2.5). 건축·경영으로의 확장은 결정이론적으로는 연역되지만, 각 영역에서 경험적으로 재검증되어야 한다.</w:t>
       </w:r>
     </w:p>
     <w:p>
@@ -1534,7 +1192,7 @@
         <w:t>수식의 은유성.</w:t>
       </w:r>
       <w:r>
-        <w:t xml:space="preserve"> σ²×ρ는 생물학에서는 측정량이지만 경영·건축에서는 구조를 보여주는 은유다(3.2.2). 숫자로 계산할 수 있는 척 해서는 안 된다.</w:t>
+        <w:t xml:space="preserve"> V ∝ σ²×ρ는 생물학에서는 측정량, 경영·건축에서는 구조식이다(3.2.3). 숫자 계산으로 오해하면 안 된다.</w:t>
       </w:r>
     </w:p>
     <w:p>
@@ -1545,19 +1203,10 @@
         <w:rPr>
           <w:b/>
         </w:rPr>
-        <w:t>순환의 위험(오류 F).</w:t>
+        <w:t>순환의 위험(가장 중요).</w:t>
       </w:r>
       <w:r>
-        <w:t xml:space="preserve"> 가장 조심할 함정이다. '리듬'을 '디자인이 성공하는 환경'으로 정의하고, 다시 '리듬이라서 성공했다'고 말하면 </w:t>
-      </w:r>
-      <w:r>
-        <w:rPr>
-          <w:b/>
-        </w:rPr>
-        <w:t>동어반복</w:t>
-      </w:r>
-      <w:r>
-        <w:t xml:space="preserve">이 된다. 이를 피하려면 σ²(변동)와 ρ(예측 가능성)를 </w:t>
+        <w:t xml:space="preserve"> '리듬'을 '디자인이 성공하는 환경'으로 정의하고 다시 그것으로 성공을 설명하면 동어반복이다. 이를 피하려면 σ²(변동)와 ρ(예측가능성)를 </w:t>
       </w:r>
       <w:r>
         <w:rPr>
@@ -1566,7 +1215,7 @@
         <w:t>결과와 무관하게 미리 측정</w:t>
       </w:r>
       <w:r>
-        <w:t>할 수 있어야 한다. 생물학에서는 가능했다(온도 데이터). 경영·도시에서 이 독립 측정을 어떻게 할 것인가 — 이것이 이 이론이 진짜 과학이 되기 위해 넘어야 할 관문이며, 아직 열려 있는 과제다.</w:t>
+        <w:t>해야 한다. 생물학에서는 가능했다(온도 데이터). 경영·도시에서 이 독립 측정을 어떻게 조작화할 것인가가 이 이론이 과학이 되기 위한 핵심 과제이며, 아직 열려 있다.</w:t>
       </w:r>
     </w:p>
     <w:p>
@@ -1580,7 +1229,7 @@
         <w:t>미학 주장의 범위.</w:t>
       </w:r>
       <w:r>
-        <w:t xml:space="preserve"> "최적은 아름답다"(이중해석 정리)는 특정 부류의 형태에 한정된 상관이지, 미의 보편 법칙이 아니다(3.2.3).</w:t>
+        <w:t xml:space="preserve"> '최적=아름다움'은 '리듬 환경에서 여러 쓰임을 겸하는 형태'라는 특정 부류의 상관이며, 미의 보편 법칙이 아니다(3.2.10). 하나의 가설로 제시한다.</w:t>
       </w:r>
     </w:p>
     <w:p>
@@ -1600,13 +1249,7 @@
     </w:p>
     <w:p>
       <w:r>
-        <w:t xml:space="preserve">두 이론은 경쟁하지 않고 </w:t>
-      </w:r>
-      <w:r>
-        <w:rPr>
-          <w:b/>
-        </w:rPr>
-        <w:t>층을 이룬다.</w:t>
+        <w:t>두 이론은 경쟁하지 않고 층을 이룬다.</w:t>
       </w:r>
     </w:p>
     <w:p>
@@ -1626,19 +1269,16 @@
         <w:rPr>
           <w:i/>
         </w:rPr>
-        <w:t>속을</w:t>
+        <w:t>속</w:t>
       </w:r>
       <w:r>
-        <w:t xml:space="preserve"> 본다: 검증된 것과 새것을 어떻게 섞고(마틴), 기술과 의미를 누가 잇는가(베르간티). 곧 </w:t>
+        <w:t xml:space="preserve">을 본다: 검증된 것과 새것을 어떻게 섞고(마틴), 기술과 의미를 누가 잇는가(베르간티). → </w:t>
       </w:r>
       <w:r>
         <w:rPr>
           <w:b/>
         </w:rPr>
-        <w:t>무엇을 어떻게 결합하는가</w:t>
-      </w:r>
-      <w:r>
-        <w:t>를 설명한다.</w:t>
+        <w:t>무엇을 어떻게 결합하는가.</w:t>
       </w:r>
     </w:p>
     <w:p>
@@ -1658,24 +1298,24 @@
         <w:rPr>
           <w:i/>
         </w:rPr>
-        <w:t>바깥을</w:t>
+        <w:t>조건</w:t>
       </w:r>
       <w:r>
-        <w:t xml:space="preserve"> 본다: 그 결합이 값을 갖는 환경은 어떤 것이며(리듬), 무엇을 지어야 하고(매개), 무엇을 남겨야 하는가(여백). 곧 </w:t>
+        <w:t xml:space="preserve">을 본다: 그 결합이 값을 갖는 환경(리듬), 지어야 할 것(매개), 남겨야 할 것(여백). → </w:t>
       </w:r>
       <w:r>
         <w:rPr>
           <w:b/>
         </w:rPr>
-        <w:t>언제·왜 그 결합이 통하는가</w:t>
+        <w:t>언제·왜 그 결합이 통하는가.</w:t>
       </w:r>
       <w:r>
-        <w:t>를 설명한다.</w:t>
+        <w:t xml:space="preserve"> 그리고 그 근거는 시적 유비가 아니라 결정이론이다.</w:t>
       </w:r>
     </w:p>
     <w:p>
       <w:r>
-        <w:t xml:space="preserve">그리고 두 이론이 만나는 자리에 이건희가 있다. 디자인 사고의 눈으로 그는 엔지니어와 디자이너를 잇는 </w:t>
+        <w:t xml:space="preserve">두 이론이 만나는 자리에 이건희가 있다. 디자인 사고의 눈으로 그는 엔지니어와 디자이너를 잇는 </w:t>
       </w:r>
       <w:r>
         <w:rPr>
@@ -1684,7 +1324,7 @@
         <w:t>중재자</w:t>
       </w:r>
       <w:r>
-        <w:t xml:space="preserve">였고, 감응의 디자인의 눈으로 그는 형태가 태어날 조건을 짓는 </w:t>
+        <w:t xml:space="preserve">였고, 감응의 디자인의 눈으로 그는 헤지가 값을 갖는 리듬을 만들고 그 위에서 겸용 형태를 길러 낸 </w:t>
       </w:r>
       <w:r>
         <w:rPr>
@@ -1693,7 +1333,7 @@
         <w:t>매개 설계자</w:t>
       </w:r>
       <w:r>
-        <w:t>였다. 그는 한국의 격변(높은 σ²)에 방향과 박자(ρ)를 주어 혼돈을 리듬으로 바꾸고, 그 리듬 위에서 겸용의 형태(디자인)를 길러 냈다. 이것이 서론의 물음 — 한국은 어떻게, 왜 앞섰는가 — 에 대한 이 책의 답의 뼈대다. 그 답을 완성하고 그것이 요구하는 윤리를 묻는 일이, 이제 4장의 몫이다.</w:t>
+        <w:t>였다. 그는 한국의 격변(높은 σ²)에 방향과 박자(ρ)를 주어 혼돈을 리듬으로 바꾸었다 — 이것이 서론의 물음(한국은 어떻게, 왜 앞섰는가)에 대한 답의 뼈대이며, 그 답의 완성과 윤리는 4장의 몫이다.</w:t>
       </w:r>
     </w:p>
     <w:p>
@@ -1714,7 +1354,20 @@
         <w:rPr>
           <w:color w:val="404040"/>
         </w:rPr>
-        <w:t>〔편집 노트〕 v3는 논리적 비약 4건(A~D)을 본문에 '논리적 유의' 상자로 교정하고, 순환·인과 오류(E·F)를 바로잡았으며, 한계를 3.3으로 모았다. 평이한 재진술('쉽게 말하면')과 현실 사례(넷플릭스·노키아·성수동·응급실·추천 알고리즘)를 추가했다. 출판용으로는 ①각 사례의 출처 각주, ②3.3-3의 '독립 측정' 방법론을 별도 부록으로 확장, ③원전 서지 확정이 남는다.</w:t>
+        <w:t xml:space="preserve">〔편집 노트〕 v4는 3.2를 결정이론(포트폴리오·정보의 가치·실물옵션·꼬리위험)으로부터의 </w:t>
+      </w:r>
+      <w:r>
+        <w:rPr>
+          <w:b/>
+          <w:color w:val="404040"/>
+        </w:rPr>
+        <w:t>7단계 연역</w:t>
+      </w:r>
+      <w:r>
+        <w:rPr>
+          <w:color w:val="404040"/>
+        </w:rPr>
+        <w:t>으로 재구성해, 유비 나열이라는 약점을 제거했다. 생물학은 확증(자연 실험), 감응·미학은 해석층으로 분리했다. 수식은 유니코드 평문(V ∝ σ²×ρ)으로 표기해 Word에서 깨지지 않게 했다. 출판용으로는 ①Markowitz(1952)·Dixit-Pindyck(실물옵션)·Howard(정보의 가치) 서지 추가, ②3.3-3 독립 측정 방법론의 부록화가 남는다.</w:t>
       </w:r>
     </w:p>
     <w:sectPr>

--- a/원고_3장.docx
+++ b/원고_3장.docx
@@ -973,6 +973,47 @@
       </w:r>
     </w:p>
     <w:p>
+      <w:r>
+        <w:t xml:space="preserve">〔검증 가능한 예측 — 왜 이것이 시적 통찰이 아닌가〕 이 뼈대는 틀릴 수 있는 예측을 낳는다. </w:t>
+      </w:r>
+      <w:r>
+        <w:rPr>
+          <w:b/>
+        </w:rPr>
+        <w:t>(예측 1)</w:t>
+      </w:r>
+      <w:r>
+        <w:t xml:space="preserve"> 환경의 변동(σ²)과 예측가능성(ρ)을 형태의 성패와 무관하게 미리 측정하면, 겸용 형태의 이점은 σ²×ρ가 큰 환경일수록 커진다. </w:t>
+      </w:r>
+      <w:r>
+        <w:rPr>
+          <w:b/>
+        </w:rPr>
+        <w:t>(예측 2)</w:t>
+      </w:r>
+      <w:r>
+        <w:t xml:space="preserve"> σ²×ρ의 상호작용이 σ²이나 ρ 단독보다 성패를 잘 설명한다. </w:t>
+      </w:r>
+      <w:r>
+        <w:rPr>
+          <w:b/>
+        </w:rPr>
+        <w:t>(예측 3)</w:t>
+      </w:r>
+      <w:r>
+        <w:t xml:space="preserve"> 무작위 환경(ρ≈0)에서는 겸용도 전용도 아닌 중립 형태가 유리하다. 이 예측들이 반대로 나타나면 이론은 기각된다. 예측을 순환 없이 검증하는 절차 — σ²·ρ의 독립 측정과 반증 설계 — 는 </w:t>
+      </w:r>
+      <w:r>
+        <w:rPr>
+          <w:b/>
+        </w:rPr>
+        <w:t>부록 3-A</w:t>
+      </w:r>
+      <w:r>
+        <w:t>에서 전개한다. 이 부록의 존재가, 감응의 디자인을 '아름다운 은유'와 '검증 가능한 가설'로 가르는 경계선이다.</w:t>
+      </w:r>
+    </w:p>
+    <w:p>
       <w:pPr>
         <w:pStyle w:val="Heading3"/>
       </w:pPr>
@@ -1164,7 +1205,64 @@
         <w:pStyle w:val="Heading2"/>
       </w:pPr>
       <w:r>
-        <w:t>3.3 이 이론의 한계 — 정직을 위한 정리</w:t>
+        <w:t>3.3 이 이론은 반증 가능한가 — 한계와 검증 프로그램</w:t>
+      </w:r>
+    </w:p>
+    <w:p>
+      <w:r>
+        <w:t xml:space="preserve">한 이론의 자격은 그것이 </w:t>
+      </w:r>
+      <w:r>
+        <w:rPr>
+          <w:b/>
+        </w:rPr>
+        <w:t>틀릴 수 있는가</w:t>
+      </w:r>
+      <w:r>
+        <w:t xml:space="preserve">에 달려 있다. 감응의 디자인은 3.2.8에서 세 개의 틀릴 수 있는 예측을 내놓았다. 남은 것은 그 예측을 </w:t>
+      </w:r>
+      <w:r>
+        <w:rPr>
+          <w:b/>
+        </w:rPr>
+        <w:t>순환 없이</w:t>
+      </w:r>
+      <w:r>
+        <w:t xml:space="preserve"> 검증할 수 있는가이며, 이 절은 그 관문과 한계를 정리한다.</w:t>
+      </w:r>
+    </w:p>
+    <w:p>
+      <w:r>
+        <w:rPr>
+          <w:b/>
+        </w:rPr>
+        <w:t>가장 중요한 관문 — 순환의 위험.</w:t>
+      </w:r>
+      <w:r>
+        <w:t xml:space="preserve"> '리듬'을 '디자인이 성공하는 환경'으로 정의하고 다시 그것으로 성공을 설명하면 동어반복이 된다. 이를 끊는 유일한 길은 σ²(변동)와 ρ(예측가능성)를 </w:t>
+      </w:r>
+      <w:r>
+        <w:rPr>
+          <w:b/>
+        </w:rPr>
+        <w:t>형태의 성패와 무관하게, 그 이전 시점에, 다른 데이터로</w:t>
+      </w:r>
+      <w:r>
+        <w:t xml:space="preserve"> 측정하는 것이다. 생물학은 이 조건을 갖췄기에(온도는 항온기에서, 형태는 유전체에서) 검증되었다. 경영·건축·도시에서 같은 분리를 어떻게 구현하는가 — 환경 변수 s(t)의 정의, σ²·ρ의 사전 측정, 양가성의 맹검 부호화, 그리고 반증을 부르는 회귀 설계 — 를 </w:t>
+      </w:r>
+      <w:r>
+        <w:rPr>
+          <w:b/>
+        </w:rPr>
+        <w:t>부록 3-A</w:t>
+      </w:r>
+      <w:r>
+        <w:t>가 하나의 실행 가능한 연구 프로그램으로 전개한다. 요컨대 순환은 이 이론의 숙명이 아니라, 측정 설계로 끊을 수 있는 과제다.</w:t>
+      </w:r>
+    </w:p>
+    <w:p>
+      <w:r>
+        <w:t>그 위에서 이 이론이 인정하는 세 한계는 다음과 같다.</w:t>
       </w:r>
     </w:p>
     <w:p>
@@ -1178,7 +1276,16 @@
         <w:t>검증의 비대칭.</w:t>
       </w:r>
       <w:r>
-        <w:t xml:space="preserve"> 통계로 확인된 것은 세포 하나다(3.2.5). 건축·경영으로의 확장은 결정이론적으로는 연역되지만, 각 영역에서 경험적으로 재검증되어야 한다.</w:t>
+        <w:t xml:space="preserve"> 지금까지 통계로 확인된 것은 세포 하나다(3.2.5). 경영·건축으로의 확장은 결정이론에서 연역되지만, 각 영역에서 부록 3-A의 절차로 </w:t>
+      </w:r>
+      <w:r>
+        <w:rPr>
+          <w:b/>
+        </w:rPr>
+        <w:t>재검증되어야 할 가설</w:t>
+      </w:r>
+      <w:r>
+        <w:t>이다. 이 책은 그것을 '증명된 법칙'이 아니라 '잘 정식화된 가설'로 제시한다.</w:t>
       </w:r>
     </w:p>
     <w:p>
@@ -1192,30 +1299,7 @@
         <w:t>수식의 은유성.</w:t>
       </w:r>
       <w:r>
-        <w:t xml:space="preserve"> V ∝ σ²×ρ는 생물학에서는 측정량, 경영·건축에서는 구조식이다(3.2.3). 숫자 계산으로 오해하면 안 된다.</w:t>
-      </w:r>
-    </w:p>
-    <w:p>
-      <w:pPr>
-        <w:pStyle w:val="ListNumber"/>
-      </w:pPr>
-      <w:r>
-        <w:rPr>
-          <w:b/>
-        </w:rPr>
-        <w:t>순환의 위험(가장 중요).</w:t>
-      </w:r>
-      <w:r>
-        <w:t xml:space="preserve"> '리듬'을 '디자인이 성공하는 환경'으로 정의하고 다시 그것으로 성공을 설명하면 동어반복이다. 이를 피하려면 σ²(변동)와 ρ(예측가능성)를 </w:t>
-      </w:r>
-      <w:r>
-        <w:rPr>
-          <w:b/>
-        </w:rPr>
-        <w:t>결과와 무관하게 미리 측정</w:t>
-      </w:r>
-      <w:r>
-        <w:t>해야 한다. 생물학에서는 가능했다(온도 데이터). 경영·도시에서 이 독립 측정을 어떻게 조작화할 것인가가 이 이론이 과학이 되기 위한 핵심 과제이며, 아직 열려 있다.</w:t>
+        <w:t xml:space="preserve"> V ∝ σ²×ρ는 생물학에서는 측정량이지만 경영·건축에 옮기면 구조식이다(3.2.3). 숫자 계산으로 오해해서는 안 되며, 부록 3-A는 이 은유를 실측 가능한 변수로 조작화하는 방법을 제시한다.</w:t>
       </w:r>
     </w:p>
     <w:p>
@@ -1229,7 +1313,21 @@
         <w:t>미학 주장의 범위.</w:t>
       </w:r>
       <w:r>
-        <w:t xml:space="preserve"> '최적=아름다움'은 '리듬 환경에서 여러 쓰임을 겸하는 형태'라는 특정 부류의 상관이며, 미의 보편 법칙이 아니다(3.2.10). 하나의 가설로 제시한다.</w:t>
+        <w:t xml:space="preserve"> '최적=아름다움'(이중해석)은 '리듬 환경에서 여러 쓰임을 우아하게 겸하는 형태'라는 특정 부류의 상관이며, 미의 보편 법칙이 아니다(3.2.10). 하나의 가설로 제시한다.</w:t>
+      </w:r>
+    </w:p>
+    <w:p>
+      <w:r>
+        <w:t xml:space="preserve">이 셋을 정직하게 인정할 때, 그리고 부록 3-A가 반증의 문을 열어 둘 때, 감응의 디자인은 시적 통찰과 검증 가능한 과학 사이의 올바른 자리 — </w:t>
+      </w:r>
+      <w:r>
+        <w:rPr>
+          <w:b/>
+        </w:rPr>
+        <w:t>엄밀하게 정식화된, 그리고 반증을 기다리는 가설</w:t>
+      </w:r>
+      <w:r>
+        <w:t xml:space="preserve"> — 에 선다.</w:t>
       </w:r>
     </w:p>
     <w:p>
